--- a/public/assets/templates/bast.docx
+++ b/public/assets/templates/bast.docx
@@ -1,16 +1,19 @@
 
 <file path=word/document.xml><?xml version="1.0" encoding="utf-8"?>
-<w:document xmlns:wpc="http://schemas.microsoft.com/office/word/2010/wordprocessingCanvas" xmlns:mc="http://schemas.openxmlformats.org/markup-compatibility/2006" xmlns:o="urn:schemas-microsoft-com:office:office" xmlns:r="http://schemas.openxmlformats.org/officeDocument/2006/relationships" xmlns:m="http://schemas.openxmlformats.org/officeDocument/2006/math" xmlns:v="urn:schemas-microsoft-com:vml" xmlns:wp14="http://schemas.microsoft.com/office/word/2010/wordprocessingDrawing" xmlns:wp="http://schemas.openxmlformats.org/drawingml/2006/wordprocessingDrawing" xmlns:w="http://schemas.openxmlformats.org/wordprocessingml/2006/main" xmlns:w14="http://schemas.microsoft.com/office/word/2010/wordml" xmlns:w10="urn:schemas-microsoft-com:office:word" xmlns:w15="http://schemas.microsoft.com/office/word/2012/wordml" xmlns:wpg="http://schemas.microsoft.com/office/word/2010/wordprocessingGroup" xmlns:wpi="http://schemas.microsoft.com/office/word/2010/wordprocessingInk" xmlns:wne="http://schemas.microsoft.com/office/word/2006/wordml" xmlns:wps="http://schemas.microsoft.com/office/word/2010/wordprocessingShape" xmlns:wpsCustomData="http://www.wps.cn/officeDocument/2013/wpsCustomData" mc:Ignorable="w14 w15 wp14">
+<w:document xmlns:wpc="http://schemas.microsoft.com/office/word/2010/wordprocessingCanvas" xmlns:cx="http://schemas.microsoft.com/office/drawing/2014/chartex" xmlns:cx1="http://schemas.microsoft.com/office/drawing/2015/9/8/chartex" xmlns:cx2="http://schemas.microsoft.com/office/drawing/2015/10/21/chartex" xmlns:cx3="http://schemas.microsoft.com/office/drawing/2016/5/9/chartex" xmlns:cx4="http://schemas.microsoft.com/office/drawing/2016/5/10/chartex" xmlns:cx5="http://schemas.microsoft.com/office/drawing/2016/5/11/chartex" xmlns:cx6="http://schemas.microsoft.com/office/drawing/2016/5/12/chartex" xmlns:cx7="http://schemas.microsoft.com/office/drawing/2016/5/13/chartex" xmlns:cx8="http://schemas.microsoft.com/office/drawing/2016/5/14/chartex" xmlns:mc="http://schemas.openxmlformats.org/markup-compatibility/2006" xmlns:aink="http://schemas.microsoft.com/office/drawing/2016/ink" xmlns:am3d="http://schemas.microsoft.com/office/drawing/2017/model3d" xmlns:o="urn:schemas-microsoft-com:office:office" xmlns:r="http://schemas.openxmlformats.org/officeDocument/2006/relationships" xmlns:m="http://schemas.openxmlformats.org/officeDocument/2006/math" xmlns:v="urn:schemas-microsoft-com:vml" xmlns:wp14="http://schemas.microsoft.com/office/word/2010/wordprocessingDrawing" xmlns:wp="http://schemas.openxmlformats.org/drawingml/2006/wordprocessingDrawing" xmlns:w10="urn:schemas-microsoft-com:office:word" xmlns:w="http://schemas.openxmlformats.org/wordprocessingml/2006/main" xmlns:w14="http://schemas.microsoft.com/office/word/2010/wordml" xmlns:w15="http://schemas.microsoft.com/office/word/2012/wordml" xmlns:w16cex="http://schemas.microsoft.com/office/word/2018/wordml/cex" xmlns:w16cid="http://schemas.microsoft.com/office/word/2016/wordml/cid" xmlns:w16="http://schemas.microsoft.com/office/word/2018/wordml" xmlns:w16se="http://schemas.microsoft.com/office/word/2015/wordml/symex" xmlns:wpg="http://schemas.microsoft.com/office/word/2010/wordprocessingGroup" xmlns:wpi="http://schemas.microsoft.com/office/word/2010/wordprocessingInk" xmlns:wne="http://schemas.microsoft.com/office/word/2006/wordml" xmlns:wps="http://schemas.microsoft.com/office/word/2010/wordprocessingShape" mc:Ignorable="w14 w15 w16se w16cid w16 w16cex wp14">
   <w:body>
     <w:p>
       <w:pPr>
-        <w:pStyle w:val="5"/>
-      </w:pPr>
-      <w:r>
+        <w:pStyle w:val="Header"/>
+      </w:pPr>
+      <w:r>
+        <w:rPr>
+          <w:noProof/>
+        </w:rPr>
         <mc:AlternateContent>
           <mc:Choice Requires="wpg">
             <w:drawing>
-              <wp:anchor distT="0" distB="0" distL="114300" distR="114300" simplePos="0" relativeHeight="251659264" behindDoc="0" locked="0" layoutInCell="1" allowOverlap="1">
+              <wp:anchor distT="0" distB="0" distL="114300" distR="114300" simplePos="0" relativeHeight="251659264" behindDoc="0" locked="0" layoutInCell="1" allowOverlap="1" wp14:anchorId="4CBBFAEA" wp14:editId="6295CC21">
                 <wp:simplePos x="0" y="0"/>
                 <wp:positionH relativeFrom="column">
                   <wp:posOffset>-104140</wp:posOffset>
@@ -112,7 +115,7 @@
                               </w:p>
                               <w:p>
                                 <w:pPr>
-                                  <w:pStyle w:val="4"/>
+                                  <w:pStyle w:val="BodyText3"/>
                                   <w:spacing w:before="20"/>
                                   <w:jc w:val="distribute"/>
                                   <w:rPr>
@@ -158,7 +161,7 @@
                               </w:p>
                               <w:p>
                                 <w:pPr>
-                                  <w:pStyle w:val="4"/>
+                                  <w:pStyle w:val="BodyText3"/>
                                   <w:spacing w:before="20"/>
                                   <w:jc w:val="distribute"/>
                                   <w:rPr>
@@ -190,51 +193,198 @@
                                   <w:spacing w:before="20" w:after="0" w:line="240" w:lineRule="auto"/>
                                   <w:ind w:right="-44"/>
                                   <w:rPr>
-                                    <w:rStyle w:val="6"/>
+                                    <w:rStyle w:val="Hyperlink"/>
                                     <w:rFonts w:eastAsia="Arial"/>
                                     <w:spacing w:val="-7"/>
                                     <w:sz w:val="14"/>
                                     <w:szCs w:val="14"/>
                                   </w:rPr>
                                 </w:pPr>
+                                <w:proofErr w:type="spellStart"/>
+                                <w:proofErr w:type="gramStart"/>
                                 <w:r>
                                   <w:rPr>
-                                    <w:rFonts w:ascii="Arial" w:hAnsi="Arial" w:eastAsia="Arial" w:cs="Arial"/>
+                                    <w:rFonts w:ascii="Arial" w:eastAsia="Arial" w:hAnsi="Arial" w:cs="Arial"/>
                                     <w:spacing w:val="-7"/>
                                     <w:sz w:val="14"/>
                                     <w:szCs w:val="14"/>
                                   </w:rPr>
-                                  <w:t xml:space="preserve">Jl .  Panyawungan  Cileunyi   Wetan   –   Kabupaten  Bandung   40393    Telp.  (022)  7798393  –  Ext.  164  ,     Email  </w:t>
+                                  <w:t>Jl</w:t>
                                 </w:r>
-                                <w:r>
-                                  <w:fldChar w:fldCharType="begin"/>
-                                </w:r>
-                                <w:r>
-                                  <w:instrText xml:space="preserve"> HYPERLINK "mailto:ditbtpp.bsb@pu.go.id" </w:instrText>
-                                </w:r>
-                                <w:r>
-                                  <w:fldChar w:fldCharType="separate"/>
-                                </w:r>
+                                <w:proofErr w:type="spellEnd"/>
                                 <w:r>
                                   <w:rPr>
-                                    <w:rStyle w:val="6"/>
-                                    <w:rFonts w:ascii="Arial" w:hAnsi="Arial" w:eastAsia="Arial" w:cs="Arial"/>
+                                    <w:rFonts w:ascii="Arial" w:eastAsia="Arial" w:hAnsi="Arial" w:cs="Arial"/>
                                     <w:spacing w:val="-7"/>
                                     <w:sz w:val="14"/>
                                     <w:szCs w:val="14"/>
                                   </w:rPr>
-                                  <w:t xml:space="preserve">:  ditbtpp.bsb@pu.go.id. </w:t>
+                                  <w:t xml:space="preserve"> .</w:t>
                                 </w:r>
+                                <w:proofErr w:type="gramEnd"/>
                                 <w:r>
                                   <w:rPr>
-                                    <w:rStyle w:val="6"/>
-                                    <w:rFonts w:ascii="Arial" w:hAnsi="Arial" w:eastAsia="Arial" w:cs="Arial"/>
+                                    <w:rFonts w:ascii="Arial" w:eastAsia="Arial" w:hAnsi="Arial" w:cs="Arial"/>
                                     <w:spacing w:val="-7"/>
                                     <w:sz w:val="14"/>
                                     <w:szCs w:val="14"/>
                                   </w:rPr>
-                                  <w:fldChar w:fldCharType="end"/>
+                                  <w:t xml:space="preserve">  </w:t>
                                 </w:r>
+                                <w:proofErr w:type="spellStart"/>
+                                <w:proofErr w:type="gramStart"/>
+                                <w:r>
+                                  <w:rPr>
+                                    <w:rFonts w:ascii="Arial" w:eastAsia="Arial" w:hAnsi="Arial" w:cs="Arial"/>
+                                    <w:spacing w:val="-7"/>
+                                    <w:sz w:val="14"/>
+                                    <w:szCs w:val="14"/>
+                                  </w:rPr>
+                                  <w:t>Panyawungan</w:t>
+                                </w:r>
+                                <w:proofErr w:type="spellEnd"/>
+                                <w:r>
+                                  <w:rPr>
+                                    <w:rFonts w:ascii="Arial" w:eastAsia="Arial" w:hAnsi="Arial" w:cs="Arial"/>
+                                    <w:spacing w:val="-7"/>
+                                    <w:sz w:val="14"/>
+                                    <w:szCs w:val="14"/>
+                                  </w:rPr>
+                                  <w:t xml:space="preserve">  </w:t>
+                                </w:r>
+                                <w:proofErr w:type="spellStart"/>
+                                <w:r>
+                                  <w:rPr>
+                                    <w:rFonts w:ascii="Arial" w:eastAsia="Arial" w:hAnsi="Arial" w:cs="Arial"/>
+                                    <w:spacing w:val="-7"/>
+                                    <w:sz w:val="14"/>
+                                    <w:szCs w:val="14"/>
+                                  </w:rPr>
+                                  <w:t>Cileunyi</w:t>
+                                </w:r>
+                                <w:proofErr w:type="spellEnd"/>
+                                <w:proofErr w:type="gramEnd"/>
+                                <w:r>
+                                  <w:rPr>
+                                    <w:rFonts w:ascii="Arial" w:eastAsia="Arial" w:hAnsi="Arial" w:cs="Arial"/>
+                                    <w:spacing w:val="-7"/>
+                                    <w:sz w:val="14"/>
+                                    <w:szCs w:val="14"/>
+                                  </w:rPr>
+                                  <w:t xml:space="preserve">   </w:t>
+                                </w:r>
+                                <w:proofErr w:type="spellStart"/>
+                                <w:r>
+                                  <w:rPr>
+                                    <w:rFonts w:ascii="Arial" w:eastAsia="Arial" w:hAnsi="Arial" w:cs="Arial"/>
+                                    <w:spacing w:val="-7"/>
+                                    <w:sz w:val="14"/>
+                                    <w:szCs w:val="14"/>
+                                  </w:rPr>
+                                  <w:t>Wetan</w:t>
+                                </w:r>
+                                <w:proofErr w:type="spellEnd"/>
+                                <w:r>
+                                  <w:rPr>
+                                    <w:rFonts w:ascii="Arial" w:eastAsia="Arial" w:hAnsi="Arial" w:cs="Arial"/>
+                                    <w:spacing w:val="-7"/>
+                                    <w:sz w:val="14"/>
+                                    <w:szCs w:val="14"/>
+                                  </w:rPr>
+                                  <w:t xml:space="preserve">   –   </w:t>
+                                </w:r>
+                                <w:proofErr w:type="spellStart"/>
+                                <w:r>
+                                  <w:rPr>
+                                    <w:rFonts w:ascii="Arial" w:eastAsia="Arial" w:hAnsi="Arial" w:cs="Arial"/>
+                                    <w:spacing w:val="-7"/>
+                                    <w:sz w:val="14"/>
+                                    <w:szCs w:val="14"/>
+                                  </w:rPr>
+                                  <w:t>Kabupaten</w:t>
+                                </w:r>
+                                <w:proofErr w:type="spellEnd"/>
+                                <w:r>
+                                  <w:rPr>
+                                    <w:rFonts w:ascii="Arial" w:eastAsia="Arial" w:hAnsi="Arial" w:cs="Arial"/>
+                                    <w:spacing w:val="-7"/>
+                                    <w:sz w:val="14"/>
+                                    <w:szCs w:val="14"/>
+                                  </w:rPr>
+                                  <w:t xml:space="preserve">  Bandung   40393    </w:t>
+                                </w:r>
+                                <w:proofErr w:type="spellStart"/>
+                                <w:r>
+                                  <w:rPr>
+                                    <w:rFonts w:ascii="Arial" w:eastAsia="Arial" w:hAnsi="Arial" w:cs="Arial"/>
+                                    <w:spacing w:val="-7"/>
+                                    <w:sz w:val="14"/>
+                                    <w:szCs w:val="14"/>
+                                  </w:rPr>
+                                  <w:t>Telp</w:t>
+                                </w:r>
+                                <w:proofErr w:type="spellEnd"/>
+                                <w:r>
+                                  <w:rPr>
+                                    <w:rFonts w:ascii="Arial" w:eastAsia="Arial" w:hAnsi="Arial" w:cs="Arial"/>
+                                    <w:spacing w:val="-7"/>
+                                    <w:sz w:val="14"/>
+                                    <w:szCs w:val="14"/>
+                                  </w:rPr>
+                                  <w:t>.  (022</w:t>
+                                </w:r>
+                                <w:proofErr w:type="gramStart"/>
+                                <w:r>
+                                  <w:rPr>
+                                    <w:rFonts w:ascii="Arial" w:eastAsia="Arial" w:hAnsi="Arial" w:cs="Arial"/>
+                                    <w:spacing w:val="-7"/>
+                                    <w:sz w:val="14"/>
+                                    <w:szCs w:val="14"/>
+                                  </w:rPr>
+                                  <w:t>)  7798393</w:t>
+                                </w:r>
+                                <w:proofErr w:type="gramEnd"/>
+                                <w:r>
+                                  <w:rPr>
+                                    <w:rFonts w:ascii="Arial" w:eastAsia="Arial" w:hAnsi="Arial" w:cs="Arial"/>
+                                    <w:spacing w:val="-7"/>
+                                    <w:sz w:val="14"/>
+                                    <w:szCs w:val="14"/>
+                                  </w:rPr>
+                                  <w:t xml:space="preserve">  –  Ext.  </w:t>
+                                </w:r>
+                                <w:proofErr w:type="gramStart"/>
+                                <w:r>
+                                  <w:rPr>
+                                    <w:rFonts w:ascii="Arial" w:eastAsia="Arial" w:hAnsi="Arial" w:cs="Arial"/>
+                                    <w:spacing w:val="-7"/>
+                                    <w:sz w:val="14"/>
+                                    <w:szCs w:val="14"/>
+                                  </w:rPr>
+                                  <w:t>164  ,</w:t>
+                                </w:r>
+                                <w:proofErr w:type="gramEnd"/>
+                                <w:r>
+                                  <w:rPr>
+                                    <w:rFonts w:ascii="Arial" w:eastAsia="Arial" w:hAnsi="Arial" w:cs="Arial"/>
+                                    <w:spacing w:val="-7"/>
+                                    <w:sz w:val="14"/>
+                                    <w:szCs w:val="14"/>
+                                  </w:rPr>
+                                  <w:t xml:space="preserve">     Email  </w:t>
+                                </w:r>
+                                <w:hyperlink r:id="rId7" w:history="1">
+                                  <w:r>
+                                    <w:rPr>
+                                      <w:rStyle w:val="Hyperlink"/>
+                                      <w:rFonts w:ascii="Arial" w:eastAsia="Arial" w:hAnsi="Arial" w:cs="Arial"/>
+                                      <w:spacing w:val="-7"/>
+                                      <w:sz w:val="14"/>
+                                      <w:szCs w:val="14"/>
+                                    </w:rPr>
+                                    <w:t xml:space="preserve">:  ditbtpp.bsb@pu.go.id. </w:t>
+                                  </w:r>
+                                </w:hyperlink>
                               </w:p>
                               <w:p>
                                 <w:pPr>
@@ -261,7 +411,7 @@
                             </pic:cNvPicPr>
                           </pic:nvPicPr>
                           <pic:blipFill>
-                            <a:blip r:embed="rId6" cstate="print">
+                            <a:blip r:embed="rId8" cstate="print">
                               <a:extLst>
                                 <a:ext uri="{28A0092B-C50C-407E-A947-70E740481C1C}">
                                   <a14:useLocalDpi xmlns:a14="http://schemas.microsoft.com/office/drawing/2010/main" val="0"/>
@@ -322,7 +472,7 @@
               </wp:anchor>
             </w:drawing>
           </mc:Choice>
-          <mc:Fallback>
+          <mc:Fallback xmlns:wpsCustomData="http://www.wps.cn/officeDocument/2013/wpsCustomData">
             <w:pict>
               <v:group id="_x0000_s1026" o:spid="_x0000_s1026" o:spt="203" style="position:absolute;left:0pt;margin-left:-8.2pt;margin-top:1.95pt;height:75.35pt;width:475pt;z-index:251659264;mso-width-relative:page;mso-height-relative:page;" coordsize="6032720,956945" o:gfxdata="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">
                 <o:lock v:ext="edit" aspectratio="f"/>
@@ -520,7 +670,7 @@
                   <v:shape id="_x0000_s1026" o:spid="_x0000_s1026" o:spt="75" alt="A close up of a logo&#10;&#10;Description automatically generated" type="#_x0000_t75" style="position:absolute;left:0;top:73057;height:856031;width:907144;" filled="f" o:preferrelative="t" stroked="f" coordsize="21600,21600" o:gfxdata="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">
                     <v:fill on="f" focussize="0,0"/>
                     <v:stroke on="f"/>
-                    <v:imagedata r:id="rId6" o:title=""/>
+                    <v:imagedata r:id="rId9" o:title=""/>
                     <o:lock v:ext="edit" aspectratio="t"/>
                   </v:shape>
                 </v:group>
@@ -538,7 +688,7 @@
     </w:p>
     <w:p>
       <w:pPr>
-        <w:pStyle w:val="5"/>
+        <w:pStyle w:val="Header"/>
       </w:pPr>
     </w:p>
     <w:p>
@@ -608,7 +758,15 @@
           <w:b/>
           <w:lang w:val="en-AU"/>
         </w:rPr>
-        <w:t>BERITA ACARA SERAH TERIMA (BAST) BARANG MILIK NEGARA (BMN)</w:t>
+        <w:t xml:space="preserve">BERITA ACARA SERAH TERIMA (BAST) BARANG MILIK </w:t>
+      </w:r>
+      <w:r>
+        <w:rPr>
+          <w:rFonts w:ascii="Arial" w:hAnsi="Arial" w:cs="Arial"/>
+          <w:b/>
+          <w:lang w:val="en-AU"/>
+        </w:rPr>
+        <w:t>NEGARA (BMN)</w:t>
       </w:r>
     </w:p>
     <w:p>
@@ -627,7 +785,25 @@
           <w:b/>
           <w:lang w:val="en-AU"/>
         </w:rPr>
-        <w:t>DARI SATUAN KERJA BALAI BALAI SAINS BANGUNAN</w:t>
+        <w:t xml:space="preserve">DARI SATUAN KERJA BALAI </w:t>
+      </w:r>
+      <w:proofErr w:type="spellStart"/>
+      <w:r>
+        <w:rPr>
+          <w:rFonts w:ascii="Arial" w:hAnsi="Arial" w:cs="Arial"/>
+          <w:b/>
+          <w:lang w:val="en-AU"/>
+        </w:rPr>
+        <w:t>BALAI</w:t>
+      </w:r>
+      <w:proofErr w:type="spellEnd"/>
+      <w:r>
+        <w:rPr>
+          <w:rFonts w:ascii="Arial" w:hAnsi="Arial" w:cs="Arial"/>
+          <w:b/>
+          <w:lang w:val="en-AU"/>
+        </w:rPr>
+        <w:t xml:space="preserve"> SAINS BANGUNAN</w:t>
       </w:r>
     </w:p>
     <w:p>
@@ -646,7 +822,25 @@
           <w:b/>
           <w:lang w:val="en-AU"/>
         </w:rPr>
-        <w:t xml:space="preserve">KEPADA ${kepada} </w:t>
+        <w:t>KEPADA ${</w:t>
+      </w:r>
+      <w:proofErr w:type="spellStart"/>
+      <w:r>
+        <w:rPr>
+          <w:rFonts w:ascii="Arial" w:hAnsi="Arial" w:cs="Arial"/>
+          <w:b/>
+          <w:lang w:val="en-AU"/>
+        </w:rPr>
+        <w:t>kepada</w:t>
+      </w:r>
+      <w:proofErr w:type="spellEnd"/>
+      <w:r>
+        <w:rPr>
+          <w:rFonts w:ascii="Arial" w:hAnsi="Arial" w:cs="Arial"/>
+          <w:b/>
+          <w:lang w:val="en-AU"/>
+        </w:rPr>
+        <w:t xml:space="preserve">} </w:t>
       </w:r>
     </w:p>
     <w:p>
@@ -660,6 +854,7 @@
           <w:lang w:val="en-AU"/>
         </w:rPr>
       </w:pPr>
+      <w:proofErr w:type="spellStart"/>
       <w:r>
         <w:rPr>
           <w:rFonts w:ascii="Arial" w:hAnsi="Arial" w:cs="Arial"/>
@@ -669,6 +864,7 @@
         </w:rPr>
         <w:t>Nomor</w:t>
       </w:r>
+      <w:proofErr w:type="spellEnd"/>
       <w:r>
         <w:rPr>
           <w:rFonts w:ascii="Arial" w:hAnsi="Arial" w:cs="Arial"/>
@@ -677,7 +873,9 @@
           <w:lang w:val="en-AU"/>
         </w:rPr>
         <w:tab/>
-      </w:r>
+        <w:t>: ${</w:t>
+      </w:r>
+      <w:proofErr w:type="spellStart"/>
       <w:r>
         <w:rPr>
           <w:rFonts w:ascii="Arial" w:hAnsi="Arial" w:cs="Arial"/>
@@ -685,40 +883,176 @@
           <w:bCs/>
           <w:lang w:val="en-AU"/>
         </w:rPr>
-        <w:t>: ${nomor}</w:t>
-      </w:r>
-    </w:p>
-    <w:p>
-      <w:pPr>
-        <w:spacing w:after="0"/>
-        <w:jc w:val="both"/>
-        <w:rPr>
-          <w:rFonts w:ascii="Arial" w:hAnsi="Arial" w:cs="Arial"/>
-          <w:lang w:val="en-AU"/>
-        </w:rPr>
-      </w:pPr>
-    </w:p>
-    <w:p>
-      <w:pPr>
-        <w:spacing w:after="0"/>
-        <w:jc w:val="both"/>
-        <w:rPr>
-          <w:rFonts w:ascii="Arial" w:hAnsi="Arial" w:cs="Arial"/>
-          <w:lang w:val="en-AU"/>
-        </w:rPr>
-      </w:pPr>
-      <w:r>
-        <w:rPr>
-          <w:rFonts w:ascii="Arial" w:hAnsi="Arial" w:cs="Arial"/>
-        </w:rPr>
-        <w:t>${tanggal}</w:t>
-      </w:r>
-      <w:r>
-        <w:rPr>
-          <w:rFonts w:ascii="Arial" w:hAnsi="Arial" w:cs="Arial"/>
-          <w:lang w:val="en-AU"/>
-        </w:rPr>
-        <w:t>, bertempat di Kantor Balai Sains Bangunan, yang bertanda tangan dibawah ini:</w:t>
+        <w:t>nomor</w:t>
+      </w:r>
+      <w:proofErr w:type="spellEnd"/>
+      <w:r>
+        <w:rPr>
+          <w:rFonts w:ascii="Arial" w:hAnsi="Arial" w:cs="Arial"/>
+          <w:b/>
+          <w:bCs/>
+          <w:lang w:val="en-AU"/>
+        </w:rPr>
+        <w:t>}</w:t>
+      </w:r>
+    </w:p>
+    <w:p>
+      <w:pPr>
+        <w:spacing w:after="0"/>
+        <w:jc w:val="both"/>
+        <w:rPr>
+          <w:rFonts w:ascii="Arial" w:hAnsi="Arial" w:cs="Arial"/>
+          <w:lang w:val="en-AU"/>
+        </w:rPr>
+      </w:pPr>
+    </w:p>
+    <w:p>
+      <w:pPr>
+        <w:spacing w:after="0"/>
+        <w:jc w:val="both"/>
+        <w:rPr>
+          <w:rFonts w:ascii="Arial" w:hAnsi="Arial" w:cs="Arial"/>
+          <w:lang w:val="en-AU"/>
+        </w:rPr>
+      </w:pPr>
+      <w:r>
+        <w:rPr>
+          <w:rFonts w:ascii="Arial" w:hAnsi="Arial" w:cs="Arial"/>
+        </w:rPr>
+        <w:t>${</w:t>
+      </w:r>
+      <w:proofErr w:type="spellStart"/>
+      <w:r>
+        <w:rPr>
+          <w:rFonts w:ascii="Arial" w:hAnsi="Arial" w:cs="Arial"/>
+        </w:rPr>
+        <w:t>tanggal</w:t>
+      </w:r>
+      <w:proofErr w:type="spellEnd"/>
+      <w:r>
+        <w:rPr>
+          <w:rFonts w:ascii="Arial" w:hAnsi="Arial" w:cs="Arial"/>
+        </w:rPr>
+        <w:t>}</w:t>
+      </w:r>
+      <w:r>
+        <w:rPr>
+          <w:rFonts w:ascii="Arial" w:hAnsi="Arial" w:cs="Arial"/>
+          <w:lang w:val="en-AU"/>
+        </w:rPr>
+        <w:t xml:space="preserve">, </w:t>
+      </w:r>
+      <w:proofErr w:type="spellStart"/>
+      <w:r>
+        <w:rPr>
+          <w:rFonts w:ascii="Arial" w:hAnsi="Arial" w:cs="Arial"/>
+          <w:lang w:val="en-AU"/>
+        </w:rPr>
+        <w:t>bertempat</w:t>
+      </w:r>
+      <w:proofErr w:type="spellEnd"/>
+      <w:r>
+        <w:rPr>
+          <w:rFonts w:ascii="Arial" w:hAnsi="Arial" w:cs="Arial"/>
+          <w:lang w:val="en-AU"/>
+        </w:rPr>
+        <w:t xml:space="preserve"> di Kantor </w:t>
+      </w:r>
+      <w:proofErr w:type="spellStart"/>
+      <w:r>
+        <w:rPr>
+          <w:rFonts w:ascii="Arial" w:hAnsi="Arial" w:cs="Arial"/>
+          <w:lang w:val="en-AU"/>
+        </w:rPr>
+        <w:t>Balai</w:t>
+      </w:r>
+      <w:proofErr w:type="spellEnd"/>
+      <w:r>
+        <w:rPr>
+          <w:rFonts w:ascii="Arial" w:hAnsi="Arial" w:cs="Arial"/>
+          <w:lang w:val="en-AU"/>
+        </w:rPr>
+        <w:t xml:space="preserve"> Sains </w:t>
+      </w:r>
+      <w:proofErr w:type="spellStart"/>
+      <w:r>
+        <w:rPr>
+          <w:rFonts w:ascii="Arial" w:hAnsi="Arial" w:cs="Arial"/>
+          <w:lang w:val="en-AU"/>
+        </w:rPr>
+        <w:t>Bangunan</w:t>
+      </w:r>
+      <w:proofErr w:type="spellEnd"/>
+      <w:r>
+        <w:rPr>
+          <w:rFonts w:ascii="Arial" w:hAnsi="Arial" w:cs="Arial"/>
+          <w:lang w:val="en-AU"/>
+        </w:rPr>
+        <w:t xml:space="preserve">, yang </w:t>
+      </w:r>
+      <w:proofErr w:type="spellStart"/>
+      <w:r>
+        <w:rPr>
+          <w:rFonts w:ascii="Arial" w:hAnsi="Arial" w:cs="Arial"/>
+          <w:lang w:val="en-AU"/>
+        </w:rPr>
+        <w:t>bertanda</w:t>
+      </w:r>
+      <w:proofErr w:type="spellEnd"/>
+      <w:r>
+        <w:rPr>
+          <w:rFonts w:ascii="Arial" w:hAnsi="Arial" w:cs="Arial"/>
+          <w:lang w:val="en-AU"/>
+        </w:rPr>
+        <w:t xml:space="preserve"> </w:t>
+      </w:r>
+      <w:proofErr w:type="spellStart"/>
+      <w:r>
+        <w:rPr>
+          <w:rFonts w:ascii="Arial" w:hAnsi="Arial" w:cs="Arial"/>
+          <w:lang w:val="en-AU"/>
+        </w:rPr>
+        <w:t>tangan</w:t>
+      </w:r>
+      <w:proofErr w:type="spellEnd"/>
+      <w:r>
+        <w:rPr>
+          <w:rFonts w:ascii="Arial" w:hAnsi="Arial" w:cs="Arial"/>
+          <w:lang w:val="en-AU"/>
+        </w:rPr>
+        <w:t xml:space="preserve"> </w:t>
+      </w:r>
+      <w:proofErr w:type="spellStart"/>
+      <w:r>
+        <w:rPr>
+          <w:rFonts w:ascii="Arial" w:hAnsi="Arial" w:cs="Arial"/>
+          <w:lang w:val="en-AU"/>
+        </w:rPr>
+        <w:t>dibawah</w:t>
+      </w:r>
+      <w:proofErr w:type="spellEnd"/>
+      <w:r>
+        <w:rPr>
+          <w:rFonts w:ascii="Arial" w:hAnsi="Arial" w:cs="Arial"/>
+          <w:lang w:val="en-AU"/>
+        </w:rPr>
+        <w:t xml:space="preserve"> </w:t>
+      </w:r>
+      <w:proofErr w:type="spellStart"/>
+      <w:r>
+        <w:rPr>
+          <w:rFonts w:ascii="Arial" w:hAnsi="Arial" w:cs="Arial"/>
+          <w:lang w:val="en-AU"/>
+        </w:rPr>
+        <w:t>ini</w:t>
+      </w:r>
+      <w:proofErr w:type="spellEnd"/>
+      <w:r>
+        <w:rPr>
+          <w:rFonts w:ascii="Arial" w:hAnsi="Arial" w:cs="Arial"/>
+          <w:lang w:val="en-AU"/>
+        </w:rPr>
+        <w:t>:</w:t>
       </w:r>
     </w:p>
     <w:p>
@@ -758,12 +1092,6 @@
           <w:lang w:val="en-AU"/>
         </w:rPr>
         <w:tab/>
-      </w:r>
-      <w:r>
-        <w:rPr>
-          <w:rFonts w:ascii="Arial" w:hAnsi="Arial" w:cs="Arial"/>
-          <w:lang w:val="en-AU"/>
-        </w:rPr>
         <w:t xml:space="preserve">Nama </w:t>
       </w:r>
       <w:r>
@@ -772,13 +1100,23 @@
           <w:lang w:val="en-AU"/>
         </w:rPr>
         <w:tab/>
-      </w:r>
-      <w:r>
-        <w:rPr>
-          <w:rFonts w:ascii="Arial" w:hAnsi="Arial" w:cs="Arial"/>
-          <w:lang w:val="en-AU"/>
-        </w:rPr>
-        <w:t>: ${pihaksatu}.</w:t>
+        <w:t>: ${</w:t>
+      </w:r>
+      <w:proofErr w:type="spellStart"/>
+      <w:r>
+        <w:rPr>
+          <w:rFonts w:ascii="Arial" w:hAnsi="Arial" w:cs="Arial"/>
+          <w:lang w:val="en-AU"/>
+        </w:rPr>
+        <w:t>pihaksatu</w:t>
+      </w:r>
+      <w:proofErr w:type="spellEnd"/>
+      <w:r>
+        <w:rPr>
+          <w:rFonts w:ascii="Arial" w:hAnsi="Arial" w:cs="Arial"/>
+          <w:lang w:val="en-AU"/>
+        </w:rPr>
+        <w:t>}.</w:t>
       </w:r>
     </w:p>
     <w:p>
@@ -801,12 +1139,6 @@
           <w:lang w:val="en-AU"/>
         </w:rPr>
         <w:tab/>
-      </w:r>
-      <w:r>
-        <w:rPr>
-          <w:rFonts w:ascii="Arial" w:hAnsi="Arial" w:cs="Arial"/>
-          <w:lang w:val="en-AU"/>
-        </w:rPr>
         <w:t>NIP</w:t>
       </w:r>
       <w:r>
@@ -815,13 +1147,23 @@
           <w:lang w:val="en-AU"/>
         </w:rPr>
         <w:tab/>
-      </w:r>
-      <w:r>
-        <w:rPr>
-          <w:rFonts w:ascii="Arial" w:hAnsi="Arial" w:cs="Arial"/>
-          <w:lang w:val="en-AU"/>
-        </w:rPr>
-        <w:t>: ${pihaksatunip}</w:t>
+        <w:t>: ${</w:t>
+      </w:r>
+      <w:proofErr w:type="spellStart"/>
+      <w:r>
+        <w:rPr>
+          <w:rFonts w:ascii="Arial" w:hAnsi="Arial" w:cs="Arial"/>
+          <w:lang w:val="en-AU"/>
+        </w:rPr>
+        <w:t>pihaksatunip</w:t>
+      </w:r>
+      <w:proofErr w:type="spellEnd"/>
+      <w:r>
+        <w:rPr>
+          <w:rFonts w:ascii="Arial" w:hAnsi="Arial" w:cs="Arial"/>
+          <w:lang w:val="en-AU"/>
+        </w:rPr>
+        <w:t>}</w:t>
       </w:r>
     </w:p>
     <w:p>
@@ -845,6 +1187,7 @@
         </w:rPr>
         <w:tab/>
       </w:r>
+      <w:proofErr w:type="spellStart"/>
       <w:r>
         <w:rPr>
           <w:rFonts w:ascii="Arial" w:hAnsi="Arial" w:cs="Arial"/>
@@ -852,19 +1195,37 @@
         </w:rPr>
         <w:t>Jabatan</w:t>
       </w:r>
+      <w:proofErr w:type="spellEnd"/>
       <w:r>
         <w:rPr>
           <w:rFonts w:ascii="Arial" w:hAnsi="Arial" w:cs="Arial"/>
           <w:lang w:val="en-AU"/>
         </w:rPr>
         <w:tab/>
-      </w:r>
-      <w:r>
-        <w:rPr>
-          <w:rFonts w:ascii="Arial" w:hAnsi="Arial" w:cs="Arial"/>
-          <w:lang w:val="en-AU"/>
-        </w:rPr>
-        <w:t>: ${pihaksatujabatan}</w:t>
+        <w:t xml:space="preserve">: </w:t>
+      </w:r>
+      <w:r>
+        <w:rPr>
+          <w:rFonts w:ascii="Arial" w:hAnsi="Arial" w:cs="Arial"/>
+          <w:lang w:val="en-AU"/>
+        </w:rPr>
+        <w:t>${</w:t>
+      </w:r>
+      <w:proofErr w:type="spellStart"/>
+      <w:r>
+        <w:rPr>
+          <w:rFonts w:ascii="Arial" w:hAnsi="Arial" w:cs="Arial"/>
+          <w:lang w:val="en-AU"/>
+        </w:rPr>
+        <w:t>pihaksatujabatan</w:t>
+      </w:r>
+      <w:proofErr w:type="spellEnd"/>
+      <w:r>
+        <w:rPr>
+          <w:rFonts w:ascii="Arial" w:hAnsi="Arial" w:cs="Arial"/>
+          <w:lang w:val="en-AU"/>
+        </w:rPr>
+        <w:t>}</w:t>
       </w:r>
     </w:p>
     <w:p>
@@ -895,12 +1256,245 @@
           <w:lang w:val="en-AU"/>
         </w:rPr>
       </w:pPr>
-      <w:r>
-        <w:rPr>
-          <w:rFonts w:ascii="Arial" w:hAnsi="Arial" w:cs="Arial"/>
-          <w:lang w:val="en-AU"/>
-        </w:rPr>
-        <w:t xml:space="preserve">Dalam hal ini bertindak untuk dan atas nama Satuan Kerja Balai Sains Bangunan sebagai PIHAK KUASA PENGGUNA BARANG yang selanjutnya disebut sebagai </w:t>
+      <w:proofErr w:type="spellStart"/>
+      <w:r>
+        <w:rPr>
+          <w:rFonts w:ascii="Arial" w:hAnsi="Arial" w:cs="Arial"/>
+          <w:lang w:val="en-AU"/>
+        </w:rPr>
+        <w:t>Dalam</w:t>
+      </w:r>
+      <w:proofErr w:type="spellEnd"/>
+      <w:r>
+        <w:rPr>
+          <w:rFonts w:ascii="Arial" w:hAnsi="Arial" w:cs="Arial"/>
+          <w:lang w:val="en-AU"/>
+        </w:rPr>
+        <w:t xml:space="preserve"> </w:t>
+      </w:r>
+      <w:proofErr w:type="spellStart"/>
+      <w:r>
+        <w:rPr>
+          <w:rFonts w:ascii="Arial" w:hAnsi="Arial" w:cs="Arial"/>
+          <w:lang w:val="en-AU"/>
+        </w:rPr>
+        <w:t>hal</w:t>
+      </w:r>
+      <w:proofErr w:type="spellEnd"/>
+      <w:r>
+        <w:rPr>
+          <w:rFonts w:ascii="Arial" w:hAnsi="Arial" w:cs="Arial"/>
+          <w:lang w:val="en-AU"/>
+        </w:rPr>
+        <w:t xml:space="preserve"> </w:t>
+      </w:r>
+      <w:proofErr w:type="spellStart"/>
+      <w:r>
+        <w:rPr>
+          <w:rFonts w:ascii="Arial" w:hAnsi="Arial" w:cs="Arial"/>
+          <w:lang w:val="en-AU"/>
+        </w:rPr>
+        <w:t>ini</w:t>
+      </w:r>
+      <w:proofErr w:type="spellEnd"/>
+      <w:r>
+        <w:rPr>
+          <w:rFonts w:ascii="Arial" w:hAnsi="Arial" w:cs="Arial"/>
+          <w:lang w:val="en-AU"/>
+        </w:rPr>
+        <w:t xml:space="preserve"> </w:t>
+      </w:r>
+      <w:proofErr w:type="spellStart"/>
+      <w:r>
+        <w:rPr>
+          <w:rFonts w:ascii="Arial" w:hAnsi="Arial" w:cs="Arial"/>
+          <w:lang w:val="en-AU"/>
+        </w:rPr>
+        <w:t>bertindak</w:t>
+      </w:r>
+      <w:proofErr w:type="spellEnd"/>
+      <w:r>
+        <w:rPr>
+          <w:rFonts w:ascii="Arial" w:hAnsi="Arial" w:cs="Arial"/>
+          <w:lang w:val="en-AU"/>
+        </w:rPr>
+        <w:t xml:space="preserve"> </w:t>
+      </w:r>
+      <w:proofErr w:type="spellStart"/>
+      <w:r>
+        <w:rPr>
+          <w:rFonts w:ascii="Arial" w:hAnsi="Arial" w:cs="Arial"/>
+          <w:lang w:val="en-AU"/>
+        </w:rPr>
+        <w:t>untuk</w:t>
+      </w:r>
+      <w:proofErr w:type="spellEnd"/>
+      <w:r>
+        <w:rPr>
+          <w:rFonts w:ascii="Arial" w:hAnsi="Arial" w:cs="Arial"/>
+          <w:lang w:val="en-AU"/>
+        </w:rPr>
+        <w:t xml:space="preserve"> dan </w:t>
+      </w:r>
+      <w:proofErr w:type="spellStart"/>
+      <w:r>
+        <w:rPr>
+          <w:rFonts w:ascii="Arial" w:hAnsi="Arial" w:cs="Arial"/>
+          <w:lang w:val="en-AU"/>
+        </w:rPr>
+        <w:t>atas</w:t>
+      </w:r>
+      <w:proofErr w:type="spellEnd"/>
+      <w:r>
+        <w:rPr>
+          <w:rFonts w:ascii="Arial" w:hAnsi="Arial" w:cs="Arial"/>
+          <w:lang w:val="en-AU"/>
+        </w:rPr>
+        <w:t xml:space="preserve"> </w:t>
+      </w:r>
+      <w:proofErr w:type="spellStart"/>
+      <w:r>
+        <w:rPr>
+          <w:rFonts w:ascii="Arial" w:hAnsi="Arial" w:cs="Arial"/>
+          <w:lang w:val="en-AU"/>
+        </w:rPr>
+        <w:t>nama</w:t>
+      </w:r>
+      <w:proofErr w:type="spellEnd"/>
+      <w:r>
+        <w:rPr>
+          <w:rFonts w:ascii="Arial" w:hAnsi="Arial" w:cs="Arial"/>
+          <w:lang w:val="en-AU"/>
+        </w:rPr>
+        <w:t xml:space="preserve"> </w:t>
+      </w:r>
+      <w:proofErr w:type="spellStart"/>
+      <w:r>
+        <w:rPr>
+          <w:rFonts w:ascii="Arial" w:hAnsi="Arial" w:cs="Arial"/>
+          <w:lang w:val="en-AU"/>
+        </w:rPr>
+        <w:t>Satuan</w:t>
+      </w:r>
+      <w:proofErr w:type="spellEnd"/>
+      <w:r>
+        <w:rPr>
+          <w:rFonts w:ascii="Arial" w:hAnsi="Arial" w:cs="Arial"/>
+          <w:lang w:val="en-AU"/>
+        </w:rPr>
+        <w:t xml:space="preserve"> </w:t>
+      </w:r>
+      <w:proofErr w:type="spellStart"/>
+      <w:r>
+        <w:rPr>
+          <w:rFonts w:ascii="Arial" w:hAnsi="Arial" w:cs="Arial"/>
+          <w:lang w:val="en-AU"/>
+        </w:rPr>
+        <w:t>Kerja</w:t>
+      </w:r>
+      <w:proofErr w:type="spellEnd"/>
+      <w:r>
+        <w:rPr>
+          <w:rFonts w:ascii="Arial" w:hAnsi="Arial" w:cs="Arial"/>
+          <w:lang w:val="en-AU"/>
+        </w:rPr>
+        <w:t xml:space="preserve"> </w:t>
+      </w:r>
+      <w:proofErr w:type="spellStart"/>
+      <w:r>
+        <w:rPr>
+          <w:rFonts w:ascii="Arial" w:hAnsi="Arial" w:cs="Arial"/>
+          <w:lang w:val="en-AU"/>
+        </w:rPr>
+        <w:t>Balai</w:t>
+      </w:r>
+      <w:proofErr w:type="spellEnd"/>
+      <w:r>
+        <w:rPr>
+          <w:rFonts w:ascii="Arial" w:hAnsi="Arial" w:cs="Arial"/>
+          <w:lang w:val="en-AU"/>
+        </w:rPr>
+        <w:t xml:space="preserve"> Sains </w:t>
+      </w:r>
+      <w:proofErr w:type="spellStart"/>
+      <w:r>
+        <w:rPr>
+          <w:rFonts w:ascii="Arial" w:hAnsi="Arial" w:cs="Arial"/>
+          <w:lang w:val="en-AU"/>
+        </w:rPr>
+        <w:t>Bangunan</w:t>
+      </w:r>
+      <w:proofErr w:type="spellEnd"/>
+      <w:r>
+        <w:rPr>
+          <w:rFonts w:ascii="Arial" w:hAnsi="Arial" w:cs="Arial"/>
+          <w:lang w:val="en-AU"/>
+        </w:rPr>
+        <w:t xml:space="preserve"> </w:t>
+      </w:r>
+      <w:proofErr w:type="spellStart"/>
+      <w:r>
+        <w:rPr>
+          <w:rFonts w:ascii="Arial" w:hAnsi="Arial" w:cs="Arial"/>
+          <w:lang w:val="en-AU"/>
+        </w:rPr>
+        <w:t>sebagai</w:t>
+      </w:r>
+      <w:proofErr w:type="spellEnd"/>
+      <w:r>
+        <w:rPr>
+          <w:rFonts w:ascii="Arial" w:hAnsi="Arial" w:cs="Arial"/>
+          <w:lang w:val="en-AU"/>
+        </w:rPr>
+        <w:t xml:space="preserve"> PIHAK KUASA PENGGUNA BARANG yang </w:t>
+      </w:r>
+      <w:proofErr w:type="spellStart"/>
+      <w:r>
+        <w:rPr>
+          <w:rFonts w:ascii="Arial" w:hAnsi="Arial" w:cs="Arial"/>
+          <w:lang w:val="en-AU"/>
+        </w:rPr>
+        <w:t>selanjutnya</w:t>
+      </w:r>
+      <w:proofErr w:type="spellEnd"/>
+      <w:r>
+        <w:rPr>
+          <w:rFonts w:ascii="Arial" w:hAnsi="Arial" w:cs="Arial"/>
+          <w:lang w:val="en-AU"/>
+        </w:rPr>
+        <w:t xml:space="preserve"> </w:t>
+      </w:r>
+      <w:proofErr w:type="spellStart"/>
+      <w:r>
+        <w:rPr>
+          <w:rFonts w:ascii="Arial" w:hAnsi="Arial" w:cs="Arial"/>
+          <w:lang w:val="en-AU"/>
+        </w:rPr>
+        <w:t>disebut</w:t>
+      </w:r>
+      <w:proofErr w:type="spellEnd"/>
+      <w:r>
+        <w:rPr>
+          <w:rFonts w:ascii="Arial" w:hAnsi="Arial" w:cs="Arial"/>
+          <w:lang w:val="en-AU"/>
+        </w:rPr>
+        <w:t xml:space="preserve"> </w:t>
+      </w:r>
+      <w:proofErr w:type="spellStart"/>
+      <w:r>
+        <w:rPr>
+          <w:rFonts w:ascii="Arial" w:hAnsi="Arial" w:cs="Arial"/>
+          <w:lang w:val="en-AU"/>
+        </w:rPr>
+        <w:t>sebagai</w:t>
+      </w:r>
+      <w:proofErr w:type="spellEnd"/>
+      <w:r>
+        <w:rPr>
+          <w:rFonts w:ascii="Arial" w:hAnsi="Arial" w:cs="Arial"/>
+          <w:lang w:val="en-AU"/>
+        </w:rPr>
+        <w:t xml:space="preserve"> </w:t>
       </w:r>
       <w:r>
         <w:rPr>
@@ -960,12 +1554,6 @@
           <w:lang w:val="en-AU"/>
         </w:rPr>
         <w:tab/>
-      </w:r>
-      <w:r>
-        <w:rPr>
-          <w:rFonts w:ascii="Arial" w:hAnsi="Arial" w:cs="Arial"/>
-          <w:lang w:val="en-AU"/>
-        </w:rPr>
         <w:t xml:space="preserve">Nama </w:t>
       </w:r>
       <w:r>
@@ -974,12 +1562,6 @@
           <w:lang w:val="en-AU"/>
         </w:rPr>
         <w:tab/>
-      </w:r>
-      <w:r>
-        <w:rPr>
-          <w:rFonts w:ascii="Arial" w:hAnsi="Arial" w:cs="Arial"/>
-          <w:lang w:val="en-AU"/>
-        </w:rPr>
         <w:t xml:space="preserve">: </w:t>
       </w:r>
       <w:bookmarkStart w:id="0" w:name="_Hlk142251247"/>
@@ -988,7 +1570,23 @@
           <w:rFonts w:ascii="Arial" w:hAnsi="Arial" w:cs="Arial"/>
           <w:lang w:val="en-AU"/>
         </w:rPr>
-        <w:t>${pihakdua}</w:t>
+        <w:t>${</w:t>
+      </w:r>
+      <w:proofErr w:type="spellStart"/>
+      <w:r>
+        <w:rPr>
+          <w:rFonts w:ascii="Arial" w:hAnsi="Arial" w:cs="Arial"/>
+          <w:lang w:val="en-AU"/>
+        </w:rPr>
+        <w:t>pihakdua</w:t>
+      </w:r>
+      <w:proofErr w:type="spellEnd"/>
+      <w:r>
+        <w:rPr>
+          <w:rFonts w:ascii="Arial" w:hAnsi="Arial" w:cs="Arial"/>
+          <w:lang w:val="en-AU"/>
+        </w:rPr>
+        <w:t>}</w:t>
       </w:r>
       <w:bookmarkEnd w:id="0"/>
       <w:r>
@@ -1019,12 +1617,6 @@
           <w:lang w:val="en-AU"/>
         </w:rPr>
         <w:tab/>
-      </w:r>
-      <w:r>
-        <w:rPr>
-          <w:rFonts w:ascii="Arial" w:hAnsi="Arial" w:cs="Arial"/>
-          <w:lang w:val="en-AU"/>
-        </w:rPr>
         <w:t>NIP</w:t>
       </w:r>
       <w:r>
@@ -1033,13 +1625,23 @@
           <w:lang w:val="en-AU"/>
         </w:rPr>
         <w:tab/>
-      </w:r>
-      <w:r>
-        <w:rPr>
-          <w:rFonts w:ascii="Arial" w:hAnsi="Arial" w:cs="Arial"/>
-          <w:lang w:val="en-AU"/>
-        </w:rPr>
-        <w:t>: ${pihakduanip}</w:t>
+        <w:t>: ${</w:t>
+      </w:r>
+      <w:proofErr w:type="spellStart"/>
+      <w:r>
+        <w:rPr>
+          <w:rFonts w:ascii="Arial" w:hAnsi="Arial" w:cs="Arial"/>
+          <w:lang w:val="en-AU"/>
+        </w:rPr>
+        <w:t>pihakduanip</w:t>
+      </w:r>
+      <w:proofErr w:type="spellEnd"/>
+      <w:r>
+        <w:rPr>
+          <w:rFonts w:ascii="Arial" w:hAnsi="Arial" w:cs="Arial"/>
+          <w:lang w:val="en-AU"/>
+        </w:rPr>
+        <w:t>}</w:t>
       </w:r>
     </w:p>
     <w:p>
@@ -1063,6 +1665,7 @@
         </w:rPr>
         <w:tab/>
       </w:r>
+      <w:proofErr w:type="spellStart"/>
       <w:r>
         <w:rPr>
           <w:rFonts w:ascii="Arial" w:hAnsi="Arial" w:cs="Arial"/>
@@ -1070,19 +1673,37 @@
         </w:rPr>
         <w:t>Jabatan</w:t>
       </w:r>
+      <w:proofErr w:type="spellEnd"/>
       <w:r>
         <w:rPr>
           <w:rFonts w:ascii="Arial" w:hAnsi="Arial" w:cs="Arial"/>
           <w:lang w:val="en-AU"/>
         </w:rPr>
         <w:tab/>
-      </w:r>
-      <w:r>
-        <w:rPr>
-          <w:rFonts w:ascii="Arial" w:hAnsi="Arial" w:cs="Arial"/>
-          <w:lang w:val="en-AU"/>
-        </w:rPr>
-        <w:t>: ${pihakduajabatan}</w:t>
+        <w:t>: ${</w:t>
+      </w:r>
+      <w:proofErr w:type="spellStart"/>
+      <w:r>
+        <w:rPr>
+          <w:rFonts w:ascii="Arial" w:hAnsi="Arial" w:cs="Arial"/>
+          <w:lang w:val="en-AU"/>
+        </w:rPr>
+        <w:t>pihakduajabata</w:t>
+      </w:r>
+      <w:r>
+        <w:rPr>
+          <w:rFonts w:ascii="Arial" w:hAnsi="Arial" w:cs="Arial"/>
+          <w:lang w:val="en-AU"/>
+        </w:rPr>
+        <w:t>n</w:t>
+      </w:r>
+      <w:proofErr w:type="spellEnd"/>
+      <w:r>
+        <w:rPr>
+          <w:rFonts w:ascii="Arial" w:hAnsi="Arial" w:cs="Arial"/>
+          <w:lang w:val="en-AU"/>
+        </w:rPr>
+        <w:t>}</w:t>
       </w:r>
     </w:p>
     <w:p>
@@ -1113,12 +1734,197 @@
           <w:lang w:val="en-AU"/>
         </w:rPr>
       </w:pPr>
-      <w:r>
-        <w:rPr>
-          <w:rFonts w:ascii="Arial" w:hAnsi="Arial" w:cs="Arial"/>
-          <w:lang w:val="en-AU"/>
-        </w:rPr>
-        <w:t xml:space="preserve">Dalam hal ini bertindak untuk dan atas nama ${kepada} sebagai PIHAK KUASA PENGGUNA BARANG yang selanjutnya disebut sebagai </w:t>
+      <w:proofErr w:type="spellStart"/>
+      <w:r>
+        <w:rPr>
+          <w:rFonts w:ascii="Arial" w:hAnsi="Arial" w:cs="Arial"/>
+          <w:lang w:val="en-AU"/>
+        </w:rPr>
+        <w:t>Dalam</w:t>
+      </w:r>
+      <w:proofErr w:type="spellEnd"/>
+      <w:r>
+        <w:rPr>
+          <w:rFonts w:ascii="Arial" w:hAnsi="Arial" w:cs="Arial"/>
+          <w:lang w:val="en-AU"/>
+        </w:rPr>
+        <w:t xml:space="preserve"> </w:t>
+      </w:r>
+      <w:proofErr w:type="spellStart"/>
+      <w:r>
+        <w:rPr>
+          <w:rFonts w:ascii="Arial" w:hAnsi="Arial" w:cs="Arial"/>
+          <w:lang w:val="en-AU"/>
+        </w:rPr>
+        <w:t>hal</w:t>
+      </w:r>
+      <w:proofErr w:type="spellEnd"/>
+      <w:r>
+        <w:rPr>
+          <w:rFonts w:ascii="Arial" w:hAnsi="Arial" w:cs="Arial"/>
+          <w:lang w:val="en-AU"/>
+        </w:rPr>
+        <w:t xml:space="preserve"> </w:t>
+      </w:r>
+      <w:proofErr w:type="spellStart"/>
+      <w:r>
+        <w:rPr>
+          <w:rFonts w:ascii="Arial" w:hAnsi="Arial" w:cs="Arial"/>
+          <w:lang w:val="en-AU"/>
+        </w:rPr>
+        <w:t>ini</w:t>
+      </w:r>
+      <w:proofErr w:type="spellEnd"/>
+      <w:r>
+        <w:rPr>
+          <w:rFonts w:ascii="Arial" w:hAnsi="Arial" w:cs="Arial"/>
+          <w:lang w:val="en-AU"/>
+        </w:rPr>
+        <w:t xml:space="preserve"> </w:t>
+      </w:r>
+      <w:proofErr w:type="spellStart"/>
+      <w:r>
+        <w:rPr>
+          <w:rFonts w:ascii="Arial" w:hAnsi="Arial" w:cs="Arial"/>
+          <w:lang w:val="en-AU"/>
+        </w:rPr>
+        <w:t>bertindak</w:t>
+      </w:r>
+      <w:proofErr w:type="spellEnd"/>
+      <w:r>
+        <w:rPr>
+          <w:rFonts w:ascii="Arial" w:hAnsi="Arial" w:cs="Arial"/>
+          <w:lang w:val="en-AU"/>
+        </w:rPr>
+        <w:t xml:space="preserve"> </w:t>
+      </w:r>
+      <w:proofErr w:type="spellStart"/>
+      <w:r>
+        <w:rPr>
+          <w:rFonts w:ascii="Arial" w:hAnsi="Arial" w:cs="Arial"/>
+          <w:lang w:val="en-AU"/>
+        </w:rPr>
+        <w:t>untuk</w:t>
+      </w:r>
+      <w:proofErr w:type="spellEnd"/>
+      <w:r>
+        <w:rPr>
+          <w:rFonts w:ascii="Arial" w:hAnsi="Arial" w:cs="Arial"/>
+          <w:lang w:val="en-AU"/>
+        </w:rPr>
+        <w:t xml:space="preserve"> dan </w:t>
+      </w:r>
+      <w:proofErr w:type="spellStart"/>
+      <w:r>
+        <w:rPr>
+          <w:rFonts w:ascii="Arial" w:hAnsi="Arial" w:cs="Arial"/>
+          <w:lang w:val="en-AU"/>
+        </w:rPr>
+        <w:t>atas</w:t>
+      </w:r>
+      <w:proofErr w:type="spellEnd"/>
+      <w:r>
+        <w:rPr>
+          <w:rFonts w:ascii="Arial" w:hAnsi="Arial" w:cs="Arial"/>
+          <w:lang w:val="en-AU"/>
+        </w:rPr>
+        <w:t xml:space="preserve"> </w:t>
+      </w:r>
+      <w:proofErr w:type="spellStart"/>
+      <w:r>
+        <w:rPr>
+          <w:rFonts w:ascii="Arial" w:hAnsi="Arial" w:cs="Arial"/>
+          <w:lang w:val="en-AU"/>
+        </w:rPr>
+        <w:t>nama</w:t>
+      </w:r>
+      <w:proofErr w:type="spellEnd"/>
+      <w:r>
+        <w:rPr>
+          <w:rFonts w:ascii="Arial" w:hAnsi="Arial" w:cs="Arial"/>
+          <w:lang w:val="en-AU"/>
+        </w:rPr>
+        <w:t xml:space="preserve"> ${</w:t>
+      </w:r>
+      <w:proofErr w:type="spellStart"/>
+      <w:r>
+        <w:rPr>
+          <w:rFonts w:ascii="Arial" w:hAnsi="Arial" w:cs="Arial"/>
+          <w:lang w:val="en-AU"/>
+        </w:rPr>
+        <w:t>kepada</w:t>
+      </w:r>
+      <w:proofErr w:type="spellEnd"/>
+      <w:r>
+        <w:rPr>
+          <w:rFonts w:ascii="Arial" w:hAnsi="Arial" w:cs="Arial"/>
+          <w:lang w:val="en-AU"/>
+        </w:rPr>
+        <w:t xml:space="preserve">} </w:t>
+      </w:r>
+      <w:proofErr w:type="spellStart"/>
+      <w:r>
+        <w:rPr>
+          <w:rFonts w:ascii="Arial" w:hAnsi="Arial" w:cs="Arial"/>
+          <w:lang w:val="en-AU"/>
+        </w:rPr>
+        <w:t>sebagai</w:t>
+      </w:r>
+      <w:proofErr w:type="spellEnd"/>
+      <w:r>
+        <w:rPr>
+          <w:rFonts w:ascii="Arial" w:hAnsi="Arial" w:cs="Arial"/>
+          <w:lang w:val="en-AU"/>
+        </w:rPr>
+        <w:t xml:space="preserve"> PIHAK KUASA PENGGUNA BARANG yang </w:t>
+      </w:r>
+      <w:proofErr w:type="spellStart"/>
+      <w:r>
+        <w:rPr>
+          <w:rFonts w:ascii="Arial" w:hAnsi="Arial" w:cs="Arial"/>
+          <w:lang w:val="en-AU"/>
+        </w:rPr>
+        <w:t>selanjutnya</w:t>
+      </w:r>
+      <w:proofErr w:type="spellEnd"/>
+      <w:r>
+        <w:rPr>
+          <w:rFonts w:ascii="Arial" w:hAnsi="Arial" w:cs="Arial"/>
+          <w:lang w:val="en-AU"/>
+        </w:rPr>
+        <w:t xml:space="preserve"> </w:t>
+      </w:r>
+      <w:proofErr w:type="spellStart"/>
+      <w:r>
+        <w:rPr>
+          <w:rFonts w:ascii="Arial" w:hAnsi="Arial" w:cs="Arial"/>
+          <w:lang w:val="en-AU"/>
+        </w:rPr>
+        <w:t>disebut</w:t>
+      </w:r>
+      <w:proofErr w:type="spellEnd"/>
+      <w:r>
+        <w:rPr>
+          <w:rFonts w:ascii="Arial" w:hAnsi="Arial" w:cs="Arial"/>
+          <w:lang w:val="en-AU"/>
+        </w:rPr>
+        <w:t xml:space="preserve"> </w:t>
+      </w:r>
+      <w:proofErr w:type="spellStart"/>
+      <w:r>
+        <w:rPr>
+          <w:rFonts w:ascii="Arial" w:hAnsi="Arial" w:cs="Arial"/>
+          <w:lang w:val="en-AU"/>
+        </w:rPr>
+        <w:t>sebagai</w:t>
+      </w:r>
+      <w:proofErr w:type="spellEnd"/>
+      <w:r>
+        <w:rPr>
+          <w:rFonts w:ascii="Arial" w:hAnsi="Arial" w:cs="Arial"/>
+          <w:lang w:val="en-AU"/>
+        </w:rPr>
+        <w:t xml:space="preserve"> </w:t>
       </w:r>
       <w:r>
         <w:rPr>
@@ -1166,6 +1972,7 @@
           <w:lang w:val="en-AU"/>
         </w:rPr>
       </w:pPr>
+      <w:proofErr w:type="spellStart"/>
       <w:r>
         <w:rPr>
           <w:rFonts w:ascii="Arial" w:hAnsi="Arial" w:cs="Arial"/>
@@ -1173,7 +1980,17 @@
           <w:bCs/>
           <w:lang w:val="en-AU"/>
         </w:rPr>
-        <w:t>Pasal 1</w:t>
+        <w:t>Pasal</w:t>
+      </w:r>
+      <w:proofErr w:type="spellEnd"/>
+      <w:r>
+        <w:rPr>
+          <w:rFonts w:ascii="Arial" w:hAnsi="Arial" w:cs="Arial"/>
+          <w:b/>
+          <w:bCs/>
+          <w:lang w:val="en-AU"/>
+        </w:rPr>
+        <w:t xml:space="preserve"> 1</w:t>
       </w:r>
     </w:p>
     <w:p>
@@ -1197,12 +2014,37 @@
         </w:rPr>
         <w:t xml:space="preserve">PIHAK KESATU </w:t>
       </w:r>
-      <w:r>
-        <w:rPr>
-          <w:rFonts w:ascii="Arial" w:hAnsi="Arial" w:cs="Arial"/>
-          <w:lang w:val="en-AU"/>
-        </w:rPr>
-        <w:t xml:space="preserve">menyerahkan kepada </w:t>
+      <w:proofErr w:type="spellStart"/>
+      <w:r>
+        <w:rPr>
+          <w:rFonts w:ascii="Arial" w:hAnsi="Arial" w:cs="Arial"/>
+          <w:lang w:val="en-AU"/>
+        </w:rPr>
+        <w:t>menyerahkan</w:t>
+      </w:r>
+      <w:proofErr w:type="spellEnd"/>
+      <w:r>
+        <w:rPr>
+          <w:rFonts w:ascii="Arial" w:hAnsi="Arial" w:cs="Arial"/>
+          <w:lang w:val="en-AU"/>
+        </w:rPr>
+        <w:t xml:space="preserve"> </w:t>
+      </w:r>
+      <w:proofErr w:type="spellStart"/>
+      <w:r>
+        <w:rPr>
+          <w:rFonts w:ascii="Arial" w:hAnsi="Arial" w:cs="Arial"/>
+          <w:lang w:val="en-AU"/>
+        </w:rPr>
+        <w:t>kepada</w:t>
+      </w:r>
+      <w:proofErr w:type="spellEnd"/>
+      <w:r>
+        <w:rPr>
+          <w:rFonts w:ascii="Arial" w:hAnsi="Arial" w:cs="Arial"/>
+          <w:lang w:val="en-AU"/>
+        </w:rPr>
+        <w:t xml:space="preserve"> </w:t>
       </w:r>
       <w:r>
         <w:rPr>
@@ -1232,7 +2074,39 @@
           <w:rFonts w:ascii="Arial" w:hAnsi="Arial" w:cs="Arial"/>
           <w:lang w:val="en-AU"/>
         </w:rPr>
-        <w:t xml:space="preserve"> menerima dari </w:t>
+        <w:t xml:space="preserve"> </w:t>
+      </w:r>
+      <w:proofErr w:type="spellStart"/>
+      <w:r>
+        <w:rPr>
+          <w:rFonts w:ascii="Arial" w:hAnsi="Arial" w:cs="Arial"/>
+          <w:lang w:val="en-AU"/>
+        </w:rPr>
+        <w:t>menerima</w:t>
+      </w:r>
+      <w:proofErr w:type="spellEnd"/>
+      <w:r>
+        <w:rPr>
+          <w:rFonts w:ascii="Arial" w:hAnsi="Arial" w:cs="Arial"/>
+          <w:lang w:val="en-AU"/>
+        </w:rPr>
+        <w:t xml:space="preserve"> </w:t>
+      </w:r>
+      <w:proofErr w:type="spellStart"/>
+      <w:r>
+        <w:rPr>
+          <w:rFonts w:ascii="Arial" w:hAnsi="Arial" w:cs="Arial"/>
+          <w:lang w:val="en-AU"/>
+        </w:rPr>
+        <w:t>dari</w:t>
+      </w:r>
+      <w:proofErr w:type="spellEnd"/>
+      <w:r>
+        <w:rPr>
+          <w:rFonts w:ascii="Arial" w:hAnsi="Arial" w:cs="Arial"/>
+          <w:lang w:val="en-AU"/>
+        </w:rPr>
+        <w:t xml:space="preserve"> </w:t>
       </w:r>
       <w:r>
         <w:rPr>
@@ -1247,7 +2121,231 @@
           <w:rFonts w:ascii="Arial" w:hAnsi="Arial" w:cs="Arial"/>
           <w:lang w:val="en-AU"/>
         </w:rPr>
-        <w:t xml:space="preserve"> Barang Milik Negara sebagaimana tercantum dalam lampiran, yang merupakan satu kesatuan yang tidak terpisahkan dari berita acara ini.</w:t>
+        <w:t xml:space="preserve"> </w:t>
+      </w:r>
+      <w:proofErr w:type="spellStart"/>
+      <w:r>
+        <w:rPr>
+          <w:rFonts w:ascii="Arial" w:hAnsi="Arial" w:cs="Arial"/>
+          <w:lang w:val="en-AU"/>
+        </w:rPr>
+        <w:t>Barang</w:t>
+      </w:r>
+      <w:proofErr w:type="spellEnd"/>
+      <w:r>
+        <w:rPr>
+          <w:rFonts w:ascii="Arial" w:hAnsi="Arial" w:cs="Arial"/>
+          <w:lang w:val="en-AU"/>
+        </w:rPr>
+        <w:t xml:space="preserve"> </w:t>
+      </w:r>
+      <w:proofErr w:type="spellStart"/>
+      <w:r>
+        <w:rPr>
+          <w:rFonts w:ascii="Arial" w:hAnsi="Arial" w:cs="Arial"/>
+          <w:lang w:val="en-AU"/>
+        </w:rPr>
+        <w:t>Milik</w:t>
+      </w:r>
+      <w:proofErr w:type="spellEnd"/>
+      <w:r>
+        <w:rPr>
+          <w:rFonts w:ascii="Arial" w:hAnsi="Arial" w:cs="Arial"/>
+          <w:lang w:val="en-AU"/>
+        </w:rPr>
+        <w:t xml:space="preserve"> Negara </w:t>
+      </w:r>
+      <w:proofErr w:type="spellStart"/>
+      <w:r>
+        <w:rPr>
+          <w:rFonts w:ascii="Arial" w:hAnsi="Arial" w:cs="Arial"/>
+          <w:lang w:val="en-AU"/>
+        </w:rPr>
+        <w:t>sebagaimana</w:t>
+      </w:r>
+      <w:proofErr w:type="spellEnd"/>
+      <w:r>
+        <w:rPr>
+          <w:rFonts w:ascii="Arial" w:hAnsi="Arial" w:cs="Arial"/>
+          <w:lang w:val="en-AU"/>
+        </w:rPr>
+        <w:t xml:space="preserve"> </w:t>
+      </w:r>
+      <w:proofErr w:type="spellStart"/>
+      <w:r>
+        <w:rPr>
+          <w:rFonts w:ascii="Arial" w:hAnsi="Arial" w:cs="Arial"/>
+          <w:lang w:val="en-AU"/>
+        </w:rPr>
+        <w:t>tercantum</w:t>
+      </w:r>
+      <w:proofErr w:type="spellEnd"/>
+      <w:r>
+        <w:rPr>
+          <w:rFonts w:ascii="Arial" w:hAnsi="Arial" w:cs="Arial"/>
+          <w:lang w:val="en-AU"/>
+        </w:rPr>
+        <w:t xml:space="preserve"> </w:t>
+      </w:r>
+      <w:proofErr w:type="spellStart"/>
+      <w:r>
+        <w:rPr>
+          <w:rFonts w:ascii="Arial" w:hAnsi="Arial" w:cs="Arial"/>
+          <w:lang w:val="en-AU"/>
+        </w:rPr>
+        <w:t>dalam</w:t>
+      </w:r>
+      <w:proofErr w:type="spellEnd"/>
+      <w:r>
+        <w:rPr>
+          <w:rFonts w:ascii="Arial" w:hAnsi="Arial" w:cs="Arial"/>
+          <w:lang w:val="en-AU"/>
+        </w:rPr>
+        <w:t xml:space="preserve"> </w:t>
+      </w:r>
+      <w:proofErr w:type="spellStart"/>
+      <w:r>
+        <w:rPr>
+          <w:rFonts w:ascii="Arial" w:hAnsi="Arial" w:cs="Arial"/>
+          <w:lang w:val="en-AU"/>
+        </w:rPr>
+        <w:t>lampiran</w:t>
+      </w:r>
+      <w:proofErr w:type="spellEnd"/>
+      <w:r>
+        <w:rPr>
+          <w:rFonts w:ascii="Arial" w:hAnsi="Arial" w:cs="Arial"/>
+          <w:lang w:val="en-AU"/>
+        </w:rPr>
+        <w:t xml:space="preserve">, yang </w:t>
+      </w:r>
+      <w:proofErr w:type="spellStart"/>
+      <w:r>
+        <w:rPr>
+          <w:rFonts w:ascii="Arial" w:hAnsi="Arial" w:cs="Arial"/>
+          <w:lang w:val="en-AU"/>
+        </w:rPr>
+        <w:t>merupakan</w:t>
+      </w:r>
+      <w:proofErr w:type="spellEnd"/>
+      <w:r>
+        <w:rPr>
+          <w:rFonts w:ascii="Arial" w:hAnsi="Arial" w:cs="Arial"/>
+          <w:lang w:val="en-AU"/>
+        </w:rPr>
+        <w:t xml:space="preserve"> </w:t>
+      </w:r>
+      <w:proofErr w:type="spellStart"/>
+      <w:r>
+        <w:rPr>
+          <w:rFonts w:ascii="Arial" w:hAnsi="Arial" w:cs="Arial"/>
+          <w:lang w:val="en-AU"/>
+        </w:rPr>
+        <w:t>satu</w:t>
+      </w:r>
+      <w:proofErr w:type="spellEnd"/>
+      <w:r>
+        <w:rPr>
+          <w:rFonts w:ascii="Arial" w:hAnsi="Arial" w:cs="Arial"/>
+          <w:lang w:val="en-AU"/>
+        </w:rPr>
+        <w:t xml:space="preserve"> </w:t>
+      </w:r>
+      <w:proofErr w:type="spellStart"/>
+      <w:r>
+        <w:rPr>
+          <w:rFonts w:ascii="Arial" w:hAnsi="Arial" w:cs="Arial"/>
+          <w:lang w:val="en-AU"/>
+        </w:rPr>
+        <w:t>kesatuan</w:t>
+      </w:r>
+      <w:proofErr w:type="spellEnd"/>
+      <w:r>
+        <w:rPr>
+          <w:rFonts w:ascii="Arial" w:hAnsi="Arial" w:cs="Arial"/>
+          <w:lang w:val="en-AU"/>
+        </w:rPr>
+        <w:t xml:space="preserve"> yang </w:t>
+      </w:r>
+      <w:proofErr w:type="spellStart"/>
+      <w:r>
+        <w:rPr>
+          <w:rFonts w:ascii="Arial" w:hAnsi="Arial" w:cs="Arial"/>
+          <w:lang w:val="en-AU"/>
+        </w:rPr>
+        <w:t>tidak</w:t>
+      </w:r>
+      <w:proofErr w:type="spellEnd"/>
+      <w:r>
+        <w:rPr>
+          <w:rFonts w:ascii="Arial" w:hAnsi="Arial" w:cs="Arial"/>
+          <w:lang w:val="en-AU"/>
+        </w:rPr>
+        <w:t xml:space="preserve"> </w:t>
+      </w:r>
+      <w:proofErr w:type="spellStart"/>
+      <w:r>
+        <w:rPr>
+          <w:rFonts w:ascii="Arial" w:hAnsi="Arial" w:cs="Arial"/>
+          <w:lang w:val="en-AU"/>
+        </w:rPr>
+        <w:t>terpisahkan</w:t>
+      </w:r>
+      <w:proofErr w:type="spellEnd"/>
+      <w:r>
+        <w:rPr>
+          <w:rFonts w:ascii="Arial" w:hAnsi="Arial" w:cs="Arial"/>
+          <w:lang w:val="en-AU"/>
+        </w:rPr>
+        <w:t xml:space="preserve"> </w:t>
+      </w:r>
+      <w:proofErr w:type="spellStart"/>
+      <w:r>
+        <w:rPr>
+          <w:rFonts w:ascii="Arial" w:hAnsi="Arial" w:cs="Arial"/>
+          <w:lang w:val="en-AU"/>
+        </w:rPr>
+        <w:t>dari</w:t>
+      </w:r>
+      <w:proofErr w:type="spellEnd"/>
+      <w:r>
+        <w:rPr>
+          <w:rFonts w:ascii="Arial" w:hAnsi="Arial" w:cs="Arial"/>
+          <w:lang w:val="en-AU"/>
+        </w:rPr>
+        <w:t xml:space="preserve"> </w:t>
+      </w:r>
+      <w:proofErr w:type="spellStart"/>
+      <w:r>
+        <w:rPr>
+          <w:rFonts w:ascii="Arial" w:hAnsi="Arial" w:cs="Arial"/>
+          <w:lang w:val="en-AU"/>
+        </w:rPr>
+        <w:t>berita</w:t>
+      </w:r>
+      <w:proofErr w:type="spellEnd"/>
+      <w:r>
+        <w:rPr>
+          <w:rFonts w:ascii="Arial" w:hAnsi="Arial" w:cs="Arial"/>
+          <w:lang w:val="en-AU"/>
+        </w:rPr>
+        <w:t xml:space="preserve"> acara </w:t>
+      </w:r>
+      <w:proofErr w:type="spellStart"/>
+      <w:r>
+        <w:rPr>
+          <w:rFonts w:ascii="Arial" w:hAnsi="Arial" w:cs="Arial"/>
+          <w:lang w:val="en-AU"/>
+        </w:rPr>
+        <w:t>ini</w:t>
+      </w:r>
+      <w:proofErr w:type="spellEnd"/>
+      <w:r>
+        <w:rPr>
+          <w:rFonts w:ascii="Arial" w:hAnsi="Arial" w:cs="Arial"/>
+          <w:lang w:val="en-AU"/>
+        </w:rPr>
+        <w:t>.</w:t>
       </w:r>
     </w:p>
     <w:p>
@@ -1280,6 +2378,7 @@
           <w:lang w:val="en-AU"/>
         </w:rPr>
       </w:pPr>
+      <w:proofErr w:type="spellStart"/>
       <w:r>
         <w:rPr>
           <w:rFonts w:ascii="Arial" w:hAnsi="Arial" w:cs="Arial"/>
@@ -1287,7 +2386,17 @@
           <w:bCs/>
           <w:lang w:val="en-AU"/>
         </w:rPr>
-        <w:t>Pasal 2</w:t>
+        <w:t>Pasal</w:t>
+      </w:r>
+      <w:proofErr w:type="spellEnd"/>
+      <w:r>
+        <w:rPr>
+          <w:rFonts w:ascii="Arial" w:hAnsi="Arial" w:cs="Arial"/>
+          <w:b/>
+          <w:bCs/>
+          <w:lang w:val="en-AU"/>
+        </w:rPr>
+        <w:t xml:space="preserve"> 2</w:t>
       </w:r>
     </w:p>
     <w:p>
@@ -1303,12 +2412,405 @@
           <w:lang w:val="en-AU"/>
         </w:rPr>
       </w:pPr>
-      <w:r>
-        <w:rPr>
-          <w:rFonts w:ascii="Arial" w:hAnsi="Arial" w:cs="Arial"/>
-          <w:lang w:val="en-AU"/>
-        </w:rPr>
-        <w:t xml:space="preserve">Dengan ditandatanganinya Berita Acara Serah Terima Barang Milik Negara sebagaimana disebut pada pasal 1 di atas, maka seluruh hak dan tanggung jawab untuk pengamanan dan pemeliharaan terhadap Barang Milik Negara tersebut beralih dari </w:t>
+      <w:proofErr w:type="spellStart"/>
+      <w:r>
+        <w:rPr>
+          <w:rFonts w:ascii="Arial" w:hAnsi="Arial" w:cs="Arial"/>
+          <w:lang w:val="en-AU"/>
+        </w:rPr>
+        <w:t>Dengan</w:t>
+      </w:r>
+      <w:proofErr w:type="spellEnd"/>
+      <w:r>
+        <w:rPr>
+          <w:rFonts w:ascii="Arial" w:hAnsi="Arial" w:cs="Arial"/>
+          <w:lang w:val="en-AU"/>
+        </w:rPr>
+        <w:t xml:space="preserve"> </w:t>
+      </w:r>
+      <w:proofErr w:type="spellStart"/>
+      <w:r>
+        <w:rPr>
+          <w:rFonts w:ascii="Arial" w:hAnsi="Arial" w:cs="Arial"/>
+          <w:lang w:val="en-AU"/>
+        </w:rPr>
+        <w:t>ditandatanganinya</w:t>
+      </w:r>
+      <w:proofErr w:type="spellEnd"/>
+      <w:r>
+        <w:rPr>
+          <w:rFonts w:ascii="Arial" w:hAnsi="Arial" w:cs="Arial"/>
+          <w:lang w:val="en-AU"/>
+        </w:rPr>
+        <w:t xml:space="preserve"> </w:t>
+      </w:r>
+      <w:proofErr w:type="spellStart"/>
+      <w:r>
+        <w:rPr>
+          <w:rFonts w:ascii="Arial" w:hAnsi="Arial" w:cs="Arial"/>
+          <w:lang w:val="en-AU"/>
+        </w:rPr>
+        <w:t>Berita</w:t>
+      </w:r>
+      <w:proofErr w:type="spellEnd"/>
+      <w:r>
+        <w:rPr>
+          <w:rFonts w:ascii="Arial" w:hAnsi="Arial" w:cs="Arial"/>
+          <w:lang w:val="en-AU"/>
+        </w:rPr>
+        <w:t xml:space="preserve"> Acara </w:t>
+      </w:r>
+      <w:proofErr w:type="spellStart"/>
+      <w:r>
+        <w:rPr>
+          <w:rFonts w:ascii="Arial" w:hAnsi="Arial" w:cs="Arial"/>
+          <w:lang w:val="en-AU"/>
+        </w:rPr>
+        <w:t>Serah</w:t>
+      </w:r>
+      <w:proofErr w:type="spellEnd"/>
+      <w:r>
+        <w:rPr>
+          <w:rFonts w:ascii="Arial" w:hAnsi="Arial" w:cs="Arial"/>
+          <w:lang w:val="en-AU"/>
+        </w:rPr>
+        <w:t xml:space="preserve"> </w:t>
+      </w:r>
+      <w:proofErr w:type="spellStart"/>
+      <w:r>
+        <w:rPr>
+          <w:rFonts w:ascii="Arial" w:hAnsi="Arial" w:cs="Arial"/>
+          <w:lang w:val="en-AU"/>
+        </w:rPr>
+        <w:t>Terima</w:t>
+      </w:r>
+      <w:proofErr w:type="spellEnd"/>
+      <w:r>
+        <w:rPr>
+          <w:rFonts w:ascii="Arial" w:hAnsi="Arial" w:cs="Arial"/>
+          <w:lang w:val="en-AU"/>
+        </w:rPr>
+        <w:t xml:space="preserve"> </w:t>
+      </w:r>
+      <w:proofErr w:type="spellStart"/>
+      <w:r>
+        <w:rPr>
+          <w:rFonts w:ascii="Arial" w:hAnsi="Arial" w:cs="Arial"/>
+          <w:lang w:val="en-AU"/>
+        </w:rPr>
+        <w:t>Barang</w:t>
+      </w:r>
+      <w:proofErr w:type="spellEnd"/>
+      <w:r>
+        <w:rPr>
+          <w:rFonts w:ascii="Arial" w:hAnsi="Arial" w:cs="Arial"/>
+          <w:lang w:val="en-AU"/>
+        </w:rPr>
+        <w:t xml:space="preserve"> </w:t>
+      </w:r>
+      <w:proofErr w:type="spellStart"/>
+      <w:r>
+        <w:rPr>
+          <w:rFonts w:ascii="Arial" w:hAnsi="Arial" w:cs="Arial"/>
+          <w:lang w:val="en-AU"/>
+        </w:rPr>
+        <w:t>Milik</w:t>
+      </w:r>
+      <w:proofErr w:type="spellEnd"/>
+      <w:r>
+        <w:rPr>
+          <w:rFonts w:ascii="Arial" w:hAnsi="Arial" w:cs="Arial"/>
+          <w:lang w:val="en-AU"/>
+        </w:rPr>
+        <w:t xml:space="preserve"> Negara </w:t>
+      </w:r>
+      <w:proofErr w:type="spellStart"/>
+      <w:r>
+        <w:rPr>
+          <w:rFonts w:ascii="Arial" w:hAnsi="Arial" w:cs="Arial"/>
+          <w:lang w:val="en-AU"/>
+        </w:rPr>
+        <w:t>sebagaimana</w:t>
+      </w:r>
+      <w:proofErr w:type="spellEnd"/>
+      <w:r>
+        <w:rPr>
+          <w:rFonts w:ascii="Arial" w:hAnsi="Arial" w:cs="Arial"/>
+          <w:lang w:val="en-AU"/>
+        </w:rPr>
+        <w:t xml:space="preserve"> </w:t>
+      </w:r>
+      <w:proofErr w:type="spellStart"/>
+      <w:r>
+        <w:rPr>
+          <w:rFonts w:ascii="Arial" w:hAnsi="Arial" w:cs="Arial"/>
+          <w:lang w:val="en-AU"/>
+        </w:rPr>
+        <w:t>disebut</w:t>
+      </w:r>
+      <w:proofErr w:type="spellEnd"/>
+      <w:r>
+        <w:rPr>
+          <w:rFonts w:ascii="Arial" w:hAnsi="Arial" w:cs="Arial"/>
+          <w:lang w:val="en-AU"/>
+        </w:rPr>
+        <w:t xml:space="preserve"> pada </w:t>
+      </w:r>
+      <w:proofErr w:type="spellStart"/>
+      <w:r>
+        <w:rPr>
+          <w:rFonts w:ascii="Arial" w:hAnsi="Arial" w:cs="Arial"/>
+          <w:lang w:val="en-AU"/>
+        </w:rPr>
+        <w:t>pasal</w:t>
+      </w:r>
+      <w:proofErr w:type="spellEnd"/>
+      <w:r>
+        <w:rPr>
+          <w:rFonts w:ascii="Arial" w:hAnsi="Arial" w:cs="Arial"/>
+          <w:lang w:val="en-AU"/>
+        </w:rPr>
+        <w:t xml:space="preserve"> 1 di </w:t>
+      </w:r>
+      <w:proofErr w:type="spellStart"/>
+      <w:r>
+        <w:rPr>
+          <w:rFonts w:ascii="Arial" w:hAnsi="Arial" w:cs="Arial"/>
+          <w:lang w:val="en-AU"/>
+        </w:rPr>
+        <w:t>atas</w:t>
+      </w:r>
+      <w:proofErr w:type="spellEnd"/>
+      <w:r>
+        <w:rPr>
+          <w:rFonts w:ascii="Arial" w:hAnsi="Arial" w:cs="Arial"/>
+          <w:lang w:val="en-AU"/>
+        </w:rPr>
+        <w:t xml:space="preserve">, </w:t>
+      </w:r>
+      <w:proofErr w:type="spellStart"/>
+      <w:r>
+        <w:rPr>
+          <w:rFonts w:ascii="Arial" w:hAnsi="Arial" w:cs="Arial"/>
+          <w:lang w:val="en-AU"/>
+        </w:rPr>
+        <w:t>maka</w:t>
+      </w:r>
+      <w:proofErr w:type="spellEnd"/>
+      <w:r>
+        <w:rPr>
+          <w:rFonts w:ascii="Arial" w:hAnsi="Arial" w:cs="Arial"/>
+          <w:lang w:val="en-AU"/>
+        </w:rPr>
+        <w:t xml:space="preserve"> </w:t>
+      </w:r>
+      <w:proofErr w:type="spellStart"/>
+      <w:r>
+        <w:rPr>
+          <w:rFonts w:ascii="Arial" w:hAnsi="Arial" w:cs="Arial"/>
+          <w:lang w:val="en-AU"/>
+        </w:rPr>
+        <w:t>seluruh</w:t>
+      </w:r>
+      <w:proofErr w:type="spellEnd"/>
+      <w:r>
+        <w:rPr>
+          <w:rFonts w:ascii="Arial" w:hAnsi="Arial" w:cs="Arial"/>
+          <w:lang w:val="en-AU"/>
+        </w:rPr>
+        <w:t xml:space="preserve"> </w:t>
+      </w:r>
+      <w:proofErr w:type="spellStart"/>
+      <w:r>
+        <w:rPr>
+          <w:rFonts w:ascii="Arial" w:hAnsi="Arial" w:cs="Arial"/>
+          <w:lang w:val="en-AU"/>
+        </w:rPr>
+        <w:t>hak</w:t>
+      </w:r>
+      <w:proofErr w:type="spellEnd"/>
+      <w:r>
+        <w:rPr>
+          <w:rFonts w:ascii="Arial" w:hAnsi="Arial" w:cs="Arial"/>
+          <w:lang w:val="en-AU"/>
+        </w:rPr>
+        <w:t xml:space="preserve"> dan </w:t>
+      </w:r>
+      <w:proofErr w:type="spellStart"/>
+      <w:r>
+        <w:rPr>
+          <w:rFonts w:ascii="Arial" w:hAnsi="Arial" w:cs="Arial"/>
+          <w:lang w:val="en-AU"/>
+        </w:rPr>
+        <w:t>tanggung</w:t>
+      </w:r>
+      <w:proofErr w:type="spellEnd"/>
+      <w:r>
+        <w:rPr>
+          <w:rFonts w:ascii="Arial" w:hAnsi="Arial" w:cs="Arial"/>
+          <w:lang w:val="en-AU"/>
+        </w:rPr>
+        <w:t xml:space="preserve"> </w:t>
+      </w:r>
+      <w:proofErr w:type="spellStart"/>
+      <w:r>
+        <w:rPr>
+          <w:rFonts w:ascii="Arial" w:hAnsi="Arial" w:cs="Arial"/>
+          <w:lang w:val="en-AU"/>
+        </w:rPr>
+        <w:t>jawab</w:t>
+      </w:r>
+      <w:proofErr w:type="spellEnd"/>
+      <w:r>
+        <w:rPr>
+          <w:rFonts w:ascii="Arial" w:hAnsi="Arial" w:cs="Arial"/>
+          <w:lang w:val="en-AU"/>
+        </w:rPr>
+        <w:t xml:space="preserve"> </w:t>
+      </w:r>
+      <w:proofErr w:type="spellStart"/>
+      <w:r>
+        <w:rPr>
+          <w:rFonts w:ascii="Arial" w:hAnsi="Arial" w:cs="Arial"/>
+          <w:lang w:val="en-AU"/>
+        </w:rPr>
+        <w:t>untuk</w:t>
+      </w:r>
+      <w:proofErr w:type="spellEnd"/>
+      <w:r>
+        <w:rPr>
+          <w:rFonts w:ascii="Arial" w:hAnsi="Arial" w:cs="Arial"/>
+          <w:lang w:val="en-AU"/>
+        </w:rPr>
+        <w:t xml:space="preserve"> </w:t>
+      </w:r>
+      <w:proofErr w:type="spellStart"/>
+      <w:r>
+        <w:rPr>
+          <w:rFonts w:ascii="Arial" w:hAnsi="Arial" w:cs="Arial"/>
+          <w:lang w:val="en-AU"/>
+        </w:rPr>
+        <w:t>pengamanan</w:t>
+      </w:r>
+      <w:proofErr w:type="spellEnd"/>
+      <w:r>
+        <w:rPr>
+          <w:rFonts w:ascii="Arial" w:hAnsi="Arial" w:cs="Arial"/>
+          <w:lang w:val="en-AU"/>
+        </w:rPr>
+        <w:t xml:space="preserve"> dan </w:t>
+      </w:r>
+      <w:proofErr w:type="spellStart"/>
+      <w:r>
+        <w:rPr>
+          <w:rFonts w:ascii="Arial" w:hAnsi="Arial" w:cs="Arial"/>
+          <w:lang w:val="en-AU"/>
+        </w:rPr>
+        <w:t>pemeliharaan</w:t>
+      </w:r>
+      <w:proofErr w:type="spellEnd"/>
+      <w:r>
+        <w:rPr>
+          <w:rFonts w:ascii="Arial" w:hAnsi="Arial" w:cs="Arial"/>
+          <w:lang w:val="en-AU"/>
+        </w:rPr>
+        <w:t xml:space="preserve"> </w:t>
+      </w:r>
+      <w:proofErr w:type="spellStart"/>
+      <w:r>
+        <w:rPr>
+          <w:rFonts w:ascii="Arial" w:hAnsi="Arial" w:cs="Arial"/>
+          <w:lang w:val="en-AU"/>
+        </w:rPr>
+        <w:t>terhadap</w:t>
+      </w:r>
+      <w:proofErr w:type="spellEnd"/>
+      <w:r>
+        <w:rPr>
+          <w:rFonts w:ascii="Arial" w:hAnsi="Arial" w:cs="Arial"/>
+          <w:lang w:val="en-AU"/>
+        </w:rPr>
+        <w:t xml:space="preserve"> </w:t>
+      </w:r>
+      <w:proofErr w:type="spellStart"/>
+      <w:r>
+        <w:rPr>
+          <w:rFonts w:ascii="Arial" w:hAnsi="Arial" w:cs="Arial"/>
+          <w:lang w:val="en-AU"/>
+        </w:rPr>
+        <w:t>Barang</w:t>
+      </w:r>
+      <w:proofErr w:type="spellEnd"/>
+      <w:r>
+        <w:rPr>
+          <w:rFonts w:ascii="Arial" w:hAnsi="Arial" w:cs="Arial"/>
+          <w:lang w:val="en-AU"/>
+        </w:rPr>
+        <w:t xml:space="preserve"> </w:t>
+      </w:r>
+      <w:proofErr w:type="spellStart"/>
+      <w:r>
+        <w:rPr>
+          <w:rFonts w:ascii="Arial" w:hAnsi="Arial" w:cs="Arial"/>
+          <w:lang w:val="en-AU"/>
+        </w:rPr>
+        <w:t>Milik</w:t>
+      </w:r>
+      <w:proofErr w:type="spellEnd"/>
+      <w:r>
+        <w:rPr>
+          <w:rFonts w:ascii="Arial" w:hAnsi="Arial" w:cs="Arial"/>
+          <w:lang w:val="en-AU"/>
+        </w:rPr>
+        <w:t xml:space="preserve"> Negara </w:t>
+      </w:r>
+      <w:proofErr w:type="spellStart"/>
+      <w:r>
+        <w:rPr>
+          <w:rFonts w:ascii="Arial" w:hAnsi="Arial" w:cs="Arial"/>
+          <w:lang w:val="en-AU"/>
+        </w:rPr>
+        <w:t>tersebut</w:t>
+      </w:r>
+      <w:proofErr w:type="spellEnd"/>
+      <w:r>
+        <w:rPr>
+          <w:rFonts w:ascii="Arial" w:hAnsi="Arial" w:cs="Arial"/>
+          <w:lang w:val="en-AU"/>
+        </w:rPr>
+        <w:t xml:space="preserve"> </w:t>
+      </w:r>
+      <w:proofErr w:type="spellStart"/>
+      <w:r>
+        <w:rPr>
+          <w:rFonts w:ascii="Arial" w:hAnsi="Arial" w:cs="Arial"/>
+          <w:lang w:val="en-AU"/>
+        </w:rPr>
+        <w:t>beralih</w:t>
+      </w:r>
+      <w:proofErr w:type="spellEnd"/>
+      <w:r>
+        <w:rPr>
+          <w:rFonts w:ascii="Arial" w:hAnsi="Arial" w:cs="Arial"/>
+          <w:lang w:val="en-AU"/>
+        </w:rPr>
+        <w:t xml:space="preserve"> </w:t>
+      </w:r>
+      <w:proofErr w:type="spellStart"/>
+      <w:r>
+        <w:rPr>
+          <w:rFonts w:ascii="Arial" w:hAnsi="Arial" w:cs="Arial"/>
+          <w:lang w:val="en-AU"/>
+        </w:rPr>
+        <w:t>dari</w:t>
+      </w:r>
+      <w:proofErr w:type="spellEnd"/>
+      <w:r>
+        <w:rPr>
+          <w:rFonts w:ascii="Arial" w:hAnsi="Arial" w:cs="Arial"/>
+          <w:lang w:val="en-AU"/>
+        </w:rPr>
+        <w:t xml:space="preserve"> </w:t>
       </w:r>
       <w:r>
         <w:rPr>
@@ -1323,7 +2825,23 @@
           <w:rFonts w:ascii="Arial" w:hAnsi="Arial" w:cs="Arial"/>
           <w:lang w:val="en-AU"/>
         </w:rPr>
-        <w:t xml:space="preserve"> kepada </w:t>
+        <w:t xml:space="preserve"> </w:t>
+      </w:r>
+      <w:proofErr w:type="spellStart"/>
+      <w:r>
+        <w:rPr>
+          <w:rFonts w:ascii="Arial" w:hAnsi="Arial" w:cs="Arial"/>
+          <w:lang w:val="en-AU"/>
+        </w:rPr>
+        <w:t>kepada</w:t>
+      </w:r>
+      <w:proofErr w:type="spellEnd"/>
+      <w:r>
+        <w:rPr>
+          <w:rFonts w:ascii="Arial" w:hAnsi="Arial" w:cs="Arial"/>
+          <w:lang w:val="en-AU"/>
+        </w:rPr>
+        <w:t xml:space="preserve"> </w:t>
       </w:r>
       <w:r>
         <w:rPr>
@@ -1364,6 +2882,7 @@
           <w:lang w:val="en-AU"/>
         </w:rPr>
       </w:pPr>
+      <w:proofErr w:type="spellStart"/>
       <w:r>
         <w:rPr>
           <w:rFonts w:ascii="Arial" w:hAnsi="Arial" w:cs="Arial"/>
@@ -1371,7 +2890,17 @@
           <w:bCs/>
           <w:lang w:val="en-AU"/>
         </w:rPr>
-        <w:t>Pasal 3</w:t>
+        <w:t>Pasal</w:t>
+      </w:r>
+      <w:proofErr w:type="spellEnd"/>
+      <w:r>
+        <w:rPr>
+          <w:rFonts w:ascii="Arial" w:hAnsi="Arial" w:cs="Arial"/>
+          <w:b/>
+          <w:bCs/>
+          <w:lang w:val="en-AU"/>
+        </w:rPr>
+        <w:t xml:space="preserve"> 3</w:t>
       </w:r>
     </w:p>
     <w:p>
@@ -1387,12 +2916,117 @@
           <w:lang w:val="en-AU"/>
         </w:rPr>
       </w:pPr>
-      <w:r>
-        <w:rPr>
-          <w:rFonts w:ascii="Arial" w:hAnsi="Arial" w:cs="Arial"/>
-          <w:lang w:val="en-AU"/>
-        </w:rPr>
-        <w:t xml:space="preserve">Terhadap penatausahaan Barang Milik Negara yang diserahkan tersebut maka </w:t>
+      <w:proofErr w:type="spellStart"/>
+      <w:r>
+        <w:rPr>
+          <w:rFonts w:ascii="Arial" w:hAnsi="Arial" w:cs="Arial"/>
+          <w:lang w:val="en-AU"/>
+        </w:rPr>
+        <w:t>Terhadap</w:t>
+      </w:r>
+      <w:proofErr w:type="spellEnd"/>
+      <w:r>
+        <w:rPr>
+          <w:rFonts w:ascii="Arial" w:hAnsi="Arial" w:cs="Arial"/>
+          <w:lang w:val="en-AU"/>
+        </w:rPr>
+        <w:t xml:space="preserve"> </w:t>
+      </w:r>
+      <w:proofErr w:type="spellStart"/>
+      <w:r>
+        <w:rPr>
+          <w:rFonts w:ascii="Arial" w:hAnsi="Arial" w:cs="Arial"/>
+          <w:lang w:val="en-AU"/>
+        </w:rPr>
+        <w:t>penatausahaan</w:t>
+      </w:r>
+      <w:proofErr w:type="spellEnd"/>
+      <w:r>
+        <w:rPr>
+          <w:rFonts w:ascii="Arial" w:hAnsi="Arial" w:cs="Arial"/>
+          <w:lang w:val="en-AU"/>
+        </w:rPr>
+        <w:t xml:space="preserve"> </w:t>
+      </w:r>
+      <w:proofErr w:type="spellStart"/>
+      <w:r>
+        <w:rPr>
+          <w:rFonts w:ascii="Arial" w:hAnsi="Arial" w:cs="Arial"/>
+          <w:lang w:val="en-AU"/>
+        </w:rPr>
+        <w:t>Barang</w:t>
+      </w:r>
+      <w:proofErr w:type="spellEnd"/>
+      <w:r>
+        <w:rPr>
+          <w:rFonts w:ascii="Arial" w:hAnsi="Arial" w:cs="Arial"/>
+          <w:lang w:val="en-AU"/>
+        </w:rPr>
+        <w:t xml:space="preserve"> </w:t>
+      </w:r>
+      <w:proofErr w:type="spellStart"/>
+      <w:r>
+        <w:rPr>
+          <w:rFonts w:ascii="Arial" w:hAnsi="Arial" w:cs="Arial"/>
+          <w:lang w:val="en-AU"/>
+        </w:rPr>
+        <w:t>Milik</w:t>
+      </w:r>
+      <w:proofErr w:type="spellEnd"/>
+      <w:r>
+        <w:rPr>
+          <w:rFonts w:ascii="Arial" w:hAnsi="Arial" w:cs="Arial"/>
+          <w:lang w:val="en-AU"/>
+        </w:rPr>
+        <w:t xml:space="preserve"> Negara yang </w:t>
+      </w:r>
+      <w:proofErr w:type="spellStart"/>
+      <w:r>
+        <w:rPr>
+          <w:rFonts w:ascii="Arial" w:hAnsi="Arial" w:cs="Arial"/>
+          <w:lang w:val="en-AU"/>
+        </w:rPr>
+        <w:t>diserahkan</w:t>
+      </w:r>
+      <w:proofErr w:type="spellEnd"/>
+      <w:r>
+        <w:rPr>
+          <w:rFonts w:ascii="Arial" w:hAnsi="Arial" w:cs="Arial"/>
+          <w:lang w:val="en-AU"/>
+        </w:rPr>
+        <w:t xml:space="preserve"> </w:t>
+      </w:r>
+      <w:proofErr w:type="spellStart"/>
+      <w:r>
+        <w:rPr>
+          <w:rFonts w:ascii="Arial" w:hAnsi="Arial" w:cs="Arial"/>
+          <w:lang w:val="en-AU"/>
+        </w:rPr>
+        <w:t>tersebut</w:t>
+      </w:r>
+      <w:proofErr w:type="spellEnd"/>
+      <w:r>
+        <w:rPr>
+          <w:rFonts w:ascii="Arial" w:hAnsi="Arial" w:cs="Arial"/>
+          <w:lang w:val="en-AU"/>
+        </w:rPr>
+        <w:t xml:space="preserve"> </w:t>
+      </w:r>
+      <w:proofErr w:type="spellStart"/>
+      <w:r>
+        <w:rPr>
+          <w:rFonts w:ascii="Arial" w:hAnsi="Arial" w:cs="Arial"/>
+          <w:lang w:val="en-AU"/>
+        </w:rPr>
+        <w:t>maka</w:t>
+      </w:r>
+      <w:proofErr w:type="spellEnd"/>
+      <w:r>
+        <w:rPr>
+          <w:rFonts w:ascii="Arial" w:hAnsi="Arial" w:cs="Arial"/>
+          <w:lang w:val="en-AU"/>
+        </w:rPr>
+        <w:t xml:space="preserve"> </w:t>
       </w:r>
       <w:r>
         <w:rPr>
@@ -1407,29 +3041,190 @@
           <w:rFonts w:ascii="Arial" w:hAnsi="Arial" w:cs="Arial"/>
           <w:lang w:val="en-AU"/>
         </w:rPr>
-        <w:t xml:space="preserve"> melakukan Transfer keluar dalam </w:t>
-      </w:r>
+        <w:t xml:space="preserve"> </w:t>
+      </w:r>
+      <w:proofErr w:type="spellStart"/>
+      <w:r>
+        <w:rPr>
+          <w:rFonts w:ascii="Arial" w:hAnsi="Arial" w:cs="Arial"/>
+          <w:lang w:val="en-AU"/>
+        </w:rPr>
+        <w:t>melakukan</w:t>
+      </w:r>
+      <w:proofErr w:type="spellEnd"/>
+      <w:r>
+        <w:rPr>
+          <w:rFonts w:ascii="Arial" w:hAnsi="Arial" w:cs="Arial"/>
+          <w:lang w:val="en-AU"/>
+        </w:rPr>
+        <w:t xml:space="preserve"> Transfer </w:t>
+      </w:r>
+      <w:proofErr w:type="spellStart"/>
+      <w:r>
+        <w:rPr>
+          <w:rFonts w:ascii="Arial" w:hAnsi="Arial" w:cs="Arial"/>
+          <w:lang w:val="en-AU"/>
+        </w:rPr>
+        <w:t>keluar</w:t>
+      </w:r>
+      <w:proofErr w:type="spellEnd"/>
+      <w:r>
+        <w:rPr>
+          <w:rFonts w:ascii="Arial" w:hAnsi="Arial" w:cs="Arial"/>
+          <w:lang w:val="en-AU"/>
+        </w:rPr>
+        <w:t xml:space="preserve"> </w:t>
+      </w:r>
+      <w:proofErr w:type="spellStart"/>
+      <w:r>
+        <w:rPr>
+          <w:rFonts w:ascii="Arial" w:hAnsi="Arial" w:cs="Arial"/>
+          <w:lang w:val="en-AU"/>
+        </w:rPr>
+        <w:t>dal</w:t>
+      </w:r>
+      <w:r>
+        <w:rPr>
+          <w:rFonts w:ascii="Arial" w:hAnsi="Arial" w:cs="Arial"/>
+          <w:lang w:val="en-AU"/>
+        </w:rPr>
+        <w:t>am</w:t>
+      </w:r>
+      <w:proofErr w:type="spellEnd"/>
+      <w:r>
+        <w:rPr>
+          <w:rFonts w:ascii="Arial" w:hAnsi="Arial" w:cs="Arial"/>
+          <w:lang w:val="en-AU"/>
+        </w:rPr>
+        <w:t xml:space="preserve"> </w:t>
+      </w:r>
+      <w:proofErr w:type="spellStart"/>
       <w:r>
         <w:rPr>
           <w:rFonts w:ascii="Arial" w:hAnsi="Arial" w:cs="Arial"/>
           <w:b/>
           <w:lang w:val="en-AU"/>
         </w:rPr>
-        <w:t>Aplikasi SAKTI</w:t>
-      </w:r>
-      <w:r>
-        <w:rPr>
-          <w:rFonts w:ascii="Arial" w:hAnsi="Arial" w:cs="Arial"/>
-          <w:lang w:val="en-AU"/>
-        </w:rPr>
-        <w:t xml:space="preserve"> Satuan Kerja Balai Sains Bangunan Kode Satker 420141 dan </w:t>
-      </w:r>
+        <w:t>Aplikasi</w:t>
+      </w:r>
+      <w:proofErr w:type="spellEnd"/>
       <w:r>
         <w:rPr>
           <w:rFonts w:ascii="Arial" w:hAnsi="Arial" w:cs="Arial"/>
           <w:b/>
           <w:lang w:val="en-AU"/>
         </w:rPr>
+        <w:t xml:space="preserve"> SAKTI</w:t>
+      </w:r>
+      <w:r>
+        <w:rPr>
+          <w:rFonts w:ascii="Arial" w:hAnsi="Arial" w:cs="Arial"/>
+          <w:lang w:val="en-AU"/>
+        </w:rPr>
+        <w:t xml:space="preserve"> </w:t>
+      </w:r>
+      <w:proofErr w:type="spellStart"/>
+      <w:r>
+        <w:rPr>
+          <w:rFonts w:ascii="Arial" w:hAnsi="Arial" w:cs="Arial"/>
+          <w:lang w:val="en-AU"/>
+        </w:rPr>
+        <w:t>Satuan</w:t>
+      </w:r>
+      <w:proofErr w:type="spellEnd"/>
+      <w:r>
+        <w:rPr>
+          <w:rFonts w:ascii="Arial" w:hAnsi="Arial" w:cs="Arial"/>
+          <w:lang w:val="en-AU"/>
+        </w:rPr>
+        <w:t xml:space="preserve"> </w:t>
+      </w:r>
+      <w:proofErr w:type="spellStart"/>
+      <w:r>
+        <w:rPr>
+          <w:rFonts w:ascii="Arial" w:hAnsi="Arial" w:cs="Arial"/>
+          <w:lang w:val="en-AU"/>
+        </w:rPr>
+        <w:t>Kerja</w:t>
+      </w:r>
+      <w:proofErr w:type="spellEnd"/>
+      <w:r>
+        <w:rPr>
+          <w:rFonts w:ascii="Arial" w:hAnsi="Arial" w:cs="Arial"/>
+          <w:lang w:val="en-AU"/>
+        </w:rPr>
+        <w:t xml:space="preserve"> </w:t>
+      </w:r>
+      <w:proofErr w:type="spellStart"/>
+      <w:r>
+        <w:rPr>
+          <w:rFonts w:ascii="Arial" w:hAnsi="Arial" w:cs="Arial"/>
+          <w:lang w:val="en-AU"/>
+        </w:rPr>
+        <w:t>Balai</w:t>
+      </w:r>
+      <w:proofErr w:type="spellEnd"/>
+      <w:r>
+        <w:rPr>
+          <w:rFonts w:ascii="Arial" w:hAnsi="Arial" w:cs="Arial"/>
+          <w:lang w:val="en-AU"/>
+        </w:rPr>
+        <w:t xml:space="preserve"> Sains </w:t>
+      </w:r>
+      <w:proofErr w:type="spellStart"/>
+      <w:r>
+        <w:rPr>
+          <w:rFonts w:ascii="Arial" w:hAnsi="Arial" w:cs="Arial"/>
+          <w:lang w:val="en-AU"/>
+        </w:rPr>
+        <w:t>Bangunan</w:t>
+      </w:r>
+      <w:proofErr w:type="spellEnd"/>
+      <w:r>
+        <w:rPr>
+          <w:rFonts w:ascii="Arial" w:hAnsi="Arial" w:cs="Arial"/>
+          <w:lang w:val="en-AU"/>
+        </w:rPr>
+        <w:t xml:space="preserve"> </w:t>
+      </w:r>
+      <w:proofErr w:type="spellStart"/>
+      <w:r>
+        <w:rPr>
+          <w:rFonts w:ascii="Arial" w:hAnsi="Arial" w:cs="Arial"/>
+          <w:lang w:val="en-AU"/>
+        </w:rPr>
+        <w:t>Kode</w:t>
+      </w:r>
+      <w:proofErr w:type="spellEnd"/>
+      <w:r>
+        <w:rPr>
+          <w:rFonts w:ascii="Arial" w:hAnsi="Arial" w:cs="Arial"/>
+          <w:lang w:val="en-AU"/>
+        </w:rPr>
+        <w:t xml:space="preserve"> </w:t>
+      </w:r>
+      <w:proofErr w:type="spellStart"/>
+      <w:r>
+        <w:rPr>
+          <w:rFonts w:ascii="Arial" w:hAnsi="Arial" w:cs="Arial"/>
+          <w:lang w:val="en-AU"/>
+        </w:rPr>
+        <w:t>Satker</w:t>
+      </w:r>
+      <w:proofErr w:type="spellEnd"/>
+      <w:r>
+        <w:rPr>
+          <w:rFonts w:ascii="Arial" w:hAnsi="Arial" w:cs="Arial"/>
+          <w:lang w:val="en-AU"/>
+        </w:rPr>
+        <w:t xml:space="preserve"> 420141 dan </w:t>
+      </w:r>
+      <w:r>
+        <w:rPr>
+          <w:rFonts w:ascii="Arial" w:hAnsi="Arial" w:cs="Arial"/>
+          <w:b/>
+          <w:lang w:val="en-AU"/>
+        </w:rPr>
         <w:t>PIHAK KEDUA</w:t>
       </w:r>
       <w:r>
@@ -1437,22 +3232,272 @@
           <w:rFonts w:ascii="Arial" w:hAnsi="Arial" w:cs="Arial"/>
           <w:lang w:val="en-AU"/>
         </w:rPr>
-        <w:t xml:space="preserve"> mencatat Barang Milik Negara tersebut sebagai transfer masuk ke dalam </w:t>
-      </w:r>
+        <w:t xml:space="preserve"> </w:t>
+      </w:r>
+      <w:proofErr w:type="spellStart"/>
+      <w:r>
+        <w:rPr>
+          <w:rFonts w:ascii="Arial" w:hAnsi="Arial" w:cs="Arial"/>
+          <w:lang w:val="en-AU"/>
+        </w:rPr>
+        <w:t>mencatat</w:t>
+      </w:r>
+      <w:proofErr w:type="spellEnd"/>
+      <w:r>
+        <w:rPr>
+          <w:rFonts w:ascii="Arial" w:hAnsi="Arial" w:cs="Arial"/>
+          <w:lang w:val="en-AU"/>
+        </w:rPr>
+        <w:t xml:space="preserve"> </w:t>
+      </w:r>
+      <w:proofErr w:type="spellStart"/>
+      <w:r>
+        <w:rPr>
+          <w:rFonts w:ascii="Arial" w:hAnsi="Arial" w:cs="Arial"/>
+          <w:lang w:val="en-AU"/>
+        </w:rPr>
+        <w:t>Barang</w:t>
+      </w:r>
+      <w:proofErr w:type="spellEnd"/>
+      <w:r>
+        <w:rPr>
+          <w:rFonts w:ascii="Arial" w:hAnsi="Arial" w:cs="Arial"/>
+          <w:lang w:val="en-AU"/>
+        </w:rPr>
+        <w:t xml:space="preserve"> </w:t>
+      </w:r>
+      <w:proofErr w:type="spellStart"/>
+      <w:r>
+        <w:rPr>
+          <w:rFonts w:ascii="Arial" w:hAnsi="Arial" w:cs="Arial"/>
+          <w:lang w:val="en-AU"/>
+        </w:rPr>
+        <w:t>Milik</w:t>
+      </w:r>
+      <w:proofErr w:type="spellEnd"/>
+      <w:r>
+        <w:rPr>
+          <w:rFonts w:ascii="Arial" w:hAnsi="Arial" w:cs="Arial"/>
+          <w:lang w:val="en-AU"/>
+        </w:rPr>
+        <w:t xml:space="preserve"> Negara </w:t>
+      </w:r>
+      <w:proofErr w:type="spellStart"/>
+      <w:r>
+        <w:rPr>
+          <w:rFonts w:ascii="Arial" w:hAnsi="Arial" w:cs="Arial"/>
+          <w:lang w:val="en-AU"/>
+        </w:rPr>
+        <w:t>tersebut</w:t>
+      </w:r>
+      <w:proofErr w:type="spellEnd"/>
+      <w:r>
+        <w:rPr>
+          <w:rFonts w:ascii="Arial" w:hAnsi="Arial" w:cs="Arial"/>
+          <w:lang w:val="en-AU"/>
+        </w:rPr>
+        <w:t xml:space="preserve"> </w:t>
+      </w:r>
+      <w:proofErr w:type="spellStart"/>
+      <w:r>
+        <w:rPr>
+          <w:rFonts w:ascii="Arial" w:hAnsi="Arial" w:cs="Arial"/>
+          <w:lang w:val="en-AU"/>
+        </w:rPr>
+        <w:t>sebagai</w:t>
+      </w:r>
+      <w:proofErr w:type="spellEnd"/>
+      <w:r>
+        <w:rPr>
+          <w:rFonts w:ascii="Arial" w:hAnsi="Arial" w:cs="Arial"/>
+          <w:lang w:val="en-AU"/>
+        </w:rPr>
+        <w:t xml:space="preserve"> transfer </w:t>
+      </w:r>
+      <w:proofErr w:type="spellStart"/>
+      <w:r>
+        <w:rPr>
+          <w:rFonts w:ascii="Arial" w:hAnsi="Arial" w:cs="Arial"/>
+          <w:lang w:val="en-AU"/>
+        </w:rPr>
+        <w:t>masuk</w:t>
+      </w:r>
+      <w:proofErr w:type="spellEnd"/>
+      <w:r>
+        <w:rPr>
+          <w:rFonts w:ascii="Arial" w:hAnsi="Arial" w:cs="Arial"/>
+          <w:lang w:val="en-AU"/>
+        </w:rPr>
+        <w:t xml:space="preserve"> </w:t>
+      </w:r>
+      <w:proofErr w:type="spellStart"/>
+      <w:r>
+        <w:rPr>
+          <w:rFonts w:ascii="Arial" w:hAnsi="Arial" w:cs="Arial"/>
+          <w:lang w:val="en-AU"/>
+        </w:rPr>
+        <w:t>ke</w:t>
+      </w:r>
+      <w:proofErr w:type="spellEnd"/>
+      <w:r>
+        <w:rPr>
+          <w:rFonts w:ascii="Arial" w:hAnsi="Arial" w:cs="Arial"/>
+          <w:lang w:val="en-AU"/>
+        </w:rPr>
+        <w:t xml:space="preserve"> </w:t>
+      </w:r>
+      <w:proofErr w:type="spellStart"/>
+      <w:r>
+        <w:rPr>
+          <w:rFonts w:ascii="Arial" w:hAnsi="Arial" w:cs="Arial"/>
+          <w:lang w:val="en-AU"/>
+        </w:rPr>
+        <w:t>dalam</w:t>
+      </w:r>
+      <w:proofErr w:type="spellEnd"/>
+      <w:r>
+        <w:rPr>
+          <w:rFonts w:ascii="Arial" w:hAnsi="Arial" w:cs="Arial"/>
+          <w:lang w:val="en-AU"/>
+        </w:rPr>
+        <w:t xml:space="preserve"> </w:t>
+      </w:r>
+      <w:proofErr w:type="spellStart"/>
       <w:r>
         <w:rPr>
           <w:rFonts w:ascii="Arial" w:hAnsi="Arial" w:cs="Arial"/>
           <w:b/>
           <w:lang w:val="en-AU"/>
         </w:rPr>
-        <w:t>Aplikasi SAKTI</w:t>
-      </w:r>
-      <w:r>
-        <w:rPr>
-          <w:rFonts w:ascii="Arial" w:hAnsi="Arial" w:cs="Arial"/>
-          <w:lang w:val="en-AU"/>
-        </w:rPr>
-        <w:t xml:space="preserve"> Satuan Kerja Balai Kawasan Permukiman dan Perumahan Kode Satker 420142.</w:t>
+        <w:t>Aplikasi</w:t>
+      </w:r>
+      <w:proofErr w:type="spellEnd"/>
+      <w:r>
+        <w:rPr>
+          <w:rFonts w:ascii="Arial" w:hAnsi="Arial" w:cs="Arial"/>
+          <w:b/>
+          <w:lang w:val="en-AU"/>
+        </w:rPr>
+        <w:t xml:space="preserve"> SAKTI</w:t>
+      </w:r>
+      <w:r>
+        <w:rPr>
+          <w:rFonts w:ascii="Arial" w:hAnsi="Arial" w:cs="Arial"/>
+          <w:lang w:val="en-AU"/>
+        </w:rPr>
+        <w:t xml:space="preserve"> </w:t>
+      </w:r>
+      <w:proofErr w:type="spellStart"/>
+      <w:r>
+        <w:rPr>
+          <w:rFonts w:ascii="Arial" w:hAnsi="Arial" w:cs="Arial"/>
+          <w:lang w:val="en-AU"/>
+        </w:rPr>
+        <w:t>Satuan</w:t>
+      </w:r>
+      <w:proofErr w:type="spellEnd"/>
+      <w:r>
+        <w:rPr>
+          <w:rFonts w:ascii="Arial" w:hAnsi="Arial" w:cs="Arial"/>
+          <w:lang w:val="en-AU"/>
+        </w:rPr>
+        <w:t xml:space="preserve"> </w:t>
+      </w:r>
+      <w:proofErr w:type="spellStart"/>
+      <w:r>
+        <w:rPr>
+          <w:rFonts w:ascii="Arial" w:hAnsi="Arial" w:cs="Arial"/>
+          <w:lang w:val="en-AU"/>
+        </w:rPr>
+        <w:t>Kerja</w:t>
+      </w:r>
+      <w:proofErr w:type="spellEnd"/>
+      <w:r>
+        <w:rPr>
+          <w:rFonts w:ascii="Arial" w:hAnsi="Arial" w:cs="Arial"/>
+          <w:lang w:val="en-AU"/>
+        </w:rPr>
+        <w:t xml:space="preserve"> </w:t>
+      </w:r>
+      <w:proofErr w:type="spellStart"/>
+      <w:r>
+        <w:rPr>
+          <w:rFonts w:ascii="Arial" w:hAnsi="Arial" w:cs="Arial"/>
+          <w:lang w:val="en-AU"/>
+        </w:rPr>
+        <w:t>Balai</w:t>
+      </w:r>
+      <w:proofErr w:type="spellEnd"/>
+      <w:r>
+        <w:rPr>
+          <w:rFonts w:ascii="Arial" w:hAnsi="Arial" w:cs="Arial"/>
+          <w:lang w:val="en-AU"/>
+        </w:rPr>
+        <w:t xml:space="preserve"> Kawasan </w:t>
+      </w:r>
+      <w:proofErr w:type="spellStart"/>
+      <w:r>
+        <w:rPr>
+          <w:rFonts w:ascii="Arial" w:hAnsi="Arial" w:cs="Arial"/>
+          <w:lang w:val="en-AU"/>
+        </w:rPr>
+        <w:t>Permukiman</w:t>
+      </w:r>
+      <w:proofErr w:type="spellEnd"/>
+      <w:r>
+        <w:rPr>
+          <w:rFonts w:ascii="Arial" w:hAnsi="Arial" w:cs="Arial"/>
+          <w:lang w:val="en-AU"/>
+        </w:rPr>
+        <w:t xml:space="preserve"> dan </w:t>
+      </w:r>
+      <w:proofErr w:type="spellStart"/>
+      <w:r>
+        <w:rPr>
+          <w:rFonts w:ascii="Arial" w:hAnsi="Arial" w:cs="Arial"/>
+          <w:lang w:val="en-AU"/>
+        </w:rPr>
+        <w:t>Perumahan</w:t>
+      </w:r>
+      <w:proofErr w:type="spellEnd"/>
+      <w:r>
+        <w:rPr>
+          <w:rFonts w:ascii="Arial" w:hAnsi="Arial" w:cs="Arial"/>
+          <w:lang w:val="en-AU"/>
+        </w:rPr>
+        <w:t xml:space="preserve"> </w:t>
+      </w:r>
+      <w:proofErr w:type="spellStart"/>
+      <w:r>
+        <w:rPr>
+          <w:rFonts w:ascii="Arial" w:hAnsi="Arial" w:cs="Arial"/>
+          <w:lang w:val="en-AU"/>
+        </w:rPr>
+        <w:t>Kode</w:t>
+      </w:r>
+      <w:proofErr w:type="spellEnd"/>
+      <w:r>
+        <w:rPr>
+          <w:rFonts w:ascii="Arial" w:hAnsi="Arial" w:cs="Arial"/>
+          <w:lang w:val="en-AU"/>
+        </w:rPr>
+        <w:t xml:space="preserve"> </w:t>
+      </w:r>
+      <w:proofErr w:type="spellStart"/>
+      <w:r>
+        <w:rPr>
+          <w:rFonts w:ascii="Arial" w:hAnsi="Arial" w:cs="Arial"/>
+          <w:lang w:val="en-AU"/>
+        </w:rPr>
+        <w:t>Satker</w:t>
+      </w:r>
+      <w:proofErr w:type="spellEnd"/>
+      <w:r>
+        <w:rPr>
+          <w:rFonts w:ascii="Arial" w:hAnsi="Arial" w:cs="Arial"/>
+          <w:lang w:val="en-AU"/>
+        </w:rPr>
+        <w:t xml:space="preserve"> 420142.</w:t>
       </w:r>
     </w:p>
     <w:p>
@@ -1532,6 +3577,7 @@
           <w:lang w:val="en-AU"/>
         </w:rPr>
       </w:pPr>
+      <w:proofErr w:type="spellStart"/>
       <w:r>
         <w:rPr>
           <w:rFonts w:ascii="Arial" w:hAnsi="Arial" w:cs="Arial"/>
@@ -1539,7 +3585,17 @@
           <w:bCs/>
           <w:lang w:val="en-AU"/>
         </w:rPr>
-        <w:t>Pasal 4</w:t>
+        <w:t>Pasal</w:t>
+      </w:r>
+      <w:proofErr w:type="spellEnd"/>
+      <w:r>
+        <w:rPr>
+          <w:rFonts w:ascii="Arial" w:hAnsi="Arial" w:cs="Arial"/>
+          <w:b/>
+          <w:bCs/>
+          <w:lang w:val="en-AU"/>
+        </w:rPr>
+        <w:t xml:space="preserve"> 4</w:t>
       </w:r>
     </w:p>
     <w:p>
@@ -1555,12 +3611,477 @@
           <w:lang w:val="en-AU"/>
         </w:rPr>
       </w:pPr>
-      <w:r>
-        <w:rPr>
-          <w:rFonts w:ascii="Arial" w:hAnsi="Arial" w:cs="Arial"/>
-          <w:lang w:val="en-AU"/>
-        </w:rPr>
-        <w:t>Berita Acara Serah Terima Barang Milik Negara ini dibuat dengan sesungguhnya dalam rangkap 2 (dua) bermaterai cukup, satu berkas dipegang oleh pihak kesatu dan satu berkas dipegang oleh pihak kedua yang masing-masing mempunyai kekuatan hukum yang sama.</w:t>
+      <w:proofErr w:type="spellStart"/>
+      <w:r>
+        <w:rPr>
+          <w:rFonts w:ascii="Arial" w:hAnsi="Arial" w:cs="Arial"/>
+          <w:lang w:val="en-AU"/>
+        </w:rPr>
+        <w:lastRenderedPageBreak/>
+        <w:t>Berita</w:t>
+      </w:r>
+      <w:proofErr w:type="spellEnd"/>
+      <w:r>
+        <w:rPr>
+          <w:rFonts w:ascii="Arial" w:hAnsi="Arial" w:cs="Arial"/>
+          <w:lang w:val="en-AU"/>
+        </w:rPr>
+        <w:t xml:space="preserve"> Acara </w:t>
+      </w:r>
+      <w:proofErr w:type="spellStart"/>
+      <w:r>
+        <w:rPr>
+          <w:rFonts w:ascii="Arial" w:hAnsi="Arial" w:cs="Arial"/>
+          <w:lang w:val="en-AU"/>
+        </w:rPr>
+        <w:t>Serah</w:t>
+      </w:r>
+      <w:proofErr w:type="spellEnd"/>
+      <w:r>
+        <w:rPr>
+          <w:rFonts w:ascii="Arial" w:hAnsi="Arial" w:cs="Arial"/>
+          <w:lang w:val="en-AU"/>
+        </w:rPr>
+        <w:t xml:space="preserve"> </w:t>
+      </w:r>
+      <w:proofErr w:type="spellStart"/>
+      <w:r>
+        <w:rPr>
+          <w:rFonts w:ascii="Arial" w:hAnsi="Arial" w:cs="Arial"/>
+          <w:lang w:val="en-AU"/>
+        </w:rPr>
+        <w:t>Terima</w:t>
+      </w:r>
+      <w:proofErr w:type="spellEnd"/>
+      <w:r>
+        <w:rPr>
+          <w:rFonts w:ascii="Arial" w:hAnsi="Arial" w:cs="Arial"/>
+          <w:lang w:val="en-AU"/>
+        </w:rPr>
+        <w:t xml:space="preserve"> </w:t>
+      </w:r>
+      <w:proofErr w:type="spellStart"/>
+      <w:r>
+        <w:rPr>
+          <w:rFonts w:ascii="Arial" w:hAnsi="Arial" w:cs="Arial"/>
+          <w:lang w:val="en-AU"/>
+        </w:rPr>
+        <w:t>Barang</w:t>
+      </w:r>
+      <w:proofErr w:type="spellEnd"/>
+      <w:r>
+        <w:rPr>
+          <w:rFonts w:ascii="Arial" w:hAnsi="Arial" w:cs="Arial"/>
+          <w:lang w:val="en-AU"/>
+        </w:rPr>
+        <w:t xml:space="preserve"> </w:t>
+      </w:r>
+      <w:proofErr w:type="spellStart"/>
+      <w:r>
+        <w:rPr>
+          <w:rFonts w:ascii="Arial" w:hAnsi="Arial" w:cs="Arial"/>
+          <w:lang w:val="en-AU"/>
+        </w:rPr>
+        <w:t>Milik</w:t>
+      </w:r>
+      <w:proofErr w:type="spellEnd"/>
+      <w:r>
+        <w:rPr>
+          <w:rFonts w:ascii="Arial" w:hAnsi="Arial" w:cs="Arial"/>
+          <w:lang w:val="en-AU"/>
+        </w:rPr>
+        <w:t xml:space="preserve"> Negara </w:t>
+      </w:r>
+      <w:proofErr w:type="spellStart"/>
+      <w:r>
+        <w:rPr>
+          <w:rFonts w:ascii="Arial" w:hAnsi="Arial" w:cs="Arial"/>
+          <w:lang w:val="en-AU"/>
+        </w:rPr>
+        <w:t>ini</w:t>
+      </w:r>
+      <w:proofErr w:type="spellEnd"/>
+      <w:r>
+        <w:rPr>
+          <w:rFonts w:ascii="Arial" w:hAnsi="Arial" w:cs="Arial"/>
+          <w:lang w:val="en-AU"/>
+        </w:rPr>
+        <w:t xml:space="preserve"> </w:t>
+      </w:r>
+      <w:proofErr w:type="spellStart"/>
+      <w:r>
+        <w:rPr>
+          <w:rFonts w:ascii="Arial" w:hAnsi="Arial" w:cs="Arial"/>
+          <w:lang w:val="en-AU"/>
+        </w:rPr>
+        <w:t>dibuat</w:t>
+      </w:r>
+      <w:proofErr w:type="spellEnd"/>
+      <w:r>
+        <w:rPr>
+          <w:rFonts w:ascii="Arial" w:hAnsi="Arial" w:cs="Arial"/>
+          <w:lang w:val="en-AU"/>
+        </w:rPr>
+        <w:t xml:space="preserve"> </w:t>
+      </w:r>
+      <w:proofErr w:type="spellStart"/>
+      <w:r>
+        <w:rPr>
+          <w:rFonts w:ascii="Arial" w:hAnsi="Arial" w:cs="Arial"/>
+          <w:lang w:val="en-AU"/>
+        </w:rPr>
+        <w:t>dengan</w:t>
+      </w:r>
+      <w:proofErr w:type="spellEnd"/>
+      <w:r>
+        <w:rPr>
+          <w:rFonts w:ascii="Arial" w:hAnsi="Arial" w:cs="Arial"/>
+          <w:lang w:val="en-AU"/>
+        </w:rPr>
+        <w:t xml:space="preserve"> </w:t>
+      </w:r>
+      <w:proofErr w:type="spellStart"/>
+      <w:r>
+        <w:rPr>
+          <w:rFonts w:ascii="Arial" w:hAnsi="Arial" w:cs="Arial"/>
+          <w:lang w:val="en-AU"/>
+        </w:rPr>
+        <w:t>sesungguhnya</w:t>
+      </w:r>
+      <w:proofErr w:type="spellEnd"/>
+      <w:r>
+        <w:rPr>
+          <w:rFonts w:ascii="Arial" w:hAnsi="Arial" w:cs="Arial"/>
+          <w:lang w:val="en-AU"/>
+        </w:rPr>
+        <w:t xml:space="preserve"> </w:t>
+      </w:r>
+      <w:proofErr w:type="spellStart"/>
+      <w:r>
+        <w:rPr>
+          <w:rFonts w:ascii="Arial" w:hAnsi="Arial" w:cs="Arial"/>
+          <w:lang w:val="en-AU"/>
+        </w:rPr>
+        <w:t>dalam</w:t>
+      </w:r>
+      <w:proofErr w:type="spellEnd"/>
+      <w:r>
+        <w:rPr>
+          <w:rFonts w:ascii="Arial" w:hAnsi="Arial" w:cs="Arial"/>
+          <w:lang w:val="en-AU"/>
+        </w:rPr>
+        <w:t xml:space="preserve"> </w:t>
+      </w:r>
+      <w:proofErr w:type="spellStart"/>
+      <w:r>
+        <w:rPr>
+          <w:rFonts w:ascii="Arial" w:hAnsi="Arial" w:cs="Arial"/>
+          <w:lang w:val="en-AU"/>
+        </w:rPr>
+        <w:t>rangkap</w:t>
+      </w:r>
+      <w:proofErr w:type="spellEnd"/>
+      <w:r>
+        <w:rPr>
+          <w:rFonts w:ascii="Arial" w:hAnsi="Arial" w:cs="Arial"/>
+          <w:lang w:val="en-AU"/>
+        </w:rPr>
+        <w:t xml:space="preserve"> 2 (</w:t>
+      </w:r>
+      <w:proofErr w:type="spellStart"/>
+      <w:r>
+        <w:rPr>
+          <w:rFonts w:ascii="Arial" w:hAnsi="Arial" w:cs="Arial"/>
+          <w:lang w:val="en-AU"/>
+        </w:rPr>
+        <w:t>dua</w:t>
+      </w:r>
+      <w:proofErr w:type="spellEnd"/>
+      <w:r>
+        <w:rPr>
+          <w:rFonts w:ascii="Arial" w:hAnsi="Arial" w:cs="Arial"/>
+          <w:lang w:val="en-AU"/>
+        </w:rPr>
+        <w:t xml:space="preserve">) </w:t>
+      </w:r>
+      <w:proofErr w:type="spellStart"/>
+      <w:r>
+        <w:rPr>
+          <w:rFonts w:ascii="Arial" w:hAnsi="Arial" w:cs="Arial"/>
+          <w:lang w:val="en-AU"/>
+        </w:rPr>
+        <w:t>bermaterai</w:t>
+      </w:r>
+      <w:proofErr w:type="spellEnd"/>
+      <w:r>
+        <w:rPr>
+          <w:rFonts w:ascii="Arial" w:hAnsi="Arial" w:cs="Arial"/>
+          <w:lang w:val="en-AU"/>
+        </w:rPr>
+        <w:t xml:space="preserve"> </w:t>
+      </w:r>
+      <w:proofErr w:type="spellStart"/>
+      <w:r>
+        <w:rPr>
+          <w:rFonts w:ascii="Arial" w:hAnsi="Arial" w:cs="Arial"/>
+          <w:lang w:val="en-AU"/>
+        </w:rPr>
+        <w:t>cukup</w:t>
+      </w:r>
+      <w:proofErr w:type="spellEnd"/>
+      <w:r>
+        <w:rPr>
+          <w:rFonts w:ascii="Arial" w:hAnsi="Arial" w:cs="Arial"/>
+          <w:lang w:val="en-AU"/>
+        </w:rPr>
+        <w:t xml:space="preserve">, </w:t>
+      </w:r>
+      <w:proofErr w:type="spellStart"/>
+      <w:r>
+        <w:rPr>
+          <w:rFonts w:ascii="Arial" w:hAnsi="Arial" w:cs="Arial"/>
+          <w:lang w:val="en-AU"/>
+        </w:rPr>
+        <w:t>satu</w:t>
+      </w:r>
+      <w:proofErr w:type="spellEnd"/>
+      <w:r>
+        <w:rPr>
+          <w:rFonts w:ascii="Arial" w:hAnsi="Arial" w:cs="Arial"/>
+          <w:lang w:val="en-AU"/>
+        </w:rPr>
+        <w:t xml:space="preserve"> </w:t>
+      </w:r>
+      <w:proofErr w:type="spellStart"/>
+      <w:r>
+        <w:rPr>
+          <w:rFonts w:ascii="Arial" w:hAnsi="Arial" w:cs="Arial"/>
+          <w:lang w:val="en-AU"/>
+        </w:rPr>
+        <w:t>berkas</w:t>
+      </w:r>
+      <w:proofErr w:type="spellEnd"/>
+      <w:r>
+        <w:rPr>
+          <w:rFonts w:ascii="Arial" w:hAnsi="Arial" w:cs="Arial"/>
+          <w:lang w:val="en-AU"/>
+        </w:rPr>
+        <w:t xml:space="preserve"> </w:t>
+      </w:r>
+      <w:proofErr w:type="spellStart"/>
+      <w:r>
+        <w:rPr>
+          <w:rFonts w:ascii="Arial" w:hAnsi="Arial" w:cs="Arial"/>
+          <w:lang w:val="en-AU"/>
+        </w:rPr>
+        <w:t>dipegang</w:t>
+      </w:r>
+      <w:proofErr w:type="spellEnd"/>
+      <w:r>
+        <w:rPr>
+          <w:rFonts w:ascii="Arial" w:hAnsi="Arial" w:cs="Arial"/>
+          <w:lang w:val="en-AU"/>
+        </w:rPr>
+        <w:t xml:space="preserve"> oleh </w:t>
+      </w:r>
+      <w:proofErr w:type="spellStart"/>
+      <w:r>
+        <w:rPr>
+          <w:rFonts w:ascii="Arial" w:hAnsi="Arial" w:cs="Arial"/>
+          <w:lang w:val="en-AU"/>
+        </w:rPr>
+        <w:t>pihak</w:t>
+      </w:r>
+      <w:proofErr w:type="spellEnd"/>
+      <w:r>
+        <w:rPr>
+          <w:rFonts w:ascii="Arial" w:hAnsi="Arial" w:cs="Arial"/>
+          <w:lang w:val="en-AU"/>
+        </w:rPr>
+        <w:t xml:space="preserve"> </w:t>
+      </w:r>
+      <w:proofErr w:type="spellStart"/>
+      <w:r>
+        <w:rPr>
+          <w:rFonts w:ascii="Arial" w:hAnsi="Arial" w:cs="Arial"/>
+          <w:lang w:val="en-AU"/>
+        </w:rPr>
+        <w:t>kesatu</w:t>
+      </w:r>
+      <w:proofErr w:type="spellEnd"/>
+      <w:r>
+        <w:rPr>
+          <w:rFonts w:ascii="Arial" w:hAnsi="Arial" w:cs="Arial"/>
+          <w:lang w:val="en-AU"/>
+        </w:rPr>
+        <w:t xml:space="preserve"> dan </w:t>
+      </w:r>
+      <w:proofErr w:type="spellStart"/>
+      <w:r>
+        <w:rPr>
+          <w:rFonts w:ascii="Arial" w:hAnsi="Arial" w:cs="Arial"/>
+          <w:lang w:val="en-AU"/>
+        </w:rPr>
+        <w:t>satu</w:t>
+      </w:r>
+      <w:proofErr w:type="spellEnd"/>
+      <w:r>
+        <w:rPr>
+          <w:rFonts w:ascii="Arial" w:hAnsi="Arial" w:cs="Arial"/>
+          <w:lang w:val="en-AU"/>
+        </w:rPr>
+        <w:t xml:space="preserve"> </w:t>
+      </w:r>
+      <w:proofErr w:type="spellStart"/>
+      <w:r>
+        <w:rPr>
+          <w:rFonts w:ascii="Arial" w:hAnsi="Arial" w:cs="Arial"/>
+          <w:lang w:val="en-AU"/>
+        </w:rPr>
+        <w:t>berkas</w:t>
+      </w:r>
+      <w:proofErr w:type="spellEnd"/>
+      <w:r>
+        <w:rPr>
+          <w:rFonts w:ascii="Arial" w:hAnsi="Arial" w:cs="Arial"/>
+          <w:lang w:val="en-AU"/>
+        </w:rPr>
+        <w:t xml:space="preserve"> </w:t>
+      </w:r>
+      <w:proofErr w:type="spellStart"/>
+      <w:r>
+        <w:rPr>
+          <w:rFonts w:ascii="Arial" w:hAnsi="Arial" w:cs="Arial"/>
+          <w:lang w:val="en-AU"/>
+        </w:rPr>
+        <w:t>dipegang</w:t>
+      </w:r>
+      <w:proofErr w:type="spellEnd"/>
+      <w:r>
+        <w:rPr>
+          <w:rFonts w:ascii="Arial" w:hAnsi="Arial" w:cs="Arial"/>
+          <w:lang w:val="en-AU"/>
+        </w:rPr>
+        <w:t xml:space="preserve"> oleh </w:t>
+      </w:r>
+      <w:proofErr w:type="spellStart"/>
+      <w:r>
+        <w:rPr>
+          <w:rFonts w:ascii="Arial" w:hAnsi="Arial" w:cs="Arial"/>
+          <w:lang w:val="en-AU"/>
+        </w:rPr>
+        <w:t>pihak</w:t>
+      </w:r>
+      <w:proofErr w:type="spellEnd"/>
+      <w:r>
+        <w:rPr>
+          <w:rFonts w:ascii="Arial" w:hAnsi="Arial" w:cs="Arial"/>
+          <w:lang w:val="en-AU"/>
+        </w:rPr>
+        <w:t xml:space="preserve"> </w:t>
+      </w:r>
+      <w:proofErr w:type="spellStart"/>
+      <w:r>
+        <w:rPr>
+          <w:rFonts w:ascii="Arial" w:hAnsi="Arial" w:cs="Arial"/>
+          <w:lang w:val="en-AU"/>
+        </w:rPr>
+        <w:t>kedua</w:t>
+      </w:r>
+      <w:proofErr w:type="spellEnd"/>
+      <w:r>
+        <w:rPr>
+          <w:rFonts w:ascii="Arial" w:hAnsi="Arial" w:cs="Arial"/>
+          <w:lang w:val="en-AU"/>
+        </w:rPr>
+        <w:t xml:space="preserve"> yang </w:t>
+      </w:r>
+      <w:proofErr w:type="spellStart"/>
+      <w:r>
+        <w:rPr>
+          <w:rFonts w:ascii="Arial" w:hAnsi="Arial" w:cs="Arial"/>
+          <w:lang w:val="en-AU"/>
+        </w:rPr>
+        <w:t>masing-masing</w:t>
+      </w:r>
+      <w:proofErr w:type="spellEnd"/>
+      <w:r>
+        <w:rPr>
+          <w:rFonts w:ascii="Arial" w:hAnsi="Arial" w:cs="Arial"/>
+          <w:lang w:val="en-AU"/>
+        </w:rPr>
+        <w:t xml:space="preserve"> </w:t>
+      </w:r>
+      <w:proofErr w:type="spellStart"/>
+      <w:r>
+        <w:rPr>
+          <w:rFonts w:ascii="Arial" w:hAnsi="Arial" w:cs="Arial"/>
+          <w:lang w:val="en-AU"/>
+        </w:rPr>
+        <w:t>mempunyai</w:t>
+      </w:r>
+      <w:proofErr w:type="spellEnd"/>
+      <w:r>
+        <w:rPr>
+          <w:rFonts w:ascii="Arial" w:hAnsi="Arial" w:cs="Arial"/>
+          <w:lang w:val="en-AU"/>
+        </w:rPr>
+        <w:t xml:space="preserve"> </w:t>
+      </w:r>
+      <w:proofErr w:type="spellStart"/>
+      <w:r>
+        <w:rPr>
+          <w:rFonts w:ascii="Arial" w:hAnsi="Arial" w:cs="Arial"/>
+          <w:lang w:val="en-AU"/>
+        </w:rPr>
+        <w:t>kekuatan</w:t>
+      </w:r>
+      <w:proofErr w:type="spellEnd"/>
+      <w:r>
+        <w:rPr>
+          <w:rFonts w:ascii="Arial" w:hAnsi="Arial" w:cs="Arial"/>
+          <w:lang w:val="en-AU"/>
+        </w:rPr>
+        <w:t xml:space="preserve"> </w:t>
+      </w:r>
+      <w:proofErr w:type="spellStart"/>
+      <w:r>
+        <w:rPr>
+          <w:rFonts w:ascii="Arial" w:hAnsi="Arial" w:cs="Arial"/>
+          <w:lang w:val="en-AU"/>
+        </w:rPr>
+        <w:t>hukum</w:t>
+      </w:r>
+      <w:proofErr w:type="spellEnd"/>
+      <w:r>
+        <w:rPr>
+          <w:rFonts w:ascii="Arial" w:hAnsi="Arial" w:cs="Arial"/>
+          <w:lang w:val="en-AU"/>
+        </w:rPr>
+        <w:t xml:space="preserve"> </w:t>
+      </w:r>
+      <w:r>
+        <w:rPr>
+          <w:rFonts w:ascii="Arial" w:hAnsi="Arial" w:cs="Arial"/>
+          <w:lang w:val="en-AU"/>
+        </w:rPr>
+        <w:t xml:space="preserve">yang </w:t>
+      </w:r>
+      <w:proofErr w:type="spellStart"/>
+      <w:r>
+        <w:rPr>
+          <w:rFonts w:ascii="Arial" w:hAnsi="Arial" w:cs="Arial"/>
+          <w:lang w:val="en-AU"/>
+        </w:rPr>
+        <w:t>sama</w:t>
+      </w:r>
+      <w:proofErr w:type="spellEnd"/>
+      <w:r>
+        <w:rPr>
+          <w:rFonts w:ascii="Arial" w:hAnsi="Arial" w:cs="Arial"/>
+          <w:lang w:val="en-AU"/>
+        </w:rPr>
+        <w:t>.</w:t>
       </w:r>
     </w:p>
     <w:p>
@@ -1646,46 +4167,24 @@
     </w:p>
     <w:tbl>
       <w:tblPr>
-        <w:tblStyle w:val="7"/>
+        <w:tblStyle w:val="TableGrid"/>
         <w:tblW w:w="0" w:type="auto"/>
         <w:tblInd w:w="426" w:type="dxa"/>
         <w:tblBorders>
-          <w:top w:val="none" w:color="auto" w:sz="0" w:space="0"/>
-          <w:left w:val="none" w:color="auto" w:sz="0" w:space="0"/>
-          <w:bottom w:val="none" w:color="auto" w:sz="0" w:space="0"/>
-          <w:right w:val="none" w:color="auto" w:sz="0" w:space="0"/>
-          <w:insideH w:val="none" w:color="auto" w:sz="0" w:space="0"/>
-          <w:insideV w:val="none" w:color="auto" w:sz="0" w:space="0"/>
+          <w:top w:val="none" w:sz="0" w:space="0" w:color="auto"/>
+          <w:left w:val="none" w:sz="0" w:space="0" w:color="auto"/>
+          <w:bottom w:val="none" w:sz="0" w:space="0" w:color="auto"/>
+          <w:right w:val="none" w:sz="0" w:space="0" w:color="auto"/>
+          <w:insideH w:val="none" w:sz="0" w:space="0" w:color="auto"/>
+          <w:insideV w:val="none" w:sz="0" w:space="0" w:color="auto"/>
         </w:tblBorders>
-        <w:tblLayout w:type="autofit"/>
-        <w:tblCellMar>
-          <w:top w:w="0" w:type="dxa"/>
-          <w:left w:w="108" w:type="dxa"/>
-          <w:bottom w:w="0" w:type="dxa"/>
-          <w:right w:w="108" w:type="dxa"/>
-        </w:tblCellMar>
+        <w:tblLook w:val="04A0" w:firstRow="1" w:lastRow="0" w:firstColumn="1" w:lastColumn="0" w:noHBand="0" w:noVBand="1"/>
       </w:tblPr>
       <w:tblGrid>
-        <w:gridCol w:w="4406"/>
-        <w:gridCol w:w="4410"/>
+        <w:gridCol w:w="4297"/>
+        <w:gridCol w:w="4303"/>
       </w:tblGrid>
       <w:tr>
-        <w:tblPrEx>
-          <w:tblBorders>
-            <w:top w:val="none" w:color="auto" w:sz="0" w:space="0"/>
-            <w:left w:val="none" w:color="auto" w:sz="0" w:space="0"/>
-            <w:bottom w:val="none" w:color="auto" w:sz="0" w:space="0"/>
-            <w:right w:val="none" w:color="auto" w:sz="0" w:space="0"/>
-            <w:insideH w:val="none" w:color="auto" w:sz="0" w:space="0"/>
-            <w:insideV w:val="none" w:color="auto" w:sz="0" w:space="0"/>
-          </w:tblBorders>
-          <w:tblCellMar>
-            <w:top w:w="0" w:type="dxa"/>
-            <w:left w:w="108" w:type="dxa"/>
-            <w:bottom w:w="0" w:type="dxa"/>
-            <w:right w:w="108" w:type="dxa"/>
-          </w:tblCellMar>
-        </w:tblPrEx>
         <w:tc>
           <w:tcPr>
             <w:tcW w:w="4675" w:type="dxa"/>
@@ -1744,22 +4243,6 @@
         </w:tc>
       </w:tr>
       <w:tr>
-        <w:tblPrEx>
-          <w:tblBorders>
-            <w:top w:val="none" w:color="auto" w:sz="0" w:space="0"/>
-            <w:left w:val="none" w:color="auto" w:sz="0" w:space="0"/>
-            <w:bottom w:val="none" w:color="auto" w:sz="0" w:space="0"/>
-            <w:right w:val="none" w:color="auto" w:sz="0" w:space="0"/>
-            <w:insideH w:val="none" w:color="auto" w:sz="0" w:space="0"/>
-            <w:insideV w:val="none" w:color="auto" w:sz="0" w:space="0"/>
-          </w:tblBorders>
-          <w:tblCellMar>
-            <w:top w:w="0" w:type="dxa"/>
-            <w:left w:w="108" w:type="dxa"/>
-            <w:bottom w:w="0" w:type="dxa"/>
-            <w:right w:w="108" w:type="dxa"/>
-          </w:tblCellMar>
-        </w:tblPrEx>
         <w:tc>
           <w:tcPr>
             <w:tcW w:w="4675" w:type="dxa"/>
@@ -1884,7 +4367,27 @@
                 <w:u w:val="single"/>
                 <w:lang w:val="en-AU"/>
               </w:rPr>
-              <w:t xml:space="preserve">${pihakdua} </w:t>
+              <w:t>${</w:t>
+            </w:r>
+            <w:proofErr w:type="spellStart"/>
+            <w:r>
+              <w:rPr>
+                <w:rFonts w:ascii="Arial" w:hAnsi="Arial" w:cs="Arial"/>
+                <w:b/>
+                <w:u w:val="single"/>
+                <w:lang w:val="en-AU"/>
+              </w:rPr>
+              <w:t>pihakdua</w:t>
+            </w:r>
+            <w:proofErr w:type="spellEnd"/>
+            <w:r>
+              <w:rPr>
+                <w:rFonts w:ascii="Arial" w:hAnsi="Arial" w:cs="Arial"/>
+                <w:b/>
+                <w:u w:val="single"/>
+                <w:lang w:val="en-AU"/>
+              </w:rPr>
+              <w:t xml:space="preserve">} </w:t>
             </w:r>
           </w:p>
           <w:p>
@@ -1905,7 +4408,23 @@
                 <w:rFonts w:ascii="Arial" w:hAnsi="Arial" w:cs="Arial"/>
                 <w:lang w:val="en-AU"/>
               </w:rPr>
-              <w:t>NIP. ${pihakduanip}</w:t>
+              <w:t>NIP. ${</w:t>
+            </w:r>
+            <w:proofErr w:type="spellStart"/>
+            <w:r>
+              <w:rPr>
+                <w:rFonts w:ascii="Arial" w:hAnsi="Arial" w:cs="Arial"/>
+                <w:lang w:val="en-AU"/>
+              </w:rPr>
+              <w:t>pihakduanip</w:t>
+            </w:r>
+            <w:proofErr w:type="spellEnd"/>
+            <w:r>
+              <w:rPr>
+                <w:rFonts w:ascii="Arial" w:hAnsi="Arial" w:cs="Arial"/>
+                <w:lang w:val="en-AU"/>
+              </w:rPr>
+              <w:t>}</w:t>
             </w:r>
           </w:p>
         </w:tc>
@@ -2033,7 +4552,27 @@
                 <w:u w:val="single"/>
                 <w:lang w:val="en-AU"/>
               </w:rPr>
-              <w:t>${pihaksatu}</w:t>
+              <w:t>${</w:t>
+            </w:r>
+            <w:proofErr w:type="spellStart"/>
+            <w:r>
+              <w:rPr>
+                <w:rFonts w:ascii="Arial" w:hAnsi="Arial" w:cs="Arial"/>
+                <w:b/>
+                <w:u w:val="single"/>
+                <w:lang w:val="en-AU"/>
+              </w:rPr>
+              <w:t>pihaksatu</w:t>
+            </w:r>
+            <w:proofErr w:type="spellEnd"/>
+            <w:r>
+              <w:rPr>
+                <w:rFonts w:ascii="Arial" w:hAnsi="Arial" w:cs="Arial"/>
+                <w:b/>
+                <w:u w:val="single"/>
+                <w:lang w:val="en-AU"/>
+              </w:rPr>
+              <w:t>}</w:t>
             </w:r>
           </w:p>
           <w:p>
@@ -2054,7 +4593,23 @@
                 <w:rFonts w:ascii="Arial" w:hAnsi="Arial" w:cs="Arial"/>
                 <w:lang w:val="en-AU"/>
               </w:rPr>
-              <w:t>NIP. ${pihaksatunip}</w:t>
+              <w:t>NIP. ${</w:t>
+            </w:r>
+            <w:proofErr w:type="spellStart"/>
+            <w:r>
+              <w:rPr>
+                <w:rFonts w:ascii="Arial" w:hAnsi="Arial" w:cs="Arial"/>
+                <w:lang w:val="en-AU"/>
+              </w:rPr>
+              <w:t>pihaksatunip</w:t>
+            </w:r>
+            <w:proofErr w:type="spellEnd"/>
+            <w:r>
+              <w:rPr>
+                <w:rFonts w:ascii="Arial" w:hAnsi="Arial" w:cs="Arial"/>
+                <w:lang w:val="en-AU"/>
+              </w:rPr>
+              <w:t>}</w:t>
             </w:r>
           </w:p>
         </w:tc>
@@ -2477,40 +5032,6 @@
     <w:p>
       <w:pPr>
         <w:spacing w:after="0"/>
-        <w:ind w:left="5245"/>
-        <w:jc w:val="both"/>
-        <w:rPr>
-          <w:rFonts w:ascii="Arial" w:hAnsi="Arial" w:cs="Arial"/>
-          <w:lang w:val="en-AU"/>
-        </w:rPr>
-      </w:pPr>
-    </w:p>
-    <w:p>
-      <w:pPr>
-        <w:spacing w:after="0"/>
-        <w:ind w:left="5245"/>
-        <w:jc w:val="both"/>
-        <w:rPr>
-          <w:rFonts w:ascii="Arial" w:hAnsi="Arial" w:cs="Arial"/>
-          <w:lang w:val="en-AU"/>
-        </w:rPr>
-      </w:pPr>
-    </w:p>
-    <w:p>
-      <w:pPr>
-        <w:spacing w:after="0"/>
-        <w:ind w:left="5245"/>
-        <w:jc w:val="both"/>
-        <w:rPr>
-          <w:rFonts w:ascii="Arial" w:hAnsi="Arial" w:cs="Arial"/>
-          <w:lang w:val="en-AU"/>
-        </w:rPr>
-      </w:pPr>
-    </w:p>
-    <w:p>
-      <w:pPr>
-        <w:spacing w:after="0"/>
-        <w:ind w:left="5245"/>
         <w:jc w:val="both"/>
         <w:rPr>
           <w:rFonts w:ascii="Arial" w:hAnsi="Arial" w:cs="Arial"/>
@@ -2536,11 +5057,13 @@
           <w:lang w:val="en-AU"/>
         </w:rPr>
       </w:pPr>
-    </w:p>
-    <w:p>
-      <w:pPr>
-        <w:spacing w:after="0"/>
-        <w:ind w:left="4678"/>
+      <w:bookmarkStart w:id="1" w:name="_GoBack"/>
+      <w:bookmarkEnd w:id="1"/>
+    </w:p>
+    <w:p>
+      <w:pPr>
+        <w:spacing w:after="0"/>
+        <w:ind w:left="6096"/>
         <w:jc w:val="both"/>
         <w:rPr>
           <w:rFonts w:ascii="Arial" w:hAnsi="Arial" w:cs="Arial"/>
@@ -2567,25 +5090,36 @@
           <w:lang w:val="en-AU"/>
         </w:rPr>
         <w:tab/>
-      </w:r>
-      <w:r>
-        <w:rPr>
-          <w:rFonts w:ascii="Arial" w:hAnsi="Arial" w:cs="Arial"/>
-          <w:lang w:val="en-AU"/>
-        </w:rPr>
-        <w:t>: ${nomor}</w:t>
-      </w:r>
-    </w:p>
-    <w:p>
-      <w:pPr>
-        <w:spacing w:after="0"/>
-        <w:ind w:left="4678"/>
-        <w:jc w:val="both"/>
-        <w:rPr>
-          <w:rFonts w:ascii="Arial" w:hAnsi="Arial" w:cs="Arial"/>
-          <w:lang w:val="en-AU"/>
-        </w:rPr>
-      </w:pPr>
+        <w:t>: ${</w:t>
+      </w:r>
+      <w:proofErr w:type="spellStart"/>
+      <w:r>
+        <w:rPr>
+          <w:rFonts w:ascii="Arial" w:hAnsi="Arial" w:cs="Arial"/>
+          <w:lang w:val="en-AU"/>
+        </w:rPr>
+        <w:t>nomor</w:t>
+      </w:r>
+      <w:proofErr w:type="spellEnd"/>
+      <w:r>
+        <w:rPr>
+          <w:rFonts w:ascii="Arial" w:hAnsi="Arial" w:cs="Arial"/>
+          <w:lang w:val="en-AU"/>
+        </w:rPr>
+        <w:t>}</w:t>
+      </w:r>
+    </w:p>
+    <w:p>
+      <w:pPr>
+        <w:spacing w:after="0"/>
+        <w:ind w:left="6096"/>
+        <w:jc w:val="both"/>
+        <w:rPr>
+          <w:rFonts w:ascii="Arial" w:hAnsi="Arial" w:cs="Arial"/>
+          <w:lang w:val="en-AU"/>
+        </w:rPr>
+      </w:pPr>
+      <w:proofErr w:type="spellStart"/>
       <w:r>
         <w:rPr>
           <w:rFonts w:ascii="Arial" w:hAnsi="Arial" w:cs="Arial"/>
@@ -2593,18 +5127,13 @@
         </w:rPr>
         <w:t>Tanggal</w:t>
       </w:r>
+      <w:proofErr w:type="spellEnd"/>
       <w:r>
         <w:rPr>
           <w:rFonts w:ascii="Arial" w:hAnsi="Arial" w:cs="Arial"/>
           <w:lang w:val="en-AU"/>
         </w:rPr>
         <w:tab/>
-      </w:r>
-      <w:r>
-        <w:rPr>
-          <w:rFonts w:ascii="Arial" w:hAnsi="Arial" w:cs="Arial"/>
-          <w:lang w:val="en-AU"/>
-        </w:rPr>
         <w:t>: ${date}</w:t>
       </w:r>
     </w:p>
@@ -2733,7 +5262,27 @@
           <w:bCs/>
           <w:lang w:val="en-AU"/>
         </w:rPr>
-        <w:t>KEPADA ${kepada}</w:t>
+        <w:t>KEPADA ${</w:t>
+      </w:r>
+      <w:proofErr w:type="spellStart"/>
+      <w:r>
+        <w:rPr>
+          <w:rFonts w:ascii="Arial" w:hAnsi="Arial" w:cs="Arial"/>
+          <w:b/>
+          <w:bCs/>
+          <w:lang w:val="en-AU"/>
+        </w:rPr>
+        <w:t>kepada</w:t>
+      </w:r>
+      <w:proofErr w:type="spellEnd"/>
+      <w:r>
+        <w:rPr>
+          <w:rFonts w:ascii="Arial" w:hAnsi="Arial" w:cs="Arial"/>
+          <w:b/>
+          <w:bCs/>
+          <w:lang w:val="en-AU"/>
+        </w:rPr>
+        <w:t>}</w:t>
       </w:r>
     </w:p>
     <w:p>
@@ -2800,20 +5349,23 @@
           <w:rFonts w:ascii="Arial" w:hAnsi="Arial" w:cs="Arial"/>
           <w:lang w:val="en-AU"/>
         </w:rPr>
-        <w:t>BMN yang diserahterimakan</w:t>
-      </w:r>
+        <w:t xml:space="preserve">BMN yang </w:t>
+      </w:r>
+      <w:proofErr w:type="spellStart"/>
+      <w:r>
+        <w:rPr>
+          <w:rFonts w:ascii="Arial" w:hAnsi="Arial" w:cs="Arial"/>
+          <w:lang w:val="en-AU"/>
+        </w:rPr>
+        <w:t>diserahterimakan</w:t>
+      </w:r>
+      <w:proofErr w:type="spellEnd"/>
       <w:r>
         <w:rPr>
           <w:rFonts w:ascii="Arial" w:hAnsi="Arial" w:cs="Arial"/>
           <w:lang w:val="en-AU"/>
         </w:rPr>
         <w:tab/>
-      </w:r>
-      <w:r>
-        <w:rPr>
-          <w:rFonts w:ascii="Arial" w:hAnsi="Arial" w:cs="Arial"/>
-          <w:lang w:val="en-AU"/>
-        </w:rPr>
         <w:t>:</w:t>
       </w:r>
     </w:p>
@@ -2828,47 +5380,20 @@
     </w:p>
     <w:tbl>
       <w:tblPr>
-        <w:tblStyle w:val="7"/>
+        <w:tblStyle w:val="TableGrid"/>
         <w:tblW w:w="0" w:type="auto"/>
-        <w:tblInd w:w="0" w:type="dxa"/>
-        <w:tblBorders>
-          <w:top w:val="single" w:color="auto" w:sz="4" w:space="0"/>
-          <w:left w:val="single" w:color="auto" w:sz="4" w:space="0"/>
-          <w:bottom w:val="single" w:color="auto" w:sz="4" w:space="0"/>
-          <w:right w:val="single" w:color="auto" w:sz="4" w:space="0"/>
-          <w:insideH w:val="single" w:color="auto" w:sz="4" w:space="0"/>
-          <w:insideV w:val="single" w:color="auto" w:sz="4" w:space="0"/>
-        </w:tblBorders>
-        <w:tblLayout w:type="autofit"/>
-        <w:tblCellMar>
-          <w:left w:w="108" w:type="dxa"/>
-          <w:right w:w="108" w:type="dxa"/>
-        </w:tblCellMar>
+        <w:tblLook w:val="04A0" w:firstRow="1" w:lastRow="0" w:firstColumn="1" w:lastColumn="0" w:noHBand="0" w:noVBand="1"/>
       </w:tblPr>
       <w:tblGrid>
-        <w:gridCol w:w="953"/>
-        <w:gridCol w:w="1168"/>
-        <w:gridCol w:w="1123"/>
-        <w:gridCol w:w="1236"/>
-        <w:gridCol w:w="1088"/>
-        <w:gridCol w:w="2313"/>
-        <w:gridCol w:w="1361"/>
+        <w:gridCol w:w="916"/>
+        <w:gridCol w:w="1133"/>
+        <w:gridCol w:w="1087"/>
+        <w:gridCol w:w="1202"/>
+        <w:gridCol w:w="1052"/>
+        <w:gridCol w:w="2297"/>
+        <w:gridCol w:w="1329"/>
       </w:tblGrid>
       <w:tr>
-        <w:tblPrEx>
-          <w:tblBorders>
-            <w:top w:val="single" w:color="auto" w:sz="4" w:space="0"/>
-            <w:left w:val="single" w:color="auto" w:sz="4" w:space="0"/>
-            <w:bottom w:val="single" w:color="auto" w:sz="4" w:space="0"/>
-            <w:right w:val="single" w:color="auto" w:sz="4" w:space="0"/>
-            <w:insideH w:val="single" w:color="auto" w:sz="4" w:space="0"/>
-            <w:insideV w:val="single" w:color="auto" w:sz="4" w:space="0"/>
-          </w:tblBorders>
-          <w:tblCellMar>
-            <w:left w:w="108" w:type="dxa"/>
-            <w:right w:w="108" w:type="dxa"/>
-          </w:tblCellMar>
-        </w:tblPrEx>
         <w:tc>
           <w:tcPr>
             <w:tcW w:w="953" w:type="dxa"/>
@@ -2877,16 +5402,12 @@
             <w:pPr>
               <w:jc w:val="center"/>
               <w:rPr>
-                <w:rFonts w:hint="default" w:ascii="Arial" w:hAnsi="Arial"/>
-                <w:vertAlign w:val="baseline"/>
-                <w:lang w:val="en-US"/>
+                <w:rFonts w:ascii="Arial" w:hAnsi="Arial"/>
               </w:rPr>
             </w:pPr>
             <w:r>
               <w:rPr>
-                <w:rFonts w:hint="default" w:ascii="Arial" w:hAnsi="Arial"/>
-                <w:vertAlign w:val="baseline"/>
-                <w:lang w:val="en-US"/>
+                <w:rFonts w:ascii="Arial" w:hAnsi="Arial"/>
               </w:rPr>
               <w:t>No</w:t>
             </w:r>
@@ -2900,19 +5421,17 @@
             <w:pPr>
               <w:jc w:val="center"/>
               <w:rPr>
-                <w:rFonts w:hint="default" w:ascii="Arial" w:hAnsi="Arial"/>
-                <w:vertAlign w:val="baseline"/>
-                <w:lang w:val="en-US"/>
+                <w:rFonts w:ascii="Arial" w:hAnsi="Arial"/>
               </w:rPr>
             </w:pPr>
+            <w:proofErr w:type="spellStart"/>
             <w:r>
               <w:rPr>
-                <w:rFonts w:hint="default" w:ascii="Arial" w:hAnsi="Arial"/>
-                <w:vertAlign w:val="baseline"/>
-                <w:lang w:val="en-US"/>
+                <w:rFonts w:ascii="Arial" w:hAnsi="Arial"/>
               </w:rPr>
               <w:t>Kode</w:t>
             </w:r>
+            <w:proofErr w:type="spellEnd"/>
           </w:p>
         </w:tc>
         <w:tc>
@@ -2923,19 +5442,17 @@
             <w:pPr>
               <w:jc w:val="center"/>
               <w:rPr>
-                <w:rFonts w:hint="default" w:ascii="Arial" w:hAnsi="Arial"/>
-                <w:vertAlign w:val="baseline"/>
-                <w:lang w:val="en-US"/>
+                <w:rFonts w:ascii="Arial" w:hAnsi="Arial"/>
               </w:rPr>
             </w:pPr>
+            <w:proofErr w:type="spellStart"/>
             <w:r>
               <w:rPr>
-                <w:rFonts w:hint="default" w:ascii="Arial" w:hAnsi="Arial"/>
-                <w:vertAlign w:val="baseline"/>
-                <w:lang w:val="en-US"/>
+                <w:rFonts w:ascii="Arial" w:hAnsi="Arial"/>
               </w:rPr>
               <w:t>Nup</w:t>
             </w:r>
+            <w:proofErr w:type="spellEnd"/>
           </w:p>
         </w:tc>
         <w:tc>
@@ -2946,16 +5463,12 @@
             <w:pPr>
               <w:jc w:val="center"/>
               <w:rPr>
-                <w:rFonts w:hint="default" w:ascii="Arial" w:hAnsi="Arial"/>
-                <w:vertAlign w:val="baseline"/>
-                <w:lang w:val="en-US"/>
+                <w:rFonts w:ascii="Arial" w:hAnsi="Arial"/>
               </w:rPr>
             </w:pPr>
             <w:r>
               <w:rPr>
-                <w:rFonts w:hint="default" w:ascii="Arial" w:hAnsi="Arial"/>
-                <w:vertAlign w:val="baseline"/>
-                <w:lang w:val="en-US"/>
+                <w:rFonts w:ascii="Arial" w:hAnsi="Arial"/>
               </w:rPr>
               <w:t>Nama</w:t>
             </w:r>
@@ -2969,16 +5482,12 @@
             <w:pPr>
               <w:jc w:val="center"/>
               <w:rPr>
-                <w:rFonts w:hint="default" w:ascii="Arial" w:hAnsi="Arial"/>
-                <w:vertAlign w:val="baseline"/>
-                <w:lang w:val="en-US"/>
+                <w:rFonts w:ascii="Arial" w:hAnsi="Arial"/>
               </w:rPr>
             </w:pPr>
             <w:r>
               <w:rPr>
-                <w:rFonts w:hint="default" w:ascii="Arial" w:hAnsi="Arial"/>
-                <w:vertAlign w:val="baseline"/>
-                <w:lang w:val="en-US"/>
+                <w:rFonts w:ascii="Arial" w:hAnsi="Arial"/>
               </w:rPr>
               <w:t>Nilai</w:t>
             </w:r>
@@ -2992,18 +5501,36 @@
             <w:pPr>
               <w:jc w:val="center"/>
               <w:rPr>
-                <w:rFonts w:hint="default" w:ascii="Arial" w:hAnsi="Arial"/>
-                <w:vertAlign w:val="baseline"/>
-                <w:lang w:val="en-US"/>
+                <w:rFonts w:ascii="Arial" w:hAnsi="Arial"/>
               </w:rPr>
             </w:pPr>
+            <w:proofErr w:type="spellStart"/>
             <w:r>
               <w:rPr>
-                <w:rFonts w:hint="default" w:ascii="Arial" w:hAnsi="Arial"/>
-                <w:vertAlign w:val="baseline"/>
-                <w:lang w:val="en-US"/>
-              </w:rPr>
-              <w:t>Tahun Perolehan BMN</w:t>
+                <w:rFonts w:ascii="Arial" w:hAnsi="Arial"/>
+              </w:rPr>
+              <w:t>Tahun</w:t>
+            </w:r>
+            <w:proofErr w:type="spellEnd"/>
+            <w:r>
+              <w:rPr>
+                <w:rFonts w:ascii="Arial" w:hAnsi="Arial"/>
+              </w:rPr>
+              <w:t xml:space="preserve"> </w:t>
+            </w:r>
+            <w:proofErr w:type="spellStart"/>
+            <w:r>
+              <w:rPr>
+                <w:rFonts w:ascii="Arial" w:hAnsi="Arial"/>
+              </w:rPr>
+              <w:t>Perolehan</w:t>
+            </w:r>
+            <w:proofErr w:type="spellEnd"/>
+            <w:r>
+              <w:rPr>
+                <w:rFonts w:ascii="Arial" w:hAnsi="Arial"/>
+              </w:rPr>
+              <w:t xml:space="preserve"> BMN</w:t>
             </w:r>
           </w:p>
         </w:tc>
@@ -3015,37 +5542,21 @@
             <w:pPr>
               <w:jc w:val="center"/>
               <w:rPr>
-                <w:rFonts w:hint="default" w:ascii="Arial" w:hAnsi="Arial"/>
-                <w:vertAlign w:val="baseline"/>
-                <w:lang w:val="en-US"/>
+                <w:rFonts w:ascii="Arial" w:hAnsi="Arial"/>
               </w:rPr>
             </w:pPr>
+            <w:proofErr w:type="spellStart"/>
             <w:r>
               <w:rPr>
-                <w:rFonts w:hint="default" w:ascii="Arial" w:hAnsi="Arial"/>
-                <w:vertAlign w:val="baseline"/>
-                <w:lang w:val="en-US"/>
+                <w:rFonts w:ascii="Arial" w:hAnsi="Arial"/>
               </w:rPr>
               <w:t>Kondisi</w:t>
             </w:r>
+            <w:proofErr w:type="spellEnd"/>
           </w:p>
         </w:tc>
       </w:tr>
       <w:tr>
-        <w:tblPrEx>
-          <w:tblBorders>
-            <w:top w:val="single" w:color="auto" w:sz="4" w:space="0"/>
-            <w:left w:val="single" w:color="auto" w:sz="4" w:space="0"/>
-            <w:bottom w:val="single" w:color="auto" w:sz="4" w:space="0"/>
-            <w:right w:val="single" w:color="auto" w:sz="4" w:space="0"/>
-            <w:insideH w:val="single" w:color="auto" w:sz="4" w:space="0"/>
-            <w:insideV w:val="single" w:color="auto" w:sz="4" w:space="0"/>
-          </w:tblBorders>
-          <w:tblCellMar>
-            <w:left w:w="108" w:type="dxa"/>
-            <w:right w:w="108" w:type="dxa"/>
-          </w:tblCellMar>
-        </w:tblPrEx>
         <w:tc>
           <w:tcPr>
             <w:tcW w:w="953" w:type="dxa"/>
@@ -3054,16 +5565,12 @@
             <w:pPr>
               <w:jc w:val="center"/>
               <w:rPr>
-                <w:rFonts w:hint="default" w:ascii="Arial" w:hAnsi="Arial"/>
-                <w:vertAlign w:val="baseline"/>
-                <w:lang w:val="en-US"/>
+                <w:rFonts w:ascii="Arial" w:hAnsi="Arial"/>
               </w:rPr>
             </w:pPr>
             <w:r>
               <w:rPr>
-                <w:rFonts w:hint="default" w:ascii="Arial" w:hAnsi="Arial"/>
-                <w:vertAlign w:val="baseline"/>
-                <w:lang w:val="en-US"/>
+                <w:rFonts w:ascii="Arial" w:hAnsi="Arial"/>
               </w:rPr>
               <w:t>${No}</w:t>
             </w:r>
@@ -3077,18 +5584,28 @@
             <w:pPr>
               <w:jc w:val="center"/>
               <w:rPr>
-                <w:rFonts w:hint="default" w:ascii="Arial" w:hAnsi="Arial"/>
-                <w:vertAlign w:val="baseline"/>
-                <w:lang w:val="en-US"/>
+                <w:rFonts w:ascii="Arial" w:hAnsi="Arial"/>
               </w:rPr>
             </w:pPr>
             <w:r>
               <w:rPr>
-                <w:rFonts w:hint="default" w:ascii="Arial" w:hAnsi="Arial"/>
-                <w:vertAlign w:val="baseline"/>
-                <w:lang w:val="en-US"/>
-              </w:rPr>
-              <w:t>${Kode}</w:t>
+                <w:rFonts w:ascii="Arial" w:hAnsi="Arial"/>
+              </w:rPr>
+              <w:t>${</w:t>
+            </w:r>
+            <w:proofErr w:type="spellStart"/>
+            <w:r>
+              <w:rPr>
+                <w:rFonts w:ascii="Arial" w:hAnsi="Arial"/>
+              </w:rPr>
+              <w:t>Kode</w:t>
+            </w:r>
+            <w:proofErr w:type="spellEnd"/>
+            <w:r>
+              <w:rPr>
+                <w:rFonts w:ascii="Arial" w:hAnsi="Arial"/>
+              </w:rPr>
+              <w:t>}</w:t>
             </w:r>
           </w:p>
         </w:tc>
@@ -3100,16 +5617,12 @@
             <w:pPr>
               <w:jc w:val="center"/>
               <w:rPr>
-                <w:rFonts w:hint="default" w:ascii="Arial" w:hAnsi="Arial"/>
-                <w:vertAlign w:val="baseline"/>
-                <w:lang w:val="en-US"/>
+                <w:rFonts w:ascii="Arial" w:hAnsi="Arial"/>
               </w:rPr>
             </w:pPr>
             <w:r>
               <w:rPr>
-                <w:rFonts w:hint="default" w:ascii="Arial" w:hAnsi="Arial"/>
-                <w:vertAlign w:val="baseline"/>
-                <w:lang w:val="en-US"/>
+                <w:rFonts w:ascii="Arial" w:hAnsi="Arial"/>
               </w:rPr>
               <w:t>${NUP}</w:t>
             </w:r>
@@ -3123,16 +5636,12 @@
             <w:pPr>
               <w:jc w:val="center"/>
               <w:rPr>
-                <w:rFonts w:hint="default" w:ascii="Arial" w:hAnsi="Arial"/>
-                <w:vertAlign w:val="baseline"/>
-                <w:lang w:val="en-US"/>
+                <w:rFonts w:ascii="Arial" w:hAnsi="Arial"/>
               </w:rPr>
             </w:pPr>
             <w:r>
               <w:rPr>
-                <w:rFonts w:hint="default" w:ascii="Arial" w:hAnsi="Arial"/>
-                <w:vertAlign w:val="baseline"/>
-                <w:lang w:val="en-US"/>
+                <w:rFonts w:ascii="Arial" w:hAnsi="Arial"/>
               </w:rPr>
               <w:t>${Nama}</w:t>
             </w:r>
@@ -3146,16 +5655,12 @@
             <w:pPr>
               <w:jc w:val="center"/>
               <w:rPr>
-                <w:rFonts w:hint="default" w:ascii="Arial" w:hAnsi="Arial"/>
-                <w:vertAlign w:val="baseline"/>
-                <w:lang w:val="en-US"/>
+                <w:rFonts w:ascii="Arial" w:hAnsi="Arial"/>
               </w:rPr>
             </w:pPr>
             <w:r>
               <w:rPr>
-                <w:rFonts w:hint="default" w:ascii="Arial" w:hAnsi="Arial"/>
-                <w:vertAlign w:val="baseline"/>
-                <w:lang w:val="en-US"/>
+                <w:rFonts w:ascii="Arial" w:hAnsi="Arial"/>
               </w:rPr>
               <w:t>${Nilai}</w:t>
             </w:r>
@@ -3169,18 +5674,28 @@
             <w:pPr>
               <w:jc w:val="center"/>
               <w:rPr>
-                <w:rFonts w:hint="default" w:ascii="Arial" w:hAnsi="Arial"/>
-                <w:vertAlign w:val="baseline"/>
-                <w:lang w:val="en-US"/>
+                <w:rFonts w:ascii="Arial" w:hAnsi="Arial"/>
               </w:rPr>
             </w:pPr>
             <w:r>
               <w:rPr>
-                <w:rFonts w:hint="default" w:ascii="Arial" w:hAnsi="Arial"/>
-                <w:vertAlign w:val="baseline"/>
-                <w:lang w:val="en-US"/>
-              </w:rPr>
-              <w:t>${Tahun_Perolehan}</w:t>
+                <w:rFonts w:ascii="Arial" w:hAnsi="Arial"/>
+              </w:rPr>
+              <w:t>${</w:t>
+            </w:r>
+            <w:proofErr w:type="spellStart"/>
+            <w:r>
+              <w:rPr>
+                <w:rFonts w:ascii="Arial" w:hAnsi="Arial"/>
+              </w:rPr>
+              <w:t>Tahun_Perolehan</w:t>
+            </w:r>
+            <w:proofErr w:type="spellEnd"/>
+            <w:r>
+              <w:rPr>
+                <w:rFonts w:ascii="Arial" w:hAnsi="Arial"/>
+              </w:rPr>
+              <w:t>}</w:t>
             </w:r>
           </w:p>
         </w:tc>
@@ -3192,26 +5707,26 @@
             <w:pPr>
               <w:jc w:val="center"/>
               <w:rPr>
-                <w:rFonts w:hint="default" w:ascii="Arial" w:hAnsi="Arial"/>
-                <w:vertAlign w:val="baseline"/>
-                <w:lang w:val="en-US"/>
+                <w:rFonts w:ascii="Arial" w:hAnsi="Arial"/>
               </w:rPr>
             </w:pPr>
             <w:r>
               <w:rPr>
-                <w:rFonts w:hint="default" w:ascii="Arial" w:hAnsi="Arial"/>
-                <w:vertAlign w:val="baseline"/>
-                <w:lang w:val="en-US"/>
-              </w:rPr>
-              <w:t>${Kondisi</w:t>
+                <w:rFonts w:ascii="Arial" w:hAnsi="Arial"/>
+              </w:rPr>
+              <w:t>${</w:t>
             </w:r>
-            <w:bookmarkStart w:id="1" w:name="_GoBack"/>
-            <w:bookmarkEnd w:id="1"/>
+            <w:proofErr w:type="spellStart"/>
             <w:r>
               <w:rPr>
-                <w:rFonts w:hint="default" w:ascii="Arial" w:hAnsi="Arial"/>
-                <w:vertAlign w:val="baseline"/>
-                <w:lang w:val="en-US"/>
+                <w:rFonts w:ascii="Arial" w:hAnsi="Arial"/>
+              </w:rPr>
+              <w:t>Kondisi</w:t>
+            </w:r>
+            <w:proofErr w:type="spellEnd"/>
+            <w:r>
+              <w:rPr>
+                <w:rFonts w:ascii="Arial" w:hAnsi="Arial"/>
               </w:rPr>
               <w:t>}</w:t>
             </w:r>
@@ -3222,16 +5737,14 @@
     <w:p>
       <w:pPr>
         <w:rPr>
-          <w:rFonts w:hint="default" w:ascii="Arial" w:hAnsi="Arial"/>
-          <w:lang w:val="en-US"/>
-        </w:rPr>
-      </w:pPr>
-    </w:p>
-    <w:p>
-      <w:pPr>
-        <w:rPr>
-          <w:rFonts w:hint="default" w:ascii="Arial" w:hAnsi="Arial" w:cs="Arial"/>
-          <w:lang w:val="en-US"/>
+          <w:rFonts w:ascii="Arial" w:hAnsi="Arial"/>
+        </w:rPr>
+      </w:pPr>
+    </w:p>
+    <w:p>
+      <w:pPr>
+        <w:rPr>
+          <w:rFonts w:ascii="Arial" w:hAnsi="Arial" w:cs="Arial"/>
         </w:rPr>
       </w:pPr>
     </w:p>
@@ -3262,46 +5775,24 @@
     </w:p>
     <w:tbl>
       <w:tblPr>
-        <w:tblStyle w:val="7"/>
+        <w:tblStyle w:val="TableGrid"/>
         <w:tblW w:w="0" w:type="auto"/>
         <w:tblInd w:w="426" w:type="dxa"/>
         <w:tblBorders>
-          <w:top w:val="none" w:color="auto" w:sz="0" w:space="0"/>
-          <w:left w:val="none" w:color="auto" w:sz="0" w:space="0"/>
-          <w:bottom w:val="none" w:color="auto" w:sz="0" w:space="0"/>
-          <w:right w:val="none" w:color="auto" w:sz="0" w:space="0"/>
-          <w:insideH w:val="none" w:color="auto" w:sz="0" w:space="0"/>
-          <w:insideV w:val="none" w:color="auto" w:sz="0" w:space="0"/>
+          <w:top w:val="none" w:sz="0" w:space="0" w:color="auto"/>
+          <w:left w:val="none" w:sz="0" w:space="0" w:color="auto"/>
+          <w:bottom w:val="none" w:sz="0" w:space="0" w:color="auto"/>
+          <w:right w:val="none" w:sz="0" w:space="0" w:color="auto"/>
+          <w:insideH w:val="none" w:sz="0" w:space="0" w:color="auto"/>
+          <w:insideV w:val="none" w:sz="0" w:space="0" w:color="auto"/>
         </w:tblBorders>
-        <w:tblLayout w:type="autofit"/>
-        <w:tblCellMar>
-          <w:top w:w="0" w:type="dxa"/>
-          <w:left w:w="108" w:type="dxa"/>
-          <w:bottom w:w="0" w:type="dxa"/>
-          <w:right w:w="108" w:type="dxa"/>
-        </w:tblCellMar>
+        <w:tblLook w:val="04A0" w:firstRow="1" w:lastRow="0" w:firstColumn="1" w:lastColumn="0" w:noHBand="0" w:noVBand="1"/>
       </w:tblPr>
       <w:tblGrid>
-        <w:gridCol w:w="4406"/>
-        <w:gridCol w:w="4410"/>
+        <w:gridCol w:w="4297"/>
+        <w:gridCol w:w="4303"/>
       </w:tblGrid>
       <w:tr>
-        <w:tblPrEx>
-          <w:tblBorders>
-            <w:top w:val="none" w:color="auto" w:sz="0" w:space="0"/>
-            <w:left w:val="none" w:color="auto" w:sz="0" w:space="0"/>
-            <w:bottom w:val="none" w:color="auto" w:sz="0" w:space="0"/>
-            <w:right w:val="none" w:color="auto" w:sz="0" w:space="0"/>
-            <w:insideH w:val="none" w:color="auto" w:sz="0" w:space="0"/>
-            <w:insideV w:val="none" w:color="auto" w:sz="0" w:space="0"/>
-          </w:tblBorders>
-          <w:tblCellMar>
-            <w:top w:w="0" w:type="dxa"/>
-            <w:left w:w="108" w:type="dxa"/>
-            <w:bottom w:w="0" w:type="dxa"/>
-            <w:right w:w="108" w:type="dxa"/>
-          </w:tblCellMar>
-        </w:tblPrEx>
         <w:tc>
           <w:tcPr>
             <w:tcW w:w="4675" w:type="dxa"/>
@@ -3360,22 +5851,6 @@
         </w:tc>
       </w:tr>
       <w:tr>
-        <w:tblPrEx>
-          <w:tblBorders>
-            <w:top w:val="none" w:color="auto" w:sz="0" w:space="0"/>
-            <w:left w:val="none" w:color="auto" w:sz="0" w:space="0"/>
-            <w:bottom w:val="none" w:color="auto" w:sz="0" w:space="0"/>
-            <w:right w:val="none" w:color="auto" w:sz="0" w:space="0"/>
-            <w:insideH w:val="none" w:color="auto" w:sz="0" w:space="0"/>
-            <w:insideV w:val="none" w:color="auto" w:sz="0" w:space="0"/>
-          </w:tblBorders>
-          <w:tblCellMar>
-            <w:top w:w="0" w:type="dxa"/>
-            <w:left w:w="108" w:type="dxa"/>
-            <w:bottom w:w="0" w:type="dxa"/>
-            <w:right w:w="108" w:type="dxa"/>
-          </w:tblCellMar>
-        </w:tblPrEx>
         <w:tc>
           <w:tcPr>
             <w:tcW w:w="4675" w:type="dxa"/>
@@ -3486,7 +5961,27 @@
                 <w:u w:val="single"/>
                 <w:lang w:val="en-AU"/>
               </w:rPr>
-              <w:t xml:space="preserve">${pihakdua} </w:t>
+              <w:t>${</w:t>
+            </w:r>
+            <w:proofErr w:type="spellStart"/>
+            <w:r>
+              <w:rPr>
+                <w:rFonts w:ascii="Arial" w:hAnsi="Arial" w:cs="Arial"/>
+                <w:b/>
+                <w:u w:val="single"/>
+                <w:lang w:val="en-AU"/>
+              </w:rPr>
+              <w:t>pihakdua</w:t>
+            </w:r>
+            <w:proofErr w:type="spellEnd"/>
+            <w:r>
+              <w:rPr>
+                <w:rFonts w:ascii="Arial" w:hAnsi="Arial" w:cs="Arial"/>
+                <w:b/>
+                <w:u w:val="single"/>
+                <w:lang w:val="en-AU"/>
+              </w:rPr>
+              <w:t xml:space="preserve">} </w:t>
             </w:r>
           </w:p>
           <w:p>
@@ -3507,7 +6002,23 @@
                 <w:rFonts w:ascii="Arial" w:hAnsi="Arial" w:cs="Arial"/>
                 <w:lang w:val="en-AU"/>
               </w:rPr>
-              <w:t>NIP. ${pihakduanip}</w:t>
+              <w:t>NIP. ${</w:t>
+            </w:r>
+            <w:proofErr w:type="spellStart"/>
+            <w:r>
+              <w:rPr>
+                <w:rFonts w:ascii="Arial" w:hAnsi="Arial" w:cs="Arial"/>
+                <w:lang w:val="en-AU"/>
+              </w:rPr>
+              <w:t>pihakduanip</w:t>
+            </w:r>
+            <w:proofErr w:type="spellEnd"/>
+            <w:r>
+              <w:rPr>
+                <w:rFonts w:ascii="Arial" w:hAnsi="Arial" w:cs="Arial"/>
+                <w:lang w:val="en-AU"/>
+              </w:rPr>
+              <w:t>}</w:t>
             </w:r>
           </w:p>
         </w:tc>
@@ -3621,7 +6132,27 @@
                 <w:u w:val="single"/>
                 <w:lang w:val="en-AU"/>
               </w:rPr>
-              <w:t>${pihaksatu}</w:t>
+              <w:t>${</w:t>
+            </w:r>
+            <w:proofErr w:type="spellStart"/>
+            <w:r>
+              <w:rPr>
+                <w:rFonts w:ascii="Arial" w:hAnsi="Arial" w:cs="Arial"/>
+                <w:b/>
+                <w:u w:val="single"/>
+                <w:lang w:val="en-AU"/>
+              </w:rPr>
+              <w:t>pihaksatu</w:t>
+            </w:r>
+            <w:proofErr w:type="spellEnd"/>
+            <w:r>
+              <w:rPr>
+                <w:rFonts w:ascii="Arial" w:hAnsi="Arial" w:cs="Arial"/>
+                <w:b/>
+                <w:u w:val="single"/>
+                <w:lang w:val="en-AU"/>
+              </w:rPr>
+              <w:t>}</w:t>
             </w:r>
           </w:p>
           <w:p>
@@ -3642,7 +6173,23 @@
                 <w:rFonts w:ascii="Arial" w:hAnsi="Arial" w:cs="Arial"/>
                 <w:lang w:val="en-AU"/>
               </w:rPr>
-              <w:t>NIP. ${pihaksatunip}</w:t>
+              <w:t>NIP. ${</w:t>
+            </w:r>
+            <w:proofErr w:type="spellStart"/>
+            <w:r>
+              <w:rPr>
+                <w:rFonts w:ascii="Arial" w:hAnsi="Arial" w:cs="Arial"/>
+                <w:lang w:val="en-AU"/>
+              </w:rPr>
+              <w:t>pihaksatunip</w:t>
+            </w:r>
+            <w:proofErr w:type="spellEnd"/>
+            <w:r>
+              <w:rPr>
+                <w:rFonts w:ascii="Arial" w:hAnsi="Arial" w:cs="Arial"/>
+                <w:lang w:val="en-AU"/>
+              </w:rPr>
+              <w:t>}</w:t>
             </w:r>
           </w:p>
         </w:tc>
@@ -3679,16 +6226,16 @@
     <w:sectPr>
       <w:pgSz w:w="11906" w:h="16838"/>
       <w:pgMar w:top="851" w:right="1440" w:bottom="1440" w:left="1440" w:header="709" w:footer="709" w:gutter="0"/>
-      <w:cols w:space="708" w:num="1"/>
-      <w:docGrid w:linePitch="360" w:charSpace="0"/>
+      <w:cols w:space="708"/>
+      <w:docGrid w:linePitch="360"/>
     </w:sectPr>
   </w:body>
 </w:document>
 </file>
 
 <file path=word/endnotes.xml><?xml version="1.0" encoding="utf-8"?>
-<w:endnotes xmlns:wpc="http://schemas.microsoft.com/office/word/2010/wordprocessingCanvas" xmlns:mc="http://schemas.openxmlformats.org/markup-compatibility/2006" xmlns:o="urn:schemas-microsoft-com:office:office" xmlns:r="http://schemas.openxmlformats.org/officeDocument/2006/relationships" xmlns:m="http://schemas.openxmlformats.org/officeDocument/2006/math" xmlns:v="urn:schemas-microsoft-com:vml" xmlns:wp14="http://schemas.microsoft.com/office/word/2010/wordprocessingDrawing" xmlns:wp="http://schemas.openxmlformats.org/drawingml/2006/wordprocessingDrawing" xmlns:w="http://schemas.openxmlformats.org/wordprocessingml/2006/main" xmlns:w14="http://schemas.microsoft.com/office/word/2010/wordml" xmlns:w15="http://schemas.microsoft.com/office/word/2012/wordml" xmlns:w10="urn:schemas-microsoft-com:office:word" xmlns:wpg="http://schemas.microsoft.com/office/word/2010/wordprocessingGroup" xmlns:wpi="http://schemas.microsoft.com/office/word/2010/wordprocessingInk" xmlns:wne="http://schemas.microsoft.com/office/word/2006/wordml" xmlns:wps="http://schemas.microsoft.com/office/word/2010/wordprocessingShape" xmlns:wpsCustomData="http://www.wps.cn/officeDocument/2013/wpsCustomData" mc:Ignorable="w14 w15 wp14">
-  <w:endnote w:type="separator" w:id="0">
+<w:endnotes xmlns:wpc="http://schemas.microsoft.com/office/word/2010/wordprocessingCanvas" xmlns:cx="http://schemas.microsoft.com/office/drawing/2014/chartex" xmlns:cx1="http://schemas.microsoft.com/office/drawing/2015/9/8/chartex" xmlns:cx2="http://schemas.microsoft.com/office/drawing/2015/10/21/chartex" xmlns:cx3="http://schemas.microsoft.com/office/drawing/2016/5/9/chartex" xmlns:cx4="http://schemas.microsoft.com/office/drawing/2016/5/10/chartex" xmlns:cx5="http://schemas.microsoft.com/office/drawing/2016/5/11/chartex" xmlns:cx6="http://schemas.microsoft.com/office/drawing/2016/5/12/chartex" xmlns:cx7="http://schemas.microsoft.com/office/drawing/2016/5/13/chartex" xmlns:cx8="http://schemas.microsoft.com/office/drawing/2016/5/14/chartex" xmlns:mc="http://schemas.openxmlformats.org/markup-compatibility/2006" xmlns:aink="http://schemas.microsoft.com/office/drawing/2016/ink" xmlns:am3d="http://schemas.microsoft.com/office/drawing/2017/model3d" xmlns:o="urn:schemas-microsoft-com:office:office" xmlns:r="http://schemas.openxmlformats.org/officeDocument/2006/relationships" xmlns:m="http://schemas.openxmlformats.org/officeDocument/2006/math" xmlns:v="urn:schemas-microsoft-com:vml" xmlns:wp14="http://schemas.microsoft.com/office/word/2010/wordprocessingDrawing" xmlns:wp="http://schemas.openxmlformats.org/drawingml/2006/wordprocessingDrawing" xmlns:w10="urn:schemas-microsoft-com:office:word" xmlns:w="http://schemas.openxmlformats.org/wordprocessingml/2006/main" xmlns:w14="http://schemas.microsoft.com/office/word/2010/wordml" xmlns:w15="http://schemas.microsoft.com/office/word/2012/wordml" xmlns:w16cex="http://schemas.microsoft.com/office/word/2018/wordml/cex" xmlns:w16cid="http://schemas.microsoft.com/office/word/2016/wordml/cid" xmlns:w16="http://schemas.microsoft.com/office/word/2018/wordml" xmlns:w16se="http://schemas.microsoft.com/office/word/2015/wordml/symex" xmlns:wpg="http://schemas.microsoft.com/office/word/2010/wordprocessingGroup" xmlns:wpi="http://schemas.microsoft.com/office/word/2010/wordprocessingInk" xmlns:wne="http://schemas.microsoft.com/office/word/2006/wordml" xmlns:wps="http://schemas.microsoft.com/office/word/2010/wordprocessingShape" mc:Ignorable="w14 w15 w16se w16cid w16 w16cex wp14">
+  <w:endnote w:type="separator" w:id="-1">
     <w:p>
       <w:pPr>
         <w:spacing w:line="240" w:lineRule="auto"/>
@@ -3698,7 +6245,7 @@
       </w:r>
     </w:p>
   </w:endnote>
-  <w:endnote w:type="continuationSeparator" w:id="1">
+  <w:endnote w:type="continuationSeparator" w:id="0">
     <w:p>
       <w:pPr>
         <w:spacing w:line="240" w:lineRule="auto"/>
@@ -3712,21 +6259,21 @@
 </file>
 
 <file path=word/footnotes.xml><?xml version="1.0" encoding="utf-8"?>
-<w:footnotes xmlns:wpc="http://schemas.microsoft.com/office/word/2010/wordprocessingCanvas" xmlns:mc="http://schemas.openxmlformats.org/markup-compatibility/2006" xmlns:o="urn:schemas-microsoft-com:office:office" xmlns:r="http://schemas.openxmlformats.org/officeDocument/2006/relationships" xmlns:m="http://schemas.openxmlformats.org/officeDocument/2006/math" xmlns:v="urn:schemas-microsoft-com:vml" xmlns:wp14="http://schemas.microsoft.com/office/word/2010/wordprocessingDrawing" xmlns:wp="http://schemas.openxmlformats.org/drawingml/2006/wordprocessingDrawing" xmlns:w="http://schemas.openxmlformats.org/wordprocessingml/2006/main" xmlns:w14="http://schemas.microsoft.com/office/word/2010/wordml" xmlns:w15="http://schemas.microsoft.com/office/word/2012/wordml" xmlns:w10="urn:schemas-microsoft-com:office:word" xmlns:wpg="http://schemas.microsoft.com/office/word/2010/wordprocessingGroup" xmlns:wpi="http://schemas.microsoft.com/office/word/2010/wordprocessingInk" xmlns:wne="http://schemas.microsoft.com/office/word/2006/wordml" xmlns:wps="http://schemas.microsoft.com/office/word/2010/wordprocessingShape" xmlns:wpsCustomData="http://www.wps.cn/officeDocument/2013/wpsCustomData" mc:Ignorable="w14 w15 wp14">
-  <w:footnote w:type="separator" w:id="0">
-    <w:p>
-      <w:pPr>
-        <w:spacing w:before="0" w:after="0" w:line="259" w:lineRule="auto"/>
+<w:footnotes xmlns:wpc="http://schemas.microsoft.com/office/word/2010/wordprocessingCanvas" xmlns:cx="http://schemas.microsoft.com/office/drawing/2014/chartex" xmlns:cx1="http://schemas.microsoft.com/office/drawing/2015/9/8/chartex" xmlns:cx2="http://schemas.microsoft.com/office/drawing/2015/10/21/chartex" xmlns:cx3="http://schemas.microsoft.com/office/drawing/2016/5/9/chartex" xmlns:cx4="http://schemas.microsoft.com/office/drawing/2016/5/10/chartex" xmlns:cx5="http://schemas.microsoft.com/office/drawing/2016/5/11/chartex" xmlns:cx6="http://schemas.microsoft.com/office/drawing/2016/5/12/chartex" xmlns:cx7="http://schemas.microsoft.com/office/drawing/2016/5/13/chartex" xmlns:cx8="http://schemas.microsoft.com/office/drawing/2016/5/14/chartex" xmlns:mc="http://schemas.openxmlformats.org/markup-compatibility/2006" xmlns:aink="http://schemas.microsoft.com/office/drawing/2016/ink" xmlns:am3d="http://schemas.microsoft.com/office/drawing/2017/model3d" xmlns:o="urn:schemas-microsoft-com:office:office" xmlns:r="http://schemas.openxmlformats.org/officeDocument/2006/relationships" xmlns:m="http://schemas.openxmlformats.org/officeDocument/2006/math" xmlns:v="urn:schemas-microsoft-com:vml" xmlns:wp14="http://schemas.microsoft.com/office/word/2010/wordprocessingDrawing" xmlns:wp="http://schemas.openxmlformats.org/drawingml/2006/wordprocessingDrawing" xmlns:w10="urn:schemas-microsoft-com:office:word" xmlns:w="http://schemas.openxmlformats.org/wordprocessingml/2006/main" xmlns:w14="http://schemas.microsoft.com/office/word/2010/wordml" xmlns:w15="http://schemas.microsoft.com/office/word/2012/wordml" xmlns:w16cex="http://schemas.microsoft.com/office/word/2018/wordml/cex" xmlns:w16cid="http://schemas.microsoft.com/office/word/2016/wordml/cid" xmlns:w16="http://schemas.microsoft.com/office/word/2018/wordml" xmlns:w16se="http://schemas.microsoft.com/office/word/2015/wordml/symex" xmlns:wpg="http://schemas.microsoft.com/office/word/2010/wordprocessingGroup" xmlns:wpi="http://schemas.microsoft.com/office/word/2010/wordprocessingInk" xmlns:wne="http://schemas.microsoft.com/office/word/2006/wordml" xmlns:wps="http://schemas.microsoft.com/office/word/2010/wordprocessingShape" mc:Ignorable="w14 w15 w16se w16cid w16 w16cex wp14">
+  <w:footnote w:type="separator" w:id="-1">
+    <w:p>
+      <w:pPr>
+        <w:spacing w:after="0"/>
       </w:pPr>
       <w:r>
         <w:separator/>
       </w:r>
     </w:p>
   </w:footnote>
-  <w:footnote w:type="continuationSeparator" w:id="1">
-    <w:p>
-      <w:pPr>
-        <w:spacing w:before="0" w:after="0" w:line="259" w:lineRule="auto"/>
+  <w:footnote w:type="continuationSeparator" w:id="0">
+    <w:p>
+      <w:pPr>
+        <w:spacing w:after="0"/>
       </w:pPr>
       <w:r>
         <w:continuationSeparator/>
@@ -3737,292 +6284,416 @@
 </file>
 
 <file path=word/styles.xml><?xml version="1.0" encoding="utf-8"?>
-<w:styles xmlns:mc="http://schemas.openxmlformats.org/markup-compatibility/2006" xmlns:o="urn:schemas-microsoft-com:office:office" xmlns:r="http://schemas.openxmlformats.org/officeDocument/2006/relationships" xmlns:m="http://schemas.openxmlformats.org/officeDocument/2006/math" xmlns:v="urn:schemas-microsoft-com:vml" xmlns:w="http://schemas.openxmlformats.org/wordprocessingml/2006/main" xmlns:w14="http://schemas.microsoft.com/office/word/2010/wordml" xmlns:w10="urn:schemas-microsoft-com:office:word" xmlns:sl="http://schemas.openxmlformats.org/schemaLibrary/2006/main" xmlns:wpsCustomData="http://www.wps.cn/officeDocument/2013/wpsCustomData" mc:Ignorable="w14">
+<w:styles xmlns:mc="http://schemas.openxmlformats.org/markup-compatibility/2006" xmlns:r="http://schemas.openxmlformats.org/officeDocument/2006/relationships" xmlns:w="http://schemas.openxmlformats.org/wordprocessingml/2006/main" xmlns:w14="http://schemas.microsoft.com/office/word/2010/wordml" xmlns:w15="http://schemas.microsoft.com/office/word/2012/wordml" xmlns:w16cex="http://schemas.microsoft.com/office/word/2018/wordml/cex" xmlns:w16cid="http://schemas.microsoft.com/office/word/2016/wordml/cid" xmlns:w16="http://schemas.microsoft.com/office/word/2018/wordml" xmlns:w16se="http://schemas.microsoft.com/office/word/2015/wordml/symex" mc:Ignorable="w14 w15 w16se w16cid w16 w16cex">
   <w:docDefaults>
     <w:rPrDefault>
       <w:rPr>
-        <w:rFonts w:ascii="Times New Roman" w:hAnsi="Times New Roman" w:eastAsia="SimSun" w:cs="Times New Roman"/>
+        <w:rFonts w:ascii="Times New Roman" w:eastAsia="SimSun" w:hAnsi="Times New Roman" w:cs="Times New Roman"/>
+        <w:lang w:val="en-ID" w:eastAsia="en-ID" w:bidi="ar-SA"/>
       </w:rPr>
     </w:rPrDefault>
     <w:pPrDefault/>
   </w:docDefaults>
-  <w:latentStyles w:count="260" w:defQFormat="0" w:defUnhideWhenUsed="1" w:defSemiHidden="1" w:defUIPriority="99" w:defLockedState="0">
-    <w:lsdException w:qFormat="1" w:unhideWhenUsed="0" w:uiPriority="0" w:semiHidden="0" w:name="Normal"/>
-    <w:lsdException w:qFormat="1" w:unhideWhenUsed="0" w:uiPriority="9" w:semiHidden="0" w:name="heading 1"/>
-    <w:lsdException w:qFormat="1" w:uiPriority="9" w:name="heading 2"/>
-    <w:lsdException w:qFormat="1" w:uiPriority="9" w:name="heading 3"/>
-    <w:lsdException w:qFormat="1" w:uiPriority="9" w:name="heading 4"/>
-    <w:lsdException w:qFormat="1" w:uiPriority="9" w:name="heading 5"/>
-    <w:lsdException w:qFormat="1" w:uiPriority="9" w:name="heading 6"/>
-    <w:lsdException w:qFormat="1" w:uiPriority="9" w:name="heading 7"/>
-    <w:lsdException w:qFormat="1" w:uiPriority="9" w:name="heading 8"/>
-    <w:lsdException w:qFormat="1" w:uiPriority="9" w:name="heading 9"/>
-    <w:lsdException w:uiPriority="99" w:name="index 1"/>
-    <w:lsdException w:uiPriority="99" w:name="index 2"/>
-    <w:lsdException w:uiPriority="99" w:name="index 3"/>
-    <w:lsdException w:uiPriority="99" w:name="index 4"/>
-    <w:lsdException w:uiPriority="99" w:name="index 5"/>
-    <w:lsdException w:uiPriority="99" w:name="index 6"/>
-    <w:lsdException w:uiPriority="99" w:name="index 7"/>
-    <w:lsdException w:uiPriority="99" w:name="index 8"/>
-    <w:lsdException w:uiPriority="99" w:name="index 9"/>
-    <w:lsdException w:uiPriority="39" w:name="toc 1"/>
-    <w:lsdException w:uiPriority="39" w:name="toc 2"/>
-    <w:lsdException w:uiPriority="39" w:name="toc 3"/>
-    <w:lsdException w:uiPriority="39" w:name="toc 4"/>
-    <w:lsdException w:uiPriority="39" w:name="toc 5"/>
-    <w:lsdException w:uiPriority="39" w:name="toc 6"/>
-    <w:lsdException w:uiPriority="39" w:name="toc 7"/>
-    <w:lsdException w:uiPriority="39" w:name="toc 8"/>
-    <w:lsdException w:uiPriority="39" w:name="toc 9"/>
-    <w:lsdException w:uiPriority="99" w:name="Normal Indent"/>
-    <w:lsdException w:uiPriority="99" w:name="footnote text"/>
-    <w:lsdException w:uiPriority="99" w:name="annotation text"/>
-    <w:lsdException w:uiPriority="99" w:name="header"/>
-    <w:lsdException w:uiPriority="99" w:name="footer"/>
-    <w:lsdException w:uiPriority="99" w:name="index heading"/>
-    <w:lsdException w:qFormat="1" w:uiPriority="35" w:name="caption"/>
-    <w:lsdException w:uiPriority="99" w:name="table of figures"/>
-    <w:lsdException w:uiPriority="99" w:name="envelope address"/>
-    <w:lsdException w:uiPriority="99" w:name="envelope return"/>
-    <w:lsdException w:uiPriority="99" w:name="footnote reference"/>
-    <w:lsdException w:uiPriority="99" w:name="annotation reference"/>
-    <w:lsdException w:uiPriority="99" w:name="line number"/>
-    <w:lsdException w:uiPriority="99" w:name="page number"/>
-    <w:lsdException w:uiPriority="99" w:name="endnote reference"/>
-    <w:lsdException w:uiPriority="99" w:name="endnote text"/>
-    <w:lsdException w:uiPriority="99" w:name="table of authorities"/>
-    <w:lsdException w:uiPriority="99" w:name="macro"/>
-    <w:lsdException w:uiPriority="99" w:name="toa heading"/>
-    <w:lsdException w:uiPriority="99" w:name="List"/>
-    <w:lsdException w:uiPriority="99" w:name="List Bullet"/>
-    <w:lsdException w:uiPriority="99" w:name="List Number"/>
-    <w:lsdException w:uiPriority="99" w:name="List 2"/>
-    <w:lsdException w:uiPriority="99" w:name="List 3"/>
-    <w:lsdException w:uiPriority="99" w:name="List 4"/>
-    <w:lsdException w:uiPriority="99" w:name="List 5"/>
-    <w:lsdException w:uiPriority="99" w:name="List Bullet 2"/>
-    <w:lsdException w:uiPriority="99" w:name="List Bullet 3"/>
-    <w:lsdException w:uiPriority="99" w:name="List Bullet 4"/>
-    <w:lsdException w:uiPriority="99" w:name="List Bullet 5"/>
-    <w:lsdException w:uiPriority="99" w:name="List Number 2"/>
-    <w:lsdException w:uiPriority="99" w:name="List Number 3"/>
-    <w:lsdException w:uiPriority="99" w:name="List Number 4"/>
-    <w:lsdException w:uiPriority="99" w:name="List Number 5"/>
-    <w:lsdException w:qFormat="1" w:unhideWhenUsed="0" w:uiPriority="10" w:semiHidden="0" w:name="Title"/>
-    <w:lsdException w:uiPriority="99" w:name="Closing"/>
-    <w:lsdException w:uiPriority="99" w:name="Signature"/>
-    <w:lsdException w:uiPriority="1" w:name="Default Paragraph Font"/>
-    <w:lsdException w:uiPriority="99" w:name="Body Text"/>
-    <w:lsdException w:uiPriority="99" w:name="Body Text Indent"/>
-    <w:lsdException w:uiPriority="99" w:name="List Continue"/>
-    <w:lsdException w:uiPriority="99" w:name="List Continue 2"/>
-    <w:lsdException w:uiPriority="99" w:name="List Continue 3"/>
-    <w:lsdException w:uiPriority="99" w:name="List Continue 4"/>
-    <w:lsdException w:uiPriority="99" w:name="List Continue 5"/>
-    <w:lsdException w:uiPriority="99" w:name="Message Header"/>
-    <w:lsdException w:qFormat="1" w:unhideWhenUsed="0" w:uiPriority="11" w:semiHidden="0" w:name="Subtitle"/>
-    <w:lsdException w:uiPriority="99" w:name="Salutation"/>
-    <w:lsdException w:uiPriority="99" w:name="Date"/>
-    <w:lsdException w:uiPriority="99" w:name="Body Text First Indent"/>
-    <w:lsdException w:uiPriority="99" w:name="Body Text First Indent 2"/>
-    <w:lsdException w:uiPriority="99" w:name="Note Heading"/>
-    <w:lsdException w:uiPriority="99" w:name="Body Text 2"/>
-    <w:lsdException w:unhideWhenUsed="0" w:uiPriority="99" w:semiHidden="0" w:name="Body Text 3"/>
-    <w:lsdException w:uiPriority="99" w:name="Body Text Indent 2"/>
-    <w:lsdException w:uiPriority="99" w:name="Body Text Indent 3"/>
-    <w:lsdException w:uiPriority="99" w:name="Block Text"/>
-    <w:lsdException w:uiPriority="99" w:name="Hyperlink"/>
-    <w:lsdException w:uiPriority="99" w:name="FollowedHyperlink"/>
-    <w:lsdException w:qFormat="1" w:unhideWhenUsed="0" w:uiPriority="22" w:semiHidden="0" w:name="Strong"/>
-    <w:lsdException w:qFormat="1" w:unhideWhenUsed="0" w:uiPriority="20" w:semiHidden="0" w:name="Emphasis"/>
-    <w:lsdException w:uiPriority="99" w:name="Document Map"/>
-    <w:lsdException w:uiPriority="99" w:name="Plain Text"/>
-    <w:lsdException w:uiPriority="99" w:name="E-mail Signature"/>
-    <w:lsdException w:uiPriority="99" w:name="Normal (Web)"/>
-    <w:lsdException w:uiPriority="99" w:name="HTML Acronym"/>
-    <w:lsdException w:uiPriority="99" w:name="HTML Address"/>
-    <w:lsdException w:uiPriority="99" w:name="HTML Cite"/>
-    <w:lsdException w:uiPriority="99" w:name="HTML Code"/>
-    <w:lsdException w:uiPriority="99" w:name="HTML Definition"/>
-    <w:lsdException w:uiPriority="99" w:name="HTML Keyboard"/>
-    <w:lsdException w:uiPriority="99" w:name="HTML Preformatted"/>
-    <w:lsdException w:uiPriority="99" w:name="HTML Sample"/>
-    <w:lsdException w:uiPriority="99" w:name="HTML Typewriter"/>
-    <w:lsdException w:uiPriority="99" w:name="HTML Variable"/>
-    <w:lsdException w:uiPriority="99" w:name="Normal Table"/>
-    <w:lsdException w:uiPriority="99" w:name="annotation subject"/>
-    <w:lsdException w:uiPriority="99" w:name="Table Simple 1"/>
-    <w:lsdException w:uiPriority="99" w:name="Table Simple 2"/>
-    <w:lsdException w:uiPriority="99" w:name="Table Simple 3"/>
-    <w:lsdException w:uiPriority="99" w:name="Table Classic 1"/>
-    <w:lsdException w:uiPriority="99" w:name="Table Classic 2"/>
-    <w:lsdException w:uiPriority="99" w:name="Table Classic 3"/>
-    <w:lsdException w:uiPriority="99" w:name="Table Classic 4"/>
-    <w:lsdException w:uiPriority="99" w:name="Table Colorful 1"/>
-    <w:lsdException w:uiPriority="99" w:name="Table Colorful 2"/>
-    <w:lsdException w:uiPriority="99" w:name="Table Colorful 3"/>
-    <w:lsdException w:uiPriority="99" w:name="Table Columns 1"/>
-    <w:lsdException w:uiPriority="99" w:name="Table Columns 2"/>
-    <w:lsdException w:uiPriority="99" w:name="Table Columns 3"/>
-    <w:lsdException w:uiPriority="99" w:name="Table Columns 4"/>
-    <w:lsdException w:uiPriority="99" w:name="Table Columns 5"/>
-    <w:lsdException w:uiPriority="99" w:name="Table Grid 1"/>
-    <w:lsdException w:uiPriority="99" w:name="Table Grid 2"/>
-    <w:lsdException w:uiPriority="99" w:name="Table Grid 3"/>
-    <w:lsdException w:uiPriority="99" w:name="Table Grid 4"/>
-    <w:lsdException w:uiPriority="99" w:name="Table Grid 5"/>
-    <w:lsdException w:uiPriority="99" w:name="Table Grid 6"/>
-    <w:lsdException w:uiPriority="99" w:name="Table Grid 7"/>
-    <w:lsdException w:uiPriority="99" w:name="Table Grid 8"/>
-    <w:lsdException w:uiPriority="99" w:name="Table List 1"/>
-    <w:lsdException w:uiPriority="99" w:name="Table List 2"/>
-    <w:lsdException w:uiPriority="99" w:name="Table List 3"/>
-    <w:lsdException w:uiPriority="99" w:name="Table List 4"/>
-    <w:lsdException w:uiPriority="99" w:name="Table List 5"/>
-    <w:lsdException w:uiPriority="99" w:name="Table List 6"/>
-    <w:lsdException w:uiPriority="99" w:name="Table List 7"/>
-    <w:lsdException w:uiPriority="99" w:name="Table List 8"/>
-    <w:lsdException w:uiPriority="99" w:name="Table 3D effects 1"/>
-    <w:lsdException w:uiPriority="99" w:name="Table 3D effects 2"/>
-    <w:lsdException w:uiPriority="99" w:name="Table 3D effects 3"/>
-    <w:lsdException w:uiPriority="99" w:name="Table Contemporary"/>
-    <w:lsdException w:uiPriority="99" w:name="Table Elegant"/>
-    <w:lsdException w:uiPriority="99" w:name="Table Professional"/>
-    <w:lsdException w:uiPriority="99" w:name="Table Subtle 1"/>
-    <w:lsdException w:uiPriority="99" w:name="Table Subtle 2"/>
-    <w:lsdException w:uiPriority="99" w:name="Table Web 1"/>
-    <w:lsdException w:uiPriority="99" w:name="Table Web 2"/>
-    <w:lsdException w:uiPriority="99" w:name="Table Web 3"/>
-    <w:lsdException w:uiPriority="99" w:name="Balloon Text"/>
-    <w:lsdException w:unhideWhenUsed="0" w:uiPriority="39" w:semiHidden="0" w:name="Table Grid"/>
-    <w:lsdException w:uiPriority="99" w:name="Table Theme"/>
-    <w:lsdException w:unhideWhenUsed="0" w:uiPriority="60" w:semiHidden="0" w:name="Light Shading"/>
-    <w:lsdException w:unhideWhenUsed="0" w:uiPriority="61" w:semiHidden="0" w:name="Light List"/>
-    <w:lsdException w:unhideWhenUsed="0" w:uiPriority="62" w:semiHidden="0" w:name="Light Grid"/>
-    <w:lsdException w:unhideWhenUsed="0" w:uiPriority="63" w:semiHidden="0" w:name="Medium Shading 1"/>
-    <w:lsdException w:unhideWhenUsed="0" w:uiPriority="64" w:semiHidden="0" w:name="Medium Shading 2"/>
-    <w:lsdException w:unhideWhenUsed="0" w:uiPriority="65" w:semiHidden="0" w:name="Medium List 1"/>
-    <w:lsdException w:unhideWhenUsed="0" w:uiPriority="66" w:semiHidden="0" w:name="Medium List 2"/>
-    <w:lsdException w:unhideWhenUsed="0" w:uiPriority="67" w:semiHidden="0" w:name="Medium Grid 1"/>
-    <w:lsdException w:unhideWhenUsed="0" w:uiPriority="68" w:semiHidden="0" w:name="Medium Grid 2"/>
-    <w:lsdException w:unhideWhenUsed="0" w:uiPriority="69" w:semiHidden="0" w:name="Medium Grid 3"/>
-    <w:lsdException w:unhideWhenUsed="0" w:uiPriority="70" w:semiHidden="0" w:name="Dark List"/>
-    <w:lsdException w:unhideWhenUsed="0" w:uiPriority="71" w:semiHidden="0" w:name="Colorful Shading"/>
-    <w:lsdException w:unhideWhenUsed="0" w:uiPriority="72" w:semiHidden="0" w:name="Colorful List"/>
-    <w:lsdException w:unhideWhenUsed="0" w:uiPriority="73" w:semiHidden="0" w:name="Colorful Grid"/>
-    <w:lsdException w:unhideWhenUsed="0" w:uiPriority="60" w:semiHidden="0" w:name="Light Shading Accent 1"/>
-    <w:lsdException w:unhideWhenUsed="0" w:uiPriority="61" w:semiHidden="0" w:name="Light List Accent 1"/>
-    <w:lsdException w:unhideWhenUsed="0" w:uiPriority="62" w:semiHidden="0" w:name="Light Grid Accent 1"/>
-    <w:lsdException w:unhideWhenUsed="0" w:uiPriority="63" w:semiHidden="0" w:name="Medium Shading 1 Accent 1"/>
-    <w:lsdException w:unhideWhenUsed="0" w:uiPriority="64" w:semiHidden="0" w:name="Medium Shading 2 Accent 1"/>
-    <w:lsdException w:unhideWhenUsed="0" w:uiPriority="65" w:semiHidden="0" w:name="Medium List 1 Accent 1"/>
-    <w:lsdException w:qFormat="1" w:unhideWhenUsed="0" w:uiPriority="34" w:semiHidden="0" w:name="List Paragraph"/>
-    <w:lsdException w:unhideWhenUsed="0" w:uiPriority="66" w:semiHidden="0" w:name="Medium List 2 Accent 1"/>
-    <w:lsdException w:unhideWhenUsed="0" w:uiPriority="67" w:semiHidden="0" w:name="Medium Grid 1 Accent 1"/>
-    <w:lsdException w:unhideWhenUsed="0" w:uiPriority="68" w:semiHidden="0" w:name="Medium Grid 2 Accent 1"/>
-    <w:lsdException w:unhideWhenUsed="0" w:uiPriority="69" w:semiHidden="0" w:name="Medium Grid 3 Accent 1"/>
-    <w:lsdException w:unhideWhenUsed="0" w:uiPriority="70" w:semiHidden="0" w:name="Dark List Accent 1"/>
-    <w:lsdException w:unhideWhenUsed="0" w:uiPriority="71" w:semiHidden="0" w:name="Colorful Shading Accent 1"/>
-    <w:lsdException w:unhideWhenUsed="0" w:uiPriority="72" w:semiHidden="0" w:name="Colorful List Accent 1"/>
-    <w:lsdException w:unhideWhenUsed="0" w:uiPriority="73" w:semiHidden="0" w:name="Colorful Grid Accent 1"/>
-    <w:lsdException w:unhideWhenUsed="0" w:uiPriority="60" w:semiHidden="0" w:name="Light Shading Accent 2"/>
-    <w:lsdException w:unhideWhenUsed="0" w:uiPriority="61" w:semiHidden="0" w:name="Light List Accent 2"/>
-    <w:lsdException w:unhideWhenUsed="0" w:uiPriority="62" w:semiHidden="0" w:name="Light Grid Accent 2"/>
-    <w:lsdException w:unhideWhenUsed="0" w:uiPriority="63" w:semiHidden="0" w:name="Medium Shading 1 Accent 2"/>
-    <w:lsdException w:unhideWhenUsed="0" w:uiPriority="64" w:semiHidden="0" w:name="Medium Shading 2 Accent 2"/>
-    <w:lsdException w:unhideWhenUsed="0" w:uiPriority="65" w:semiHidden="0" w:name="Medium List 1 Accent 2"/>
-    <w:lsdException w:unhideWhenUsed="0" w:uiPriority="66" w:semiHidden="0" w:name="Medium List 2 Accent 2"/>
-    <w:lsdException w:unhideWhenUsed="0" w:uiPriority="67" w:semiHidden="0" w:name="Medium Grid 1 Accent 2"/>
-    <w:lsdException w:unhideWhenUsed="0" w:uiPriority="68" w:semiHidden="0" w:name="Medium Grid 2 Accent 2"/>
-    <w:lsdException w:unhideWhenUsed="0" w:uiPriority="69" w:semiHidden="0" w:name="Medium Grid 3 Accent 2"/>
-    <w:lsdException w:unhideWhenUsed="0" w:uiPriority="70" w:semiHidden="0" w:name="Dark List Accent 2"/>
-    <w:lsdException w:unhideWhenUsed="0" w:uiPriority="71" w:semiHidden="0" w:name="Colorful Shading Accent 2"/>
-    <w:lsdException w:unhideWhenUsed="0" w:uiPriority="72" w:semiHidden="0" w:name="Colorful List Accent 2"/>
-    <w:lsdException w:unhideWhenUsed="0" w:uiPriority="73" w:semiHidden="0" w:name="Colorful Grid Accent 2"/>
-    <w:lsdException w:unhideWhenUsed="0" w:uiPriority="60" w:semiHidden="0" w:name="Light Shading Accent 3"/>
-    <w:lsdException w:unhideWhenUsed="0" w:uiPriority="61" w:semiHidden="0" w:name="Light List Accent 3"/>
-    <w:lsdException w:unhideWhenUsed="0" w:uiPriority="62" w:semiHidden="0" w:name="Light Grid Accent 3"/>
-    <w:lsdException w:unhideWhenUsed="0" w:uiPriority="63" w:semiHidden="0" w:name="Medium Shading 1 Accent 3"/>
-    <w:lsdException w:unhideWhenUsed="0" w:uiPriority="64" w:semiHidden="0" w:name="Medium Shading 2 Accent 3"/>
-    <w:lsdException w:unhideWhenUsed="0" w:uiPriority="65" w:semiHidden="0" w:name="Medium List 1 Accent 3"/>
-    <w:lsdException w:unhideWhenUsed="0" w:uiPriority="66" w:semiHidden="0" w:name="Medium List 2 Accent 3"/>
-    <w:lsdException w:unhideWhenUsed="0" w:uiPriority="67" w:semiHidden="0" w:name="Medium Grid 1 Accent 3"/>
-    <w:lsdException w:unhideWhenUsed="0" w:uiPriority="68" w:semiHidden="0" w:name="Medium Grid 2 Accent 3"/>
-    <w:lsdException w:unhideWhenUsed="0" w:uiPriority="69" w:semiHidden="0" w:name="Medium Grid 3 Accent 3"/>
-    <w:lsdException w:unhideWhenUsed="0" w:uiPriority="70" w:semiHidden="0" w:name="Dark List Accent 3"/>
-    <w:lsdException w:unhideWhenUsed="0" w:uiPriority="71" w:semiHidden="0" w:name="Colorful Shading Accent 3"/>
-    <w:lsdException w:unhideWhenUsed="0" w:uiPriority="72" w:semiHidden="0" w:name="Colorful List Accent 3"/>
-    <w:lsdException w:unhideWhenUsed="0" w:uiPriority="73" w:semiHidden="0" w:name="Colorful Grid Accent 3"/>
-    <w:lsdException w:unhideWhenUsed="0" w:uiPriority="60" w:semiHidden="0" w:name="Light Shading Accent 4"/>
-    <w:lsdException w:unhideWhenUsed="0" w:uiPriority="61" w:semiHidden="0" w:name="Light List Accent 4"/>
-    <w:lsdException w:unhideWhenUsed="0" w:uiPriority="62" w:semiHidden="0" w:name="Light Grid Accent 4"/>
-    <w:lsdException w:unhideWhenUsed="0" w:uiPriority="63" w:semiHidden="0" w:name="Medium Shading 1 Accent 4"/>
-    <w:lsdException w:unhideWhenUsed="0" w:uiPriority="64" w:semiHidden="0" w:name="Medium Shading 2 Accent 4"/>
-    <w:lsdException w:unhideWhenUsed="0" w:uiPriority="65" w:semiHidden="0" w:name="Medium List 1 Accent 4"/>
-    <w:lsdException w:unhideWhenUsed="0" w:uiPriority="66" w:semiHidden="0" w:name="Medium List 2 Accent 4"/>
-    <w:lsdException w:unhideWhenUsed="0" w:uiPriority="67" w:semiHidden="0" w:name="Medium Grid 1 Accent 4"/>
-    <w:lsdException w:unhideWhenUsed="0" w:uiPriority="68" w:semiHidden="0" w:name="Medium Grid 2 Accent 4"/>
-    <w:lsdException w:unhideWhenUsed="0" w:uiPriority="69" w:semiHidden="0" w:name="Medium Grid 3 Accent 4"/>
-    <w:lsdException w:unhideWhenUsed="0" w:uiPriority="70" w:semiHidden="0" w:name="Dark List Accent 4"/>
-    <w:lsdException w:unhideWhenUsed="0" w:uiPriority="71" w:semiHidden="0" w:name="Colorful Shading Accent 4"/>
-    <w:lsdException w:unhideWhenUsed="0" w:uiPriority="72" w:semiHidden="0" w:name="Colorful List Accent 4"/>
-    <w:lsdException w:unhideWhenUsed="0" w:uiPriority="73" w:semiHidden="0" w:name="Colorful Grid Accent 4"/>
-    <w:lsdException w:unhideWhenUsed="0" w:uiPriority="60" w:semiHidden="0" w:name="Light Shading Accent 5"/>
-    <w:lsdException w:unhideWhenUsed="0" w:uiPriority="61" w:semiHidden="0" w:name="Light List Accent 5"/>
-    <w:lsdException w:unhideWhenUsed="0" w:uiPriority="62" w:semiHidden="0" w:name="Light Grid Accent 5"/>
-    <w:lsdException w:unhideWhenUsed="0" w:uiPriority="63" w:semiHidden="0" w:name="Medium Shading 1 Accent 5"/>
-    <w:lsdException w:unhideWhenUsed="0" w:uiPriority="64" w:semiHidden="0" w:name="Medium Shading 2 Accent 5"/>
-    <w:lsdException w:unhideWhenUsed="0" w:uiPriority="65" w:semiHidden="0" w:name="Medium List 1 Accent 5"/>
-    <w:lsdException w:unhideWhenUsed="0" w:uiPriority="66" w:semiHidden="0" w:name="Medium List 2 Accent 5"/>
-    <w:lsdException w:unhideWhenUsed="0" w:uiPriority="67" w:semiHidden="0" w:name="Medium Grid 1 Accent 5"/>
-    <w:lsdException w:unhideWhenUsed="0" w:uiPriority="68" w:semiHidden="0" w:name="Medium Grid 2 Accent 5"/>
-    <w:lsdException w:unhideWhenUsed="0" w:uiPriority="69" w:semiHidden="0" w:name="Medium Grid 3 Accent 5"/>
-    <w:lsdException w:unhideWhenUsed="0" w:uiPriority="70" w:semiHidden="0" w:name="Dark List Accent 5"/>
-    <w:lsdException w:unhideWhenUsed="0" w:uiPriority="71" w:semiHidden="0" w:name="Colorful Shading Accent 5"/>
-    <w:lsdException w:unhideWhenUsed="0" w:uiPriority="72" w:semiHidden="0" w:name="Colorful List Accent 5"/>
-    <w:lsdException w:unhideWhenUsed="0" w:uiPriority="73" w:semiHidden="0" w:name="Colorful Grid Accent 5"/>
-    <w:lsdException w:unhideWhenUsed="0" w:uiPriority="60" w:semiHidden="0" w:name="Light Shading Accent 6"/>
-    <w:lsdException w:unhideWhenUsed="0" w:uiPriority="61" w:semiHidden="0" w:name="Light List Accent 6"/>
-    <w:lsdException w:unhideWhenUsed="0" w:uiPriority="62" w:semiHidden="0" w:name="Light Grid Accent 6"/>
-    <w:lsdException w:unhideWhenUsed="0" w:uiPriority="63" w:semiHidden="0" w:name="Medium Shading 1 Accent 6"/>
-    <w:lsdException w:unhideWhenUsed="0" w:uiPriority="64" w:semiHidden="0" w:name="Medium Shading 2 Accent 6"/>
-    <w:lsdException w:unhideWhenUsed="0" w:uiPriority="65" w:semiHidden="0" w:name="Medium List 1 Accent 6"/>
-    <w:lsdException w:unhideWhenUsed="0" w:uiPriority="66" w:semiHidden="0" w:name="Medium List 2 Accent 6"/>
-    <w:lsdException w:unhideWhenUsed="0" w:uiPriority="67" w:semiHidden="0" w:name="Medium Grid 1 Accent 6"/>
-    <w:lsdException w:unhideWhenUsed="0" w:uiPriority="68" w:semiHidden="0" w:name="Medium Grid 2 Accent 6"/>
-    <w:lsdException w:unhideWhenUsed="0" w:uiPriority="69" w:semiHidden="0" w:name="Medium Grid 3 Accent 6"/>
-    <w:lsdException w:unhideWhenUsed="0" w:uiPriority="70" w:semiHidden="0" w:name="Dark List Accent 6"/>
-    <w:lsdException w:unhideWhenUsed="0" w:uiPriority="71" w:semiHidden="0" w:name="Colorful Shading Accent 6"/>
-    <w:lsdException w:unhideWhenUsed="0" w:uiPriority="72" w:semiHidden="0" w:name="Colorful List Accent 6"/>
-    <w:lsdException w:unhideWhenUsed="0" w:uiPriority="73" w:semiHidden="0" w:name="Colorful Grid Accent 6"/>
+  <w:latentStyles w:defLockedState="0" w:defUIPriority="99" w:defSemiHidden="0" w:defUnhideWhenUsed="0" w:defQFormat="0" w:count="376">
+    <w:lsdException w:name="Normal" w:uiPriority="0" w:qFormat="1"/>
+    <w:lsdException w:name="heading 1" w:uiPriority="9" w:qFormat="1"/>
+    <w:lsdException w:name="heading 2" w:semiHidden="1" w:uiPriority="9" w:unhideWhenUsed="1" w:qFormat="1"/>
+    <w:lsdException w:name="heading 3" w:semiHidden="1" w:uiPriority="9" w:unhideWhenUsed="1" w:qFormat="1"/>
+    <w:lsdException w:name="heading 4" w:semiHidden="1" w:uiPriority="9" w:unhideWhenUsed="1" w:qFormat="1"/>
+    <w:lsdException w:name="heading 5" w:semiHidden="1" w:uiPriority="9" w:unhideWhenUsed="1" w:qFormat="1"/>
+    <w:lsdException w:name="heading 6" w:semiHidden="1" w:uiPriority="9" w:unhideWhenUsed="1" w:qFormat="1"/>
+    <w:lsdException w:name="heading 7" w:semiHidden="1" w:uiPriority="9" w:unhideWhenUsed="1" w:qFormat="1"/>
+    <w:lsdException w:name="heading 8" w:semiHidden="1" w:uiPriority="9" w:unhideWhenUsed="1" w:qFormat="1"/>
+    <w:lsdException w:name="heading 9" w:semiHidden="1" w:uiPriority="9" w:unhideWhenUsed="1" w:qFormat="1"/>
+    <w:lsdException w:name="index 1" w:semiHidden="1" w:unhideWhenUsed="1"/>
+    <w:lsdException w:name="index 2" w:semiHidden="1" w:unhideWhenUsed="1"/>
+    <w:lsdException w:name="index 3" w:semiHidden="1" w:unhideWhenUsed="1"/>
+    <w:lsdException w:name="index 4" w:semiHidden="1" w:unhideWhenUsed="1"/>
+    <w:lsdException w:name="index 5" w:semiHidden="1" w:unhideWhenUsed="1"/>
+    <w:lsdException w:name="index 6" w:semiHidden="1" w:unhideWhenUsed="1"/>
+    <w:lsdException w:name="index 7" w:semiHidden="1" w:unhideWhenUsed="1"/>
+    <w:lsdException w:name="index 8" w:semiHidden="1" w:unhideWhenUsed="1"/>
+    <w:lsdException w:name="index 9" w:semiHidden="1" w:unhideWhenUsed="1"/>
+    <w:lsdException w:name="toc 1" w:semiHidden="1" w:uiPriority="39" w:unhideWhenUsed="1"/>
+    <w:lsdException w:name="toc 2" w:semiHidden="1" w:uiPriority="39" w:unhideWhenUsed="1"/>
+    <w:lsdException w:name="toc 3" w:semiHidden="1" w:uiPriority="39" w:unhideWhenUsed="1"/>
+    <w:lsdException w:name="toc 4" w:semiHidden="1" w:uiPriority="39" w:unhideWhenUsed="1"/>
+    <w:lsdException w:name="toc 5" w:semiHidden="1" w:uiPriority="39" w:unhideWhenUsed="1"/>
+    <w:lsdException w:name="toc 6" w:semiHidden="1" w:uiPriority="39" w:unhideWhenUsed="1"/>
+    <w:lsdException w:name="toc 7" w:semiHidden="1" w:uiPriority="39" w:unhideWhenUsed="1"/>
+    <w:lsdException w:name="toc 8" w:semiHidden="1" w:uiPriority="39" w:unhideWhenUsed="1"/>
+    <w:lsdException w:name="toc 9" w:semiHidden="1" w:uiPriority="39" w:unhideWhenUsed="1"/>
+    <w:lsdException w:name="Normal Indent" w:semiHidden="1" w:unhideWhenUsed="1"/>
+    <w:lsdException w:name="footnote text" w:semiHidden="1" w:unhideWhenUsed="1"/>
+    <w:lsdException w:name="annotation text" w:semiHidden="1" w:unhideWhenUsed="1"/>
+    <w:lsdException w:name="header" w:semiHidden="1" w:unhideWhenUsed="1"/>
+    <w:lsdException w:name="footer" w:semiHidden="1" w:unhideWhenUsed="1"/>
+    <w:lsdException w:name="index heading" w:semiHidden="1" w:unhideWhenUsed="1"/>
+    <w:lsdException w:name="caption" w:semiHidden="1" w:uiPriority="35" w:unhideWhenUsed="1" w:qFormat="1"/>
+    <w:lsdException w:name="table of figures" w:semiHidden="1" w:unhideWhenUsed="1"/>
+    <w:lsdException w:name="envelope address" w:semiHidden="1" w:unhideWhenUsed="1"/>
+    <w:lsdException w:name="envelope return" w:semiHidden="1" w:unhideWhenUsed="1"/>
+    <w:lsdException w:name="footnote reference" w:semiHidden="1" w:unhideWhenUsed="1"/>
+    <w:lsdException w:name="annotation reference" w:semiHidden="1" w:unhideWhenUsed="1"/>
+    <w:lsdException w:name="line number" w:semiHidden="1" w:unhideWhenUsed="1"/>
+    <w:lsdException w:name="page number" w:semiHidden="1" w:unhideWhenUsed="1"/>
+    <w:lsdException w:name="endnote reference" w:semiHidden="1" w:unhideWhenUsed="1"/>
+    <w:lsdException w:name="endnote text" w:semiHidden="1" w:unhideWhenUsed="1"/>
+    <w:lsdException w:name="table of authorities" w:semiHidden="1" w:unhideWhenUsed="1"/>
+    <w:lsdException w:name="macro" w:semiHidden="1" w:unhideWhenUsed="1"/>
+    <w:lsdException w:name="toa heading" w:semiHidden="1" w:unhideWhenUsed="1"/>
+    <w:lsdException w:name="List" w:semiHidden="1" w:unhideWhenUsed="1"/>
+    <w:lsdException w:name="List Bullet" w:semiHidden="1" w:unhideWhenUsed="1"/>
+    <w:lsdException w:name="List Number" w:semiHidden="1" w:unhideWhenUsed="1"/>
+    <w:lsdException w:name="List 2" w:semiHidden="1" w:unhideWhenUsed="1"/>
+    <w:lsdException w:name="List 3" w:semiHidden="1" w:unhideWhenUsed="1"/>
+    <w:lsdException w:name="List 4" w:semiHidden="1" w:unhideWhenUsed="1"/>
+    <w:lsdException w:name="List 5" w:semiHidden="1" w:unhideWhenUsed="1"/>
+    <w:lsdException w:name="List Bullet 2" w:semiHidden="1" w:unhideWhenUsed="1"/>
+    <w:lsdException w:name="List Bullet 3" w:semiHidden="1" w:unhideWhenUsed="1"/>
+    <w:lsdException w:name="List Bullet 4" w:semiHidden="1" w:unhideWhenUsed="1"/>
+    <w:lsdException w:name="List Bullet 5" w:semiHidden="1" w:unhideWhenUsed="1"/>
+    <w:lsdException w:name="List Number 2" w:semiHidden="1" w:unhideWhenUsed="1"/>
+    <w:lsdException w:name="List Number 3" w:semiHidden="1" w:unhideWhenUsed="1"/>
+    <w:lsdException w:name="List Number 4" w:semiHidden="1" w:unhideWhenUsed="1"/>
+    <w:lsdException w:name="List Number 5" w:semiHidden="1" w:unhideWhenUsed="1"/>
+    <w:lsdException w:name="Title" w:uiPriority="10" w:qFormat="1"/>
+    <w:lsdException w:name="Closing" w:semiHidden="1" w:unhideWhenUsed="1"/>
+    <w:lsdException w:name="Signature" w:semiHidden="1" w:unhideWhenUsed="1"/>
+    <w:lsdException w:name="Default Paragraph Font" w:semiHidden="1" w:uiPriority="1" w:unhideWhenUsed="1"/>
+    <w:lsdException w:name="Body Text" w:semiHidden="1" w:unhideWhenUsed="1"/>
+    <w:lsdException w:name="Body Text Indent" w:semiHidden="1" w:unhideWhenUsed="1"/>
+    <w:lsdException w:name="List Continue" w:semiHidden="1" w:unhideWhenUsed="1"/>
+    <w:lsdException w:name="List Continue 2" w:semiHidden="1" w:unhideWhenUsed="1"/>
+    <w:lsdException w:name="List Continue 3" w:semiHidden="1" w:unhideWhenUsed="1"/>
+    <w:lsdException w:name="List Continue 4" w:semiHidden="1" w:unhideWhenUsed="1"/>
+    <w:lsdException w:name="List Continue 5" w:semiHidden="1" w:unhideWhenUsed="1"/>
+    <w:lsdException w:name="Message Header" w:semiHidden="1" w:unhideWhenUsed="1"/>
+    <w:lsdException w:name="Subtitle" w:uiPriority="11" w:qFormat="1"/>
+    <w:lsdException w:name="Salutation" w:semiHidden="1" w:unhideWhenUsed="1"/>
+    <w:lsdException w:name="Date" w:semiHidden="1" w:unhideWhenUsed="1"/>
+    <w:lsdException w:name="Body Text First Indent" w:semiHidden="1" w:unhideWhenUsed="1"/>
+    <w:lsdException w:name="Body Text First Indent 2" w:semiHidden="1" w:unhideWhenUsed="1"/>
+    <w:lsdException w:name="Note Heading" w:semiHidden="1" w:unhideWhenUsed="1"/>
+    <w:lsdException w:name="Body Text 2" w:semiHidden="1" w:unhideWhenUsed="1"/>
+    <w:lsdException w:name="Body Text Indent 2" w:semiHidden="1" w:unhideWhenUsed="1"/>
+    <w:lsdException w:name="Body Text Indent 3" w:semiHidden="1" w:unhideWhenUsed="1"/>
+    <w:lsdException w:name="Block Text" w:semiHidden="1" w:unhideWhenUsed="1"/>
+    <w:lsdException w:name="Hyperlink" w:semiHidden="1" w:unhideWhenUsed="1"/>
+    <w:lsdException w:name="FollowedHyperlink" w:semiHidden="1" w:unhideWhenUsed="1"/>
+    <w:lsdException w:name="Strong" w:uiPriority="22" w:qFormat="1"/>
+    <w:lsdException w:name="Emphasis" w:uiPriority="20" w:qFormat="1"/>
+    <w:lsdException w:name="Document Map" w:semiHidden="1" w:unhideWhenUsed="1"/>
+    <w:lsdException w:name="Plain Text" w:semiHidden="1" w:unhideWhenUsed="1"/>
+    <w:lsdException w:name="E-mail Signature" w:semiHidden="1" w:unhideWhenUsed="1"/>
+    <w:lsdException w:name="HTML Top of Form" w:semiHidden="1" w:unhideWhenUsed="1"/>
+    <w:lsdException w:name="HTML Bottom of Form" w:semiHidden="1" w:unhideWhenUsed="1"/>
+    <w:lsdException w:name="Normal (Web)" w:semiHidden="1" w:unhideWhenUsed="1"/>
+    <w:lsdException w:name="HTML Acronym" w:semiHidden="1" w:unhideWhenUsed="1"/>
+    <w:lsdException w:name="HTML Address" w:semiHidden="1" w:unhideWhenUsed="1"/>
+    <w:lsdException w:name="HTML Cite" w:semiHidden="1" w:unhideWhenUsed="1"/>
+    <w:lsdException w:name="HTML Code" w:semiHidden="1" w:unhideWhenUsed="1"/>
+    <w:lsdException w:name="HTML Definition" w:semiHidden="1" w:unhideWhenUsed="1"/>
+    <w:lsdException w:name="HTML Keyboard" w:semiHidden="1" w:unhideWhenUsed="1"/>
+    <w:lsdException w:name="HTML Preformatted" w:semiHidden="1" w:unhideWhenUsed="1"/>
+    <w:lsdException w:name="HTML Sample" w:semiHidden="1" w:unhideWhenUsed="1"/>
+    <w:lsdException w:name="HTML Typewriter" w:semiHidden="1" w:unhideWhenUsed="1"/>
+    <w:lsdException w:name="HTML Variable" w:semiHidden="1" w:unhideWhenUsed="1"/>
+    <w:lsdException w:name="Normal Table" w:semiHidden="1" w:unhideWhenUsed="1"/>
+    <w:lsdException w:name="annotation subject" w:semiHidden="1" w:unhideWhenUsed="1"/>
+    <w:lsdException w:name="No List" w:semiHidden="1" w:unhideWhenUsed="1"/>
+    <w:lsdException w:name="Outline List 1" w:semiHidden="1" w:unhideWhenUsed="1"/>
+    <w:lsdException w:name="Outline List 2" w:semiHidden="1" w:unhideWhenUsed="1"/>
+    <w:lsdException w:name="Outline List 3" w:semiHidden="1" w:unhideWhenUsed="1"/>
+    <w:lsdException w:name="Table Simple 1" w:semiHidden="1" w:unhideWhenUsed="1"/>
+    <w:lsdException w:name="Table Simple 2" w:semiHidden="1" w:unhideWhenUsed="1"/>
+    <w:lsdException w:name="Table Simple 3" w:semiHidden="1" w:unhideWhenUsed="1"/>
+    <w:lsdException w:name="Table Classic 1" w:semiHidden="1" w:unhideWhenUsed="1"/>
+    <w:lsdException w:name="Table Classic 2" w:semiHidden="1" w:unhideWhenUsed="1"/>
+    <w:lsdException w:name="Table Classic 3" w:semiHidden="1" w:unhideWhenUsed="1"/>
+    <w:lsdException w:name="Table Classic 4" w:semiHidden="1" w:unhideWhenUsed="1"/>
+    <w:lsdException w:name="Table Colorful 1" w:semiHidden="1" w:unhideWhenUsed="1"/>
+    <w:lsdException w:name="Table Colorful 2" w:semiHidden="1" w:unhideWhenUsed="1"/>
+    <w:lsdException w:name="Table Colorful 3" w:semiHidden="1" w:unhideWhenUsed="1"/>
+    <w:lsdException w:name="Table Columns 1" w:semiHidden="1" w:unhideWhenUsed="1"/>
+    <w:lsdException w:name="Table Columns 2" w:semiHidden="1" w:unhideWhenUsed="1"/>
+    <w:lsdException w:name="Table Columns 3" w:semiHidden="1" w:unhideWhenUsed="1"/>
+    <w:lsdException w:name="Table Columns 4" w:semiHidden="1" w:unhideWhenUsed="1"/>
+    <w:lsdException w:name="Table Columns 5" w:semiHidden="1" w:unhideWhenUsed="1"/>
+    <w:lsdException w:name="Table Grid 1" w:semiHidden="1" w:unhideWhenUsed="1"/>
+    <w:lsdException w:name="Table Grid 2" w:semiHidden="1" w:unhideWhenUsed="1"/>
+    <w:lsdException w:name="Table Grid 3" w:semiHidden="1" w:unhideWhenUsed="1"/>
+    <w:lsdException w:name="Table Grid 4" w:semiHidden="1" w:unhideWhenUsed="1"/>
+    <w:lsdException w:name="Table Grid 5" w:semiHidden="1" w:unhideWhenUsed="1"/>
+    <w:lsdException w:name="Table Grid 6" w:semiHidden="1" w:unhideWhenUsed="1"/>
+    <w:lsdException w:name="Table Grid 7" w:semiHidden="1" w:unhideWhenUsed="1"/>
+    <w:lsdException w:name="Table Grid 8" w:semiHidden="1" w:unhideWhenUsed="1"/>
+    <w:lsdException w:name="Table List 1" w:semiHidden="1" w:unhideWhenUsed="1"/>
+    <w:lsdException w:name="Table List 2" w:semiHidden="1" w:unhideWhenUsed="1"/>
+    <w:lsdException w:name="Table List 3" w:semiHidden="1" w:unhideWhenUsed="1"/>
+    <w:lsdException w:name="Table List 4" w:semiHidden="1" w:unhideWhenUsed="1"/>
+    <w:lsdException w:name="Table List 5" w:semiHidden="1" w:unhideWhenUsed="1"/>
+    <w:lsdException w:name="Table List 6" w:semiHidden="1" w:unhideWhenUsed="1"/>
+    <w:lsdException w:name="Table List 7" w:semiHidden="1" w:unhideWhenUsed="1"/>
+    <w:lsdException w:name="Table List 8" w:semiHidden="1" w:unhideWhenUsed="1"/>
+    <w:lsdException w:name="Table 3D effects 1" w:semiHidden="1" w:unhideWhenUsed="1"/>
+    <w:lsdException w:name="Table 3D effects 2" w:semiHidden="1" w:unhideWhenUsed="1"/>
+    <w:lsdException w:name="Table 3D effects 3" w:semiHidden="1" w:unhideWhenUsed="1"/>
+    <w:lsdException w:name="Table Contemporary" w:semiHidden="1" w:unhideWhenUsed="1"/>
+    <w:lsdException w:name="Table Elegant" w:semiHidden="1" w:unhideWhenUsed="1"/>
+    <w:lsdException w:name="Table Professional" w:semiHidden="1" w:unhideWhenUsed="1"/>
+    <w:lsdException w:name="Table Subtle 1" w:semiHidden="1" w:unhideWhenUsed="1"/>
+    <w:lsdException w:name="Table Subtle 2" w:semiHidden="1" w:unhideWhenUsed="1"/>
+    <w:lsdException w:name="Table Web 1" w:semiHidden="1" w:unhideWhenUsed="1"/>
+    <w:lsdException w:name="Table Web 2" w:semiHidden="1" w:unhideWhenUsed="1"/>
+    <w:lsdException w:name="Table Web 3" w:semiHidden="1" w:unhideWhenUsed="1"/>
+    <w:lsdException w:name="Balloon Text" w:semiHidden="1" w:unhideWhenUsed="1"/>
+    <w:lsdException w:name="Table Grid" w:uiPriority="39"/>
+    <w:lsdException w:name="Table Theme" w:semiHidden="1" w:unhideWhenUsed="1"/>
+    <w:lsdException w:name="Placeholder Text" w:semiHidden="1"/>
+    <w:lsdException w:name="Light Shading" w:uiPriority="60"/>
+    <w:lsdException w:name="Light List" w:uiPriority="61"/>
+    <w:lsdException w:name="Light Grid" w:uiPriority="62"/>
+    <w:lsdException w:name="Medium Shading 1" w:uiPriority="63"/>
+    <w:lsdException w:name="Medium Shading 2" w:uiPriority="64"/>
+    <w:lsdException w:name="Medium List 1" w:uiPriority="65"/>
+    <w:lsdException w:name="Medium List 2" w:uiPriority="66"/>
+    <w:lsdException w:name="Medium Grid 1" w:uiPriority="67"/>
+    <w:lsdException w:name="Medium Grid 2" w:uiPriority="68"/>
+    <w:lsdException w:name="Medium Grid 3" w:uiPriority="69"/>
+    <w:lsdException w:name="Dark List" w:uiPriority="70"/>
+    <w:lsdException w:name="Colorful Shading" w:uiPriority="71"/>
+    <w:lsdException w:name="Colorful List" w:uiPriority="72"/>
+    <w:lsdException w:name="Colorful Grid" w:uiPriority="73"/>
+    <w:lsdException w:name="Light Shading Accent 1" w:uiPriority="60"/>
+    <w:lsdException w:name="Light List Accent 1" w:uiPriority="61"/>
+    <w:lsdException w:name="Light Grid Accent 1" w:uiPriority="62"/>
+    <w:lsdException w:name="Medium Shading 1 Accent 1" w:uiPriority="63"/>
+    <w:lsdException w:name="Medium Shading 2 Accent 1" w:uiPriority="64"/>
+    <w:lsdException w:name="Medium List 1 Accent 1" w:uiPriority="65"/>
+    <w:lsdException w:name="Revision" w:semiHidden="1"/>
+    <w:lsdException w:name="List Paragraph" w:uiPriority="34" w:qFormat="1"/>
+    <w:lsdException w:name="Medium List 2 Accent 1" w:uiPriority="66"/>
+    <w:lsdException w:name="Medium Grid 1 Accent 1" w:uiPriority="67"/>
+    <w:lsdException w:name="Medium Grid 2 Accent 1" w:uiPriority="68"/>
+    <w:lsdException w:name="Medium Grid 3 Accent 1" w:uiPriority="69"/>
+    <w:lsdException w:name="Dark List Accent 1" w:uiPriority="70"/>
+    <w:lsdException w:name="Colorful Shading Accent 1" w:uiPriority="71"/>
+    <w:lsdException w:name="Colorful List Accent 1" w:uiPriority="72"/>
+    <w:lsdException w:name="Colorful Grid Accent 1" w:uiPriority="73"/>
+    <w:lsdException w:name="Light Shading Accent 2" w:uiPriority="60"/>
+    <w:lsdException w:name="Light List Accent 2" w:uiPriority="61"/>
+    <w:lsdException w:name="Light Grid Accent 2" w:uiPriority="62"/>
+    <w:lsdException w:name="Medium Shading 1 Accent 2" w:uiPriority="63"/>
+    <w:lsdException w:name="Medium Shading 2 Accent 2" w:uiPriority="64"/>
+    <w:lsdException w:name="Medium List 1 Accent 2" w:uiPriority="65"/>
+    <w:lsdException w:name="Medium List 2 Accent 2" w:uiPriority="66"/>
+    <w:lsdException w:name="Medium Grid 1 Accent 2" w:uiPriority="67"/>
+    <w:lsdException w:name="Medium Grid 2 Accent 2" w:uiPriority="68"/>
+    <w:lsdException w:name="Medium Grid 3 Accent 2" w:uiPriority="69"/>
+    <w:lsdException w:name="Dark List Accent 2" w:uiPriority="70"/>
+    <w:lsdException w:name="Colorful Shading Accent 2" w:uiPriority="71"/>
+    <w:lsdException w:name="Colorful List Accent 2" w:uiPriority="72"/>
+    <w:lsdException w:name="Colorful Grid Accent 2" w:uiPriority="73"/>
+    <w:lsdException w:name="Light Shading Accent 3" w:uiPriority="60"/>
+    <w:lsdException w:name="Light List Accent 3" w:uiPriority="61"/>
+    <w:lsdException w:name="Light Grid Accent 3" w:uiPriority="62"/>
+    <w:lsdException w:name="Medium Shading 1 Accent 3" w:uiPriority="63"/>
+    <w:lsdException w:name="Medium Shading 2 Accent 3" w:uiPriority="64"/>
+    <w:lsdException w:name="Medium List 1 Accent 3" w:uiPriority="65"/>
+    <w:lsdException w:name="Medium List 2 Accent 3" w:uiPriority="66"/>
+    <w:lsdException w:name="Medium Grid 1 Accent 3" w:uiPriority="67"/>
+    <w:lsdException w:name="Medium Grid 2 Accent 3" w:uiPriority="68"/>
+    <w:lsdException w:name="Medium Grid 3 Accent 3" w:uiPriority="69"/>
+    <w:lsdException w:name="Dark List Accent 3" w:uiPriority="70"/>
+    <w:lsdException w:name="Colorful Shading Accent 3" w:uiPriority="71"/>
+    <w:lsdException w:name="Colorful List Accent 3" w:uiPriority="72"/>
+    <w:lsdException w:name="Colorful Grid Accent 3" w:uiPriority="73"/>
+    <w:lsdException w:name="Light Shading Accent 4" w:uiPriority="60"/>
+    <w:lsdException w:name="Light List Accent 4" w:uiPriority="61"/>
+    <w:lsdException w:name="Light Grid Accent 4" w:uiPriority="62"/>
+    <w:lsdException w:name="Medium Shading 1 Accent 4" w:uiPriority="63"/>
+    <w:lsdException w:name="Medium Shading 2 Accent 4" w:uiPriority="64"/>
+    <w:lsdException w:name="Medium List 1 Accent 4" w:uiPriority="65"/>
+    <w:lsdException w:name="Medium List 2 Accent 4" w:uiPriority="66"/>
+    <w:lsdException w:name="Medium Grid 1 Accent 4" w:uiPriority="67"/>
+    <w:lsdException w:name="Medium Grid 2 Accent 4" w:uiPriority="68"/>
+    <w:lsdException w:name="Medium Grid 3 Accent 4" w:uiPriority="69"/>
+    <w:lsdException w:name="Dark List Accent 4" w:uiPriority="70"/>
+    <w:lsdException w:name="Colorful Shading Accent 4" w:uiPriority="71"/>
+    <w:lsdException w:name="Colorful List Accent 4" w:uiPriority="72"/>
+    <w:lsdException w:name="Colorful Grid Accent 4" w:uiPriority="73"/>
+    <w:lsdException w:name="Light Shading Accent 5" w:uiPriority="60"/>
+    <w:lsdException w:name="Light List Accent 5" w:uiPriority="61"/>
+    <w:lsdException w:name="Light Grid Accent 5" w:uiPriority="62"/>
+    <w:lsdException w:name="Medium Shading 1 Accent 5" w:uiPriority="63"/>
+    <w:lsdException w:name="Medium Shading 2 Accent 5" w:uiPriority="64"/>
+    <w:lsdException w:name="Medium List 1 Accent 5" w:uiPriority="65"/>
+    <w:lsdException w:name="Medium List 2 Accent 5" w:uiPriority="66"/>
+    <w:lsdException w:name="Medium Grid 1 Accent 5" w:uiPriority="67"/>
+    <w:lsdException w:name="Medium Grid 2 Accent 5" w:uiPriority="68"/>
+    <w:lsdException w:name="Medium Grid 3 Accent 5" w:uiPriority="69"/>
+    <w:lsdException w:name="Dark List Accent 5" w:uiPriority="70"/>
+    <w:lsdException w:name="Colorful Shading Accent 5" w:uiPriority="71"/>
+    <w:lsdException w:name="Colorful List Accent 5" w:uiPriority="72"/>
+    <w:lsdException w:name="Colorful Grid Accent 5" w:uiPriority="73"/>
+    <w:lsdException w:name="Light Shading Accent 6" w:uiPriority="60"/>
+    <w:lsdException w:name="Light List Accent 6" w:uiPriority="61"/>
+    <w:lsdException w:name="Light Grid Accent 6" w:uiPriority="62"/>
+    <w:lsdException w:name="Medium Shading 1 Accent 6" w:uiPriority="63"/>
+    <w:lsdException w:name="Medium Shading 2 Accent 6" w:uiPriority="64"/>
+    <w:lsdException w:name="Medium List 1 Accent 6" w:uiPriority="65"/>
+    <w:lsdException w:name="Medium List 2 Accent 6" w:uiPriority="66"/>
+    <w:lsdException w:name="Medium Grid 1 Accent 6" w:uiPriority="67"/>
+    <w:lsdException w:name="Medium Grid 2 Accent 6" w:uiPriority="68"/>
+    <w:lsdException w:name="Medium Grid 3 Accent 6" w:uiPriority="69"/>
+    <w:lsdException w:name="Dark List Accent 6" w:uiPriority="70"/>
+    <w:lsdException w:name="Colorful Shading Accent 6" w:uiPriority="71"/>
+    <w:lsdException w:name="Colorful List Accent 6" w:uiPriority="72"/>
+    <w:lsdException w:name="Colorful Grid Accent 6" w:uiPriority="73"/>
+    <w:lsdException w:name="Subtle Emphasis" w:uiPriority="19" w:qFormat="1"/>
+    <w:lsdException w:name="Intense Emphasis" w:uiPriority="21" w:qFormat="1"/>
+    <w:lsdException w:name="Subtle Reference" w:uiPriority="31" w:qFormat="1"/>
+    <w:lsdException w:name="Intense Reference" w:uiPriority="32" w:qFormat="1"/>
+    <w:lsdException w:name="Book Title" w:uiPriority="33" w:qFormat="1"/>
+    <w:lsdException w:name="Bibliography" w:semiHidden="1" w:uiPriority="37" w:unhideWhenUsed="1"/>
+    <w:lsdException w:name="TOC Heading" w:semiHidden="1" w:uiPriority="39" w:unhideWhenUsed="1" w:qFormat="1"/>
+    <w:lsdException w:name="Plain Table 1" w:uiPriority="41"/>
+    <w:lsdException w:name="Plain Table 2" w:uiPriority="42"/>
+    <w:lsdException w:name="Plain Table 3" w:uiPriority="43"/>
+    <w:lsdException w:name="Plain Table 4" w:uiPriority="44"/>
+    <w:lsdException w:name="Plain Table 5" w:uiPriority="45"/>
+    <w:lsdException w:name="Grid Table Light" w:uiPriority="40"/>
+    <w:lsdException w:name="Grid Table 1 Light" w:uiPriority="46"/>
+    <w:lsdException w:name="Grid Table 2" w:uiPriority="47"/>
+    <w:lsdException w:name="Grid Table 3" w:uiPriority="48"/>
+    <w:lsdException w:name="Grid Table 4" w:uiPriority="49"/>
+    <w:lsdException w:name="Grid Table 5 Dark" w:uiPriority="50"/>
+    <w:lsdException w:name="Grid Table 6 Colorful" w:uiPriority="51"/>
+    <w:lsdException w:name="Grid Table 7 Colorful" w:uiPriority="52"/>
+    <w:lsdException w:name="Grid Table 1 Light Accent 1" w:uiPriority="46"/>
+    <w:lsdException w:name="Grid Table 2 Accent 1" w:uiPriority="47"/>
+    <w:lsdException w:name="Grid Table 3 Accent 1" w:uiPriority="48"/>
+    <w:lsdException w:name="Grid Table 4 Accent 1" w:uiPriority="49"/>
+    <w:lsdException w:name="Grid Table 5 Dark Accent 1" w:uiPriority="50"/>
+    <w:lsdException w:name="Grid Table 6 Colorful Accent 1" w:uiPriority="51"/>
+    <w:lsdException w:name="Grid Table 7 Colorful Accent 1" w:uiPriority="52"/>
+    <w:lsdException w:name="Grid Table 1 Light Accent 2" w:uiPriority="46"/>
+    <w:lsdException w:name="Grid Table 2 Accent 2" w:uiPriority="47"/>
+    <w:lsdException w:name="Grid Table 3 Accent 2" w:uiPriority="48"/>
+    <w:lsdException w:name="Grid Table 4 Accent 2" w:uiPriority="49"/>
+    <w:lsdException w:name="Grid Table 5 Dark Accent 2" w:uiPriority="50"/>
+    <w:lsdException w:name="Grid Table 6 Colorful Accent 2" w:uiPriority="51"/>
+    <w:lsdException w:name="Grid Table 7 Colorful Accent 2" w:uiPriority="52"/>
+    <w:lsdException w:name="Grid Table 1 Light Accent 3" w:uiPriority="46"/>
+    <w:lsdException w:name="Grid Table 2 Accent 3" w:uiPriority="47"/>
+    <w:lsdException w:name="Grid Table 3 Accent 3" w:uiPriority="48"/>
+    <w:lsdException w:name="Grid Table 4 Accent 3" w:uiPriority="49"/>
+    <w:lsdException w:name="Grid Table 5 Dark Accent 3" w:uiPriority="50"/>
+    <w:lsdException w:name="Grid Table 6 Colorful Accent 3" w:uiPriority="51"/>
+    <w:lsdException w:name="Grid Table 7 Colorful Accent 3" w:uiPriority="52"/>
+    <w:lsdException w:name="Grid Table 1 Light Accent 4" w:uiPriority="46"/>
+    <w:lsdException w:name="Grid Table 2 Accent 4" w:uiPriority="47"/>
+    <w:lsdException w:name="Grid Table 3 Accent 4" w:uiPriority="48"/>
+    <w:lsdException w:name="Grid Table 4 Accent 4" w:uiPriority="49"/>
+    <w:lsdException w:name="Grid Table 5 Dark Accent 4" w:uiPriority="50"/>
+    <w:lsdException w:name="Grid Table 6 Colorful Accent 4" w:uiPriority="51"/>
+    <w:lsdException w:name="Grid Table 7 Colorful Accent 4" w:uiPriority="52"/>
+    <w:lsdException w:name="Grid Table 1 Light Accent 5" w:uiPriority="46"/>
+    <w:lsdException w:name="Grid Table 2 Accent 5" w:uiPriority="47"/>
+    <w:lsdException w:name="Grid Table 3 Accent 5" w:uiPriority="48"/>
+    <w:lsdException w:name="Grid Table 4 Accent 5" w:uiPriority="49"/>
+    <w:lsdException w:name="Grid Table 5 Dark Accent 5" w:uiPriority="50"/>
+    <w:lsdException w:name="Grid Table 6 Colorful Accent 5" w:uiPriority="51"/>
+    <w:lsdException w:name="Grid Table 7 Colorful Accent 5" w:uiPriority="52"/>
+    <w:lsdException w:name="Grid Table 1 Light Accent 6" w:uiPriority="46"/>
+    <w:lsdException w:name="Grid Table 2 Accent 6" w:uiPriority="47"/>
+    <w:lsdException w:name="Grid Table 3 Accent 6" w:uiPriority="48"/>
+    <w:lsdException w:name="Grid Table 4 Accent 6" w:uiPriority="49"/>
+    <w:lsdException w:name="Grid Table 5 Dark Accent 6" w:uiPriority="50"/>
+    <w:lsdException w:name="Grid Table 6 Colorful Accent 6" w:uiPriority="51"/>
+    <w:lsdException w:name="Grid Table 7 Colorful Accent 6" w:uiPriority="52"/>
+    <w:lsdException w:name="List Table 1 Light" w:uiPriority="46"/>
+    <w:lsdException w:name="List Table 2" w:uiPriority="47"/>
+    <w:lsdException w:name="List Table 3" w:uiPriority="48"/>
+    <w:lsdException w:name="List Table 4" w:uiPriority="49"/>
+    <w:lsdException w:name="List Table 5 Dark" w:uiPriority="50"/>
+    <w:lsdException w:name="List Table 6 Colorful" w:uiPriority="51"/>
+    <w:lsdException w:name="List Table 7 Colorful" w:uiPriority="52"/>
+    <w:lsdException w:name="List Table 1 Light Accent 1" w:uiPriority="46"/>
+    <w:lsdException w:name="List Table 2 Accent 1" w:uiPriority="47"/>
+    <w:lsdException w:name="List Table 3 Accent 1" w:uiPriority="48"/>
+    <w:lsdException w:name="List Table 4 Accent 1" w:uiPriority="49"/>
+    <w:lsdException w:name="List Table 5 Dark Accent 1" w:uiPriority="50"/>
+    <w:lsdException w:name="List Table 6 Colorful Accent 1" w:uiPriority="51"/>
+    <w:lsdException w:name="List Table 7 Colorful Accent 1" w:uiPriority="52"/>
+    <w:lsdException w:name="List Table 1 Light Accent 2" w:uiPriority="46"/>
+    <w:lsdException w:name="List Table 2 Accent 2" w:uiPriority="47"/>
+    <w:lsdException w:name="List Table 3 Accent 2" w:uiPriority="48"/>
+    <w:lsdException w:name="List Table 4 Accent 2" w:uiPriority="49"/>
+    <w:lsdException w:name="List Table 5 Dark Accent 2" w:uiPriority="50"/>
+    <w:lsdException w:name="List Table 6 Colorful Accent 2" w:uiPriority="51"/>
+    <w:lsdException w:name="List Table 7 Colorful Accent 2" w:uiPriority="52"/>
+    <w:lsdException w:name="List Table 1 Light Accent 3" w:uiPriority="46"/>
+    <w:lsdException w:name="List Table 2 Accent 3" w:uiPriority="47"/>
+    <w:lsdException w:name="List Table 3 Accent 3" w:uiPriority="48"/>
+    <w:lsdException w:name="List Table 4 Accent 3" w:uiPriority="49"/>
+    <w:lsdException w:name="List Table 5 Dark Accent 3" w:uiPriority="50"/>
+    <w:lsdException w:name="List Table 6 Colorful Accent 3" w:uiPriority="51"/>
+    <w:lsdException w:name="List Table 7 Colorful Accent 3" w:uiPriority="52"/>
+    <w:lsdException w:name="List Table 1 Light Accent 4" w:uiPriority="46"/>
+    <w:lsdException w:name="List Table 2 Accent 4" w:uiPriority="47"/>
+    <w:lsdException w:name="List Table 3 Accent 4" w:uiPriority="48"/>
+    <w:lsdException w:name="List Table 4 Accent 4" w:uiPriority="49"/>
+    <w:lsdException w:name="List Table 5 Dark Accent 4" w:uiPriority="50"/>
+    <w:lsdException w:name="List Table 6 Colorful Accent 4" w:uiPriority="51"/>
+    <w:lsdException w:name="List Table 7 Colorful Accent 4" w:uiPriority="52"/>
+    <w:lsdException w:name="List Table 1 Light Accent 5" w:uiPriority="46"/>
+    <w:lsdException w:name="List Table 2 Accent 5" w:uiPriority="47"/>
+    <w:lsdException w:name="List Table 3 Accent 5" w:uiPriority="48"/>
+    <w:lsdException w:name="List Table 4 Accent 5" w:uiPriority="49"/>
+    <w:lsdException w:name="List Table 5 Dark Accent 5" w:uiPriority="50"/>
+    <w:lsdException w:name="List Table 6 Colorful Accent 5" w:uiPriority="51"/>
+    <w:lsdException w:name="List Table 7 Colorful Accent 5" w:uiPriority="52"/>
+    <w:lsdException w:name="List Table 1 Light Accent 6" w:uiPriority="46"/>
+    <w:lsdException w:name="List Table 2 Accent 6" w:uiPriority="47"/>
+    <w:lsdException w:name="List Table 3 Accent 6" w:uiPriority="48"/>
+    <w:lsdException w:name="List Table 4 Accent 6" w:uiPriority="49"/>
+    <w:lsdException w:name="List Table 5 Dark Accent 6" w:uiPriority="50"/>
+    <w:lsdException w:name="List Table 6 Colorful Accent 6" w:uiPriority="51"/>
+    <w:lsdException w:name="List Table 7 Colorful Accent 6" w:uiPriority="52"/>
+    <w:lsdException w:name="Mention" w:semiHidden="1" w:unhideWhenUsed="1"/>
+    <w:lsdException w:name="Smart Hyperlink" w:semiHidden="1" w:unhideWhenUsed="1"/>
+    <w:lsdException w:name="Hashtag" w:semiHidden="1" w:unhideWhenUsed="1"/>
+    <w:lsdException w:name="Unresolved Mention" w:semiHidden="1" w:unhideWhenUsed="1"/>
+    <w:lsdException w:name="Smart Link" w:semiHidden="1" w:unhideWhenUsed="1"/>
   </w:latentStyles>
-  <w:style w:type="paragraph" w:default="1" w:styleId="1">
+  <w:style w:type="paragraph" w:default="1" w:styleId="Normal">
     <w:name w:val="Normal"/>
     <w:qFormat/>
-    <w:uiPriority w:val="0"/>
     <w:pPr>
       <w:spacing w:after="160" w:line="259" w:lineRule="auto"/>
     </w:pPr>
     <w:rPr>
-      <w:rFonts w:asciiTheme="minorHAnsi" w:hAnsiTheme="minorHAnsi" w:eastAsiaTheme="minorHAnsi" w:cstheme="minorBidi"/>
+      <w:rFonts w:asciiTheme="minorHAnsi" w:eastAsiaTheme="minorHAnsi" w:hAnsiTheme="minorHAnsi" w:cstheme="minorBidi"/>
       <w:sz w:val="22"/>
       <w:szCs w:val="22"/>
-      <w:lang w:val="en-US" w:eastAsia="en-US" w:bidi="ar-SA"/>
+      <w:lang w:val="en-US" w:eastAsia="en-US"/>
     </w:rPr>
   </w:style>
-  <w:style w:type="character" w:default="1" w:styleId="2">
+  <w:style w:type="character" w:default="1" w:styleId="DefaultParagraphFont">
     <w:name w:val="Default Paragraph Font"/>
+    <w:uiPriority w:val="1"/>
     <w:semiHidden/>
     <w:unhideWhenUsed/>
-    <w:uiPriority w:val="1"/>
   </w:style>
-  <w:style w:type="table" w:default="1" w:styleId="3">
+  <w:style w:type="table" w:default="1" w:styleId="TableNormal">
     <w:name w:val="Normal Table"/>
+    <w:uiPriority w:val="99"/>
     <w:semiHidden/>
     <w:unhideWhenUsed/>
-    <w:uiPriority w:val="99"/>
     <w:tblPr>
+      <w:tblInd w:w="0" w:type="dxa"/>
       <w:tblCellMar>
         <w:top w:w="0" w:type="dxa"/>
         <w:left w:w="108" w:type="dxa"/>
@@ -4031,29 +6702,35 @@
       </w:tblCellMar>
     </w:tblPr>
   </w:style>
-  <w:style w:type="paragraph" w:styleId="4">
+  <w:style w:type="numbering" w:default="1" w:styleId="NoList">
+    <w:name w:val="No List"/>
+    <w:uiPriority w:val="99"/>
+    <w:semiHidden/>
+    <w:unhideWhenUsed/>
+  </w:style>
+  <w:style w:type="paragraph" w:styleId="BodyText3">
     <w:name w:val="Body Text 3"/>
-    <w:basedOn w:val="1"/>
-    <w:link w:val="8"/>
+    <w:basedOn w:val="Normal"/>
+    <w:link w:val="BodyText3Char"/>
     <w:uiPriority w:val="99"/>
     <w:pPr>
       <w:spacing w:after="0" w:line="240" w:lineRule="auto"/>
       <w:jc w:val="center"/>
     </w:pPr>
     <w:rPr>
-      <w:rFonts w:ascii="News Gothic Condensed" w:hAnsi="News Gothic Condensed" w:eastAsia="Times New Roman" w:cs="Times New Roman"/>
+      <w:rFonts w:ascii="News Gothic Condensed" w:eastAsia="Times New Roman" w:hAnsi="News Gothic Condensed" w:cs="Times New Roman"/>
       <w:sz w:val="20"/>
       <w:szCs w:val="20"/>
       <w:lang w:val="id-ID"/>
     </w:rPr>
   </w:style>
-  <w:style w:type="paragraph" w:styleId="5">
+  <w:style w:type="paragraph" w:styleId="Header">
     <w:name w:val="header"/>
-    <w:basedOn w:val="1"/>
-    <w:link w:val="9"/>
+    <w:basedOn w:val="Normal"/>
+    <w:link w:val="HeaderChar"/>
+    <w:uiPriority w:val="99"/>
     <w:semiHidden/>
     <w:unhideWhenUsed/>
-    <w:uiPriority w:val="99"/>
     <w:pPr>
       <w:tabs>
         <w:tab w:val="center" w:pos="4513"/>
@@ -4065,67 +6742,59 @@
       <w:lang w:val="id-ID"/>
     </w:rPr>
   </w:style>
-  <w:style w:type="character" w:styleId="6">
+  <w:style w:type="character" w:styleId="Hyperlink">
     <w:name w:val="Hyperlink"/>
-    <w:basedOn w:val="2"/>
+    <w:basedOn w:val="DefaultParagraphFont"/>
+    <w:uiPriority w:val="99"/>
     <w:semiHidden/>
     <w:unhideWhenUsed/>
-    <w:uiPriority w:val="99"/>
     <w:rPr>
       <w:color w:val="0563C1" w:themeColor="hyperlink"/>
       <w:u w:val="single"/>
-      <w14:textFill>
-        <w14:solidFill>
-          <w14:schemeClr w14:val="hlink"/>
-        </w14:solidFill>
-      </w14:textFill>
     </w:rPr>
   </w:style>
-  <w:style w:type="table" w:styleId="7">
+  <w:style w:type="table" w:styleId="TableGrid">
     <w:name w:val="Table Grid"/>
-    <w:basedOn w:val="3"/>
+    <w:basedOn w:val="TableNormal"/>
     <w:uiPriority w:val="39"/>
-    <w:pPr>
-      <w:spacing w:after="0" w:line="240" w:lineRule="auto"/>
-    </w:pPr>
     <w:tblPr>
       <w:tblBorders>
-        <w:top w:val="single" w:color="auto" w:sz="4" w:space="0"/>
-        <w:left w:val="single" w:color="auto" w:sz="4" w:space="0"/>
-        <w:bottom w:val="single" w:color="auto" w:sz="4" w:space="0"/>
-        <w:right w:val="single" w:color="auto" w:sz="4" w:space="0"/>
-        <w:insideH w:val="single" w:color="auto" w:sz="4" w:space="0"/>
-        <w:insideV w:val="single" w:color="auto" w:sz="4" w:space="0"/>
+        <w:top w:val="single" w:sz="4" w:space="0" w:color="auto"/>
+        <w:left w:val="single" w:sz="4" w:space="0" w:color="auto"/>
+        <w:bottom w:val="single" w:sz="4" w:space="0" w:color="auto"/>
+        <w:right w:val="single" w:sz="4" w:space="0" w:color="auto"/>
+        <w:insideH w:val="single" w:sz="4" w:space="0" w:color="auto"/>
+        <w:insideV w:val="single" w:sz="4" w:space="0" w:color="auto"/>
       </w:tblBorders>
     </w:tblPr>
   </w:style>
-  <w:style w:type="character" w:customStyle="1" w:styleId="8">
+  <w:style w:type="character" w:customStyle="1" w:styleId="BodyText3Char">
     <w:name w:val="Body Text 3 Char"/>
-    <w:basedOn w:val="2"/>
-    <w:link w:val="4"/>
+    <w:basedOn w:val="DefaultParagraphFont"/>
+    <w:link w:val="BodyText3"/>
     <w:uiPriority w:val="99"/>
     <w:rPr>
-      <w:rFonts w:ascii="News Gothic Condensed" w:hAnsi="News Gothic Condensed" w:eastAsia="Times New Roman" w:cs="Times New Roman"/>
+      <w:rFonts w:ascii="News Gothic Condensed" w:eastAsia="Times New Roman" w:hAnsi="News Gothic Condensed" w:cs="Times New Roman"/>
       <w:sz w:val="20"/>
       <w:szCs w:val="20"/>
       <w:lang w:val="id-ID"/>
     </w:rPr>
   </w:style>
-  <w:style w:type="character" w:customStyle="1" w:styleId="9">
+  <w:style w:type="character" w:customStyle="1" w:styleId="HeaderChar">
     <w:name w:val="Header Char"/>
-    <w:basedOn w:val="2"/>
-    <w:link w:val="5"/>
+    <w:basedOn w:val="DefaultParagraphFont"/>
+    <w:link w:val="Header"/>
+    <w:uiPriority w:val="99"/>
     <w:semiHidden/>
-    <w:uiPriority w:val="99"/>
     <w:rPr>
       <w:lang w:val="id-ID"/>
     </w:rPr>
   </w:style>
-  <w:style w:type="paragraph" w:styleId="10">
+  <w:style w:type="paragraph" w:styleId="ListParagraph">
     <w:name w:val="List Paragraph"/>
-    <w:basedOn w:val="1"/>
+    <w:basedOn w:val="Normal"/>
+    <w:uiPriority w:val="34"/>
     <w:qFormat/>
-    <w:uiPriority w:val="34"/>
     <w:pPr>
       <w:ind w:left="720"/>
       <w:contextualSpacing/>
@@ -4386,6 +7055,7 @@
     </a:fmtScheme>
   </a:themeElements>
   <a:objectDefaults/>
+  <a:extraClrSchemeLst/>
 </a:theme>
 </file>
 
